--- a/00-首页/题组Word/习题书/教师版/第二篇-结构化学/8-结构推断与综合.docx
+++ b/00-首页/题组Word/习题书/教师版/第二篇-结构化学/8-结构推断与综合.docx
@@ -2,240 +2,7 @@
 <file path=word/document.xml><?xml version="1.0" encoding="utf-8"?>
 <w:document xmlns:w="http://schemas.openxmlformats.org/wordprocessingml/2006/main" xmlns:m="http://schemas.openxmlformats.org/officeDocument/2006/math" xmlns:r="http://schemas.openxmlformats.org/officeDocument/2006/relationships" xmlns:o="urn:schemas-microsoft-com:office:office" xmlns:v="urn:schemas-microsoft-com:vml" xmlns:w10="urn:schemas-microsoft-com:office:word" xmlns:a="http://schemas.openxmlformats.org/drawingml/2006/main" xmlns:pic="http://schemas.openxmlformats.org/drawingml/2006/picture" xmlns:wp="http://schemas.openxmlformats.org/drawingml/2006/wordprocessingDrawing">
   <w:body>
-    <w:bookmarkStart w:id="39" w:name="第-8-章-结构推断与综合"/>
-    <w:p>
-      <w:pPr>
-        <w:spacing w:after="1800" w:before="1200" w:line="276" w:lineRule="auto"/>
-        <w:jc w:val="center"/>
-      </w:pPr>
-    </w:p>
-    <w:p>
-      <w:pPr>
-        <w:spacing w:after="320" w:before="0" w:line="276" w:lineRule="auto"/>
-        <w:jc w:val="center"/>
-      </w:pPr>
-      <w:r>
-        <w:rPr>
-          <w:rFonts w:ascii="Times New Roman" w:hAnsi="Times New Roman" w:eastAsia="SimHei" w:cs="Times New Roman"/>
-          <w:b/>
-          <w:color w:val="17324D"/>
-          <w:sz w:val="64"/>
-        </w:rPr>
-        <w:t>化学竞赛习题册</w:t>
-      </w:r>
-    </w:p>
-    <w:p>
-      <w:pPr>
-        <w:spacing w:after="120" w:before="0" w:line="276" w:lineRule="auto"/>
-        <w:jc w:val="center"/>
-      </w:pPr>
-      <w:r>
-        <w:rPr>
-          <w:rFonts w:ascii="Times New Roman" w:hAnsi="Times New Roman" w:eastAsia="SimHei" w:cs="Times New Roman"/>
-          <w:b w:val="0"/>
-          <w:color w:val="5B6975"/>
-          <w:sz w:val="32"/>
-        </w:rPr>
-        <w:t>第二篇</w:t>
-      </w:r>
-      <w:r>
-        <w:rPr>
-          <w:rFonts w:ascii="Times New Roman" w:hAnsi="Times New Roman" w:eastAsia="Times New Roman" w:cs="Times New Roman"/>
-          <w:b w:val="0"/>
-          <w:color w:val="5B6975"/>
-          <w:sz w:val="32"/>
-        </w:rPr>
-        <w:t xml:space="preserve"> </w:t>
-      </w:r>
-      <w:r>
-        <w:rPr>
-          <w:rFonts w:ascii="Times New Roman" w:hAnsi="Times New Roman" w:eastAsia="SimHei" w:cs="Times New Roman"/>
-          <w:b w:val="0"/>
-          <w:color w:val="5B6975"/>
-          <w:sz w:val="32"/>
-        </w:rPr>
-        <w:t>结构化学</w:t>
-      </w:r>
-    </w:p>
-    <w:p>
-      <w:pPr>
-        <w:spacing w:after="600" w:before="0" w:line="276" w:lineRule="auto"/>
-        <w:jc w:val="center"/>
-      </w:pPr>
-      <w:r>
-        <w:rPr>
-          <w:rFonts w:ascii="Times New Roman" w:hAnsi="Times New Roman" w:eastAsia="SimHei" w:cs="Times New Roman"/>
-          <w:b/>
-          <w:color w:val="17324D"/>
-          <w:sz w:val="44"/>
-        </w:rPr>
-        <w:t>第</w:t>
-      </w:r>
-      <w:r>
-        <w:rPr>
-          <w:rFonts w:ascii="Times New Roman" w:hAnsi="Times New Roman" w:eastAsia="Times New Roman" w:cs="Times New Roman"/>
-          <w:b/>
-          <w:color w:val="17324D"/>
-          <w:sz w:val="44"/>
-        </w:rPr>
-        <w:t xml:space="preserve"> 8 </w:t>
-      </w:r>
-      <w:r>
-        <w:rPr>
-          <w:rFonts w:ascii="Times New Roman" w:hAnsi="Times New Roman" w:eastAsia="SimHei" w:cs="Times New Roman"/>
-          <w:b/>
-          <w:color w:val="17324D"/>
-          <w:sz w:val="44"/>
-        </w:rPr>
-        <w:t>章</w:t>
-      </w:r>
-      <w:r>
-        <w:rPr>
-          <w:rFonts w:ascii="Times New Roman" w:hAnsi="Times New Roman" w:eastAsia="Times New Roman" w:cs="Times New Roman"/>
-          <w:b/>
-          <w:color w:val="17324D"/>
-          <w:sz w:val="44"/>
-        </w:rPr>
-        <w:t xml:space="preserve"> </w:t>
-      </w:r>
-      <w:r>
-        <w:rPr>
-          <w:rFonts w:ascii="Times New Roman" w:hAnsi="Times New Roman" w:eastAsia="SimHei" w:cs="Times New Roman"/>
-          <w:b/>
-          <w:color w:val="17324D"/>
-          <w:sz w:val="44"/>
-        </w:rPr>
-        <w:t>结构推断与综合</w:t>
-      </w:r>
-    </w:p>
-    <w:p>
-      <w:pPr>
-        <w:spacing w:after="600" w:before="120" w:line="276" w:lineRule="auto"/>
-        <w:jc w:val="center"/>
-        <w:pBdr>
-          <w:bottom w:val="single" w:sz="8" w:space="4" w:color="4A6577"/>
-        </w:pBdr>
-      </w:pPr>
-    </w:p>
-    <w:p>
-      <w:pPr>
-        <w:spacing w:after="160" w:before="0" w:line="276" w:lineRule="auto"/>
-        <w:jc w:val="center"/>
-      </w:pPr>
-      <w:r>
-        <w:rPr>
-          <w:rFonts w:ascii="Times New Roman" w:hAnsi="Times New Roman" w:eastAsia="FangSong" w:cs="Times New Roman"/>
-          <w:b w:val="0"/>
-          <w:color w:val="5B6975"/>
-          <w:sz w:val="24"/>
-        </w:rPr>
-        <w:t>题量</w:t>
-      </w:r>
-      <w:r>
-        <w:rPr>
-          <w:rFonts w:ascii="Times New Roman" w:hAnsi="Times New Roman" w:eastAsia="Times New Roman" w:cs="Times New Roman"/>
-          <w:b w:val="0"/>
-          <w:color w:val="5B6975"/>
-          <w:sz w:val="24"/>
-        </w:rPr>
-        <w:t>：3</w:t>
-      </w:r>
-    </w:p>
-    <w:p>
-      <w:pPr>
-        <w:spacing w:after="160" w:before="0" w:line="276" w:lineRule="auto"/>
-        <w:jc w:val="center"/>
-      </w:pPr>
-      <w:r>
-        <w:rPr>
-          <w:rFonts w:ascii="Times New Roman" w:hAnsi="Times New Roman" w:eastAsia="FangSong" w:cs="Times New Roman"/>
-          <w:b w:val="0"/>
-          <w:color w:val="5B6975"/>
-          <w:sz w:val="24"/>
-        </w:rPr>
-        <w:t>版本</w:t>
-      </w:r>
-      <w:r>
-        <w:rPr>
-          <w:rFonts w:ascii="Times New Roman" w:hAnsi="Times New Roman" w:eastAsia="Times New Roman" w:cs="Times New Roman"/>
-          <w:b w:val="0"/>
-          <w:color w:val="5B6975"/>
-          <w:sz w:val="24"/>
-        </w:rPr>
-        <w:t>：</w:t>
-      </w:r>
-      <w:r>
-        <w:rPr>
-          <w:rFonts w:ascii="Times New Roman" w:hAnsi="Times New Roman" w:eastAsia="FangSong" w:cs="Times New Roman"/>
-          <w:b w:val="0"/>
-          <w:color w:val="5B6975"/>
-          <w:sz w:val="24"/>
-        </w:rPr>
-        <w:t>教师版</w:t>
-      </w:r>
-      <w:r>
-        <w:rPr>
-          <w:rFonts w:ascii="Times New Roman" w:hAnsi="Times New Roman" w:eastAsia="Times New Roman" w:cs="Times New Roman"/>
-          <w:b w:val="0"/>
-          <w:color w:val="5B6975"/>
-          <w:sz w:val="24"/>
-        </w:rPr>
-        <w:t>（</w:t>
-      </w:r>
-      <w:r>
-        <w:rPr>
-          <w:rFonts w:ascii="Times New Roman" w:hAnsi="Times New Roman" w:eastAsia="FangSong" w:cs="Times New Roman"/>
-          <w:b w:val="0"/>
-          <w:color w:val="5B6975"/>
-          <w:sz w:val="24"/>
-        </w:rPr>
-        <w:t>含答案</w:t>
-      </w:r>
-      <w:r>
-        <w:rPr>
-          <w:rFonts w:ascii="Times New Roman" w:hAnsi="Times New Roman" w:eastAsia="Times New Roman" w:cs="Times New Roman"/>
-          <w:b w:val="0"/>
-          <w:color w:val="5B6975"/>
-          <w:sz w:val="24"/>
-        </w:rPr>
-        <w:t>）</w:t>
-      </w:r>
-    </w:p>
-    <w:p>
-      <w:pPr>
-        <w:spacing w:after="160" w:before="0" w:line="276" w:lineRule="auto"/>
-        <w:jc w:val="center"/>
-      </w:pPr>
-      <w:r>
-        <w:rPr>
-          <w:rFonts w:ascii="Times New Roman" w:hAnsi="Times New Roman" w:eastAsia="FangSong" w:cs="Times New Roman"/>
-          <w:b w:val="0"/>
-          <w:color w:val="5B6975"/>
-          <w:sz w:val="24"/>
-        </w:rPr>
-        <w:t>日期</w:t>
-      </w:r>
-      <w:r>
-        <w:rPr>
-          <w:rFonts w:ascii="Times New Roman" w:hAnsi="Times New Roman" w:eastAsia="Times New Roman" w:cs="Times New Roman"/>
-          <w:b w:val="0"/>
-          <w:color w:val="5B6975"/>
-          <w:sz w:val="24"/>
-        </w:rPr>
-        <w:t>：2026-09-06</w:t>
-      </w:r>
-    </w:p>
-    <w:p>
-      <w:pPr>
-        <w:jc w:val="center"/>
-      </w:pPr>
-      <w:r>
-        <w:rPr>
-          <w:rFonts w:ascii="Times New Roman" w:hAnsi="Times New Roman" w:eastAsia="Times New Roman" w:cs="Times New Roman"/>
-        </w:rPr>
-        <w:br w:type="page"/>
-      </w:r>
-    </w:p>
+    <w:bookmarkStart w:id="40" w:name="第-8-章-结构推断与综合"/>
     <w:p>
       <w:pPr>
         <w:pStyle w:val="Heading1"/>
@@ -4770,7 +4537,7 @@
       </w:r>
     </w:p>
     <w:bookmarkEnd w:id="13"/>
-    <w:bookmarkStart w:id="38" w:name="一分册测试-ch9a-9-锂电池尖晶石综合"/>
+    <w:bookmarkStart w:id="14" w:name="一分册-测1-20"/>
     <w:p>
       <w:pPr>
         <w:pStyle w:val="Heading2"/>
@@ -4781,6 +4548,2466 @@
           <w:rFonts w:ascii="Times New Roman" w:hAnsi="Times New Roman" w:eastAsia="Times New Roman" w:cs="Times New Roman"/>
         </w:rPr>
         <w:t xml:space="preserve">8.3 </w:t>
+      </w:r>
+      <w:r>
+        <w:rPr>
+          <w:rFonts w:hint="eastAsia" w:ascii="Times New Roman" w:hAnsi="Times New Roman" w:eastAsia="SimHei" w:cs="Times New Roman"/>
+        </w:rPr>
+        <w:t>一分册</w:t>
+      </w:r>
+      <w:r>
+        <w:rPr>
+          <w:rFonts w:hint="eastAsia" w:ascii="Times New Roman" w:hAnsi="Times New Roman" w:eastAsia="Times New Roman" w:cs="Times New Roman"/>
+        </w:rPr>
+        <w:t>-</w:t>
+      </w:r>
+      <w:r>
+        <w:rPr>
+          <w:rFonts w:hint="eastAsia" w:ascii="Times New Roman" w:hAnsi="Times New Roman" w:eastAsia="SimHei" w:cs="Times New Roman"/>
+        </w:rPr>
+        <w:t>测</w:t>
+      </w:r>
+      <w:r>
+        <w:rPr>
+          <w:rFonts w:hint="eastAsia" w:ascii="Times New Roman" w:hAnsi="Times New Roman" w:eastAsia="Times New Roman" w:cs="Times New Roman"/>
+        </w:rPr>
+        <w:t>1-20</w:t>
+      </w:r>
+    </w:p>
+    <w:p>
+      <w:pPr>
+        <w:pStyle w:val="Compact"/>
+        <w:numPr>
+          <w:ilvl w:val="0"/>
+          <w:numId w:val="1001"/>
+        </w:numPr>
+      </w:pPr>
+      <w:r>
+        <w:rPr>
+          <w:rFonts w:ascii="Times New Roman" w:hAnsi="Times New Roman" w:eastAsia="Times New Roman" w:cs="Times New Roman"/>
+        </w:rPr>
+        <w:t xml:space="preserve">Tetraazidomethane </w:t>
+      </w:r>
+      <w:r>
+        <w:rPr>
+          <w:rFonts w:hint="eastAsia" w:ascii="Times New Roman" w:hAnsi="Times New Roman" w:eastAsia="FangSong" w:cs="Times New Roman"/>
+        </w:rPr>
+        <w:t xml:space="preserve">是化学家</w:t>
+      </w:r>
+      <w:r>
+        <w:rPr>
+          <w:rFonts w:ascii="Times New Roman" w:hAnsi="Times New Roman" w:eastAsia="Times New Roman" w:cs="Times New Roman"/>
+        </w:rPr>
+        <w:t xml:space="preserve"> 2006 </w:t>
+      </w:r>
+      <w:r>
+        <w:rPr>
+          <w:rFonts w:hint="eastAsia" w:ascii="Times New Roman" w:hAnsi="Times New Roman" w:eastAsia="FangSong" w:cs="Times New Roman"/>
+        </w:rPr>
+        <w:t>年新制得的一种只由两种元素构成的化合物</w:t>
+      </w:r>
+      <w:r>
+        <w:rPr>
+          <w:rFonts w:hint="eastAsia" w:ascii="Times New Roman" w:hAnsi="Times New Roman" w:eastAsia="Times New Roman" w:cs="Times New Roman"/>
+        </w:rPr>
+        <w:t>。</w:t>
+      </w:r>
+      <w:r>
+        <w:rPr>
+          <w:rFonts w:hint="eastAsia" w:ascii="Times New Roman" w:hAnsi="Times New Roman" w:eastAsia="FangSong" w:cs="Times New Roman"/>
+        </w:rPr>
+        <w:t>这两种元素一种是有机物中必不可少的</w:t>
+      </w:r>
+      <w:r>
+        <w:rPr>
+          <w:rFonts w:hint="eastAsia" w:ascii="Times New Roman" w:hAnsi="Times New Roman" w:eastAsia="Times New Roman" w:cs="Times New Roman"/>
+        </w:rPr>
+        <w:t>，</w:t>
+      </w:r>
+      <w:r>
+        <w:rPr>
+          <w:rFonts w:hint="eastAsia" w:ascii="Times New Roman" w:hAnsi="Times New Roman" w:eastAsia="FangSong" w:cs="Times New Roman"/>
+        </w:rPr>
+        <w:t>而另一种则是大气中含量最高的元素</w:t>
+      </w:r>
+      <w:r>
+        <w:rPr>
+          <w:rFonts w:hint="eastAsia" w:ascii="Times New Roman" w:hAnsi="Times New Roman" w:eastAsia="Times New Roman" w:cs="Times New Roman"/>
+        </w:rPr>
+        <w:t>。</w:t>
+      </w:r>
+      <w:r>
+        <w:rPr>
+          <w:rFonts w:hint="eastAsia" w:ascii="Times New Roman" w:hAnsi="Times New Roman" w:eastAsia="FangSong" w:cs="Times New Roman"/>
+        </w:rPr>
+        <w:t>制备</w:t>
+      </w:r>
+      <w:r>
+        <w:rPr>
+          <w:rFonts w:ascii="Times New Roman" w:hAnsi="Times New Roman" w:eastAsia="Times New Roman" w:cs="Times New Roman"/>
+        </w:rPr>
+        <w:t xml:space="preserve"> Tetraazidomethane </w:t>
+      </w:r>
+      <w:r>
+        <w:rPr>
+          <w:rFonts w:hint="eastAsia" w:ascii="Times New Roman" w:hAnsi="Times New Roman" w:eastAsia="FangSong" w:cs="Times New Roman"/>
+        </w:rPr>
+        <w:t xml:space="preserve">的一种方法是由含锑盐</w:t>
+      </w:r>
+      <w:r>
+        <w:rPr>
+          <w:rFonts w:ascii="Times New Roman" w:hAnsi="Times New Roman" w:eastAsia="Times New Roman" w:cs="Times New Roman"/>
+        </w:rPr>
+        <w:t xml:space="preserve"> A </w:t>
+      </w:r>
+      <w:r>
+        <w:rPr>
+          <w:rFonts w:hint="eastAsia" w:ascii="Times New Roman" w:hAnsi="Times New Roman" w:eastAsia="FangSong" w:cs="Times New Roman"/>
+        </w:rPr>
+        <w:t xml:space="preserve">与一种钠盐</w:t>
+      </w:r>
+      <w:r>
+        <w:rPr>
+          <w:rFonts w:ascii="Times New Roman" w:hAnsi="Times New Roman" w:eastAsia="Times New Roman" w:cs="Times New Roman"/>
+        </w:rPr>
+        <w:t xml:space="preserve"> B </w:t>
+      </w:r>
+      <w:r>
+        <w:rPr>
+          <w:rFonts w:hint="eastAsia" w:ascii="Times New Roman" w:hAnsi="Times New Roman" w:eastAsia="FangSong" w:cs="Times New Roman"/>
+        </w:rPr>
+        <w:t>在一定条件下发生复分解反应</w:t>
+      </w:r>
+      <w:r>
+        <w:rPr>
+          <w:rFonts w:hint="eastAsia" w:ascii="Times New Roman" w:hAnsi="Times New Roman" w:eastAsia="Times New Roman" w:cs="Times New Roman"/>
+        </w:rPr>
+        <w:t>。</w:t>
+      </w:r>
+      <w:r>
+        <w:rPr>
+          <w:rFonts w:hint="eastAsia" w:ascii="Times New Roman" w:hAnsi="Times New Roman" w:eastAsia="FangSong" w:cs="Times New Roman"/>
+        </w:rPr>
+        <w:t>盐</w:t>
+      </w:r>
+      <w:r>
+        <w:rPr>
+          <w:rFonts w:ascii="Times New Roman" w:hAnsi="Times New Roman" w:eastAsia="Times New Roman" w:cs="Times New Roman"/>
+        </w:rPr>
+        <w:t xml:space="preserve"> A </w:t>
+      </w:r>
+      <w:r>
+        <w:rPr>
+          <w:rFonts w:hint="eastAsia" w:ascii="Times New Roman" w:hAnsi="Times New Roman" w:eastAsia="FangSong" w:cs="Times New Roman"/>
+        </w:rPr>
+        <w:t>的阳离子为三角锥构型</w:t>
+      </w:r>
+      <w:r>
+        <w:rPr>
+          <w:rFonts w:hint="eastAsia" w:ascii="Times New Roman" w:hAnsi="Times New Roman" w:eastAsia="Times New Roman" w:cs="Times New Roman"/>
+        </w:rPr>
+        <w:t>，</w:t>
+      </w:r>
+      <w:r>
+        <w:rPr>
+          <w:rFonts w:hint="eastAsia" w:ascii="Times New Roman" w:hAnsi="Times New Roman" w:eastAsia="FangSong" w:cs="Times New Roman"/>
+        </w:rPr>
+        <w:t>含氮质量分数约为</w:t>
+      </w:r>
+      <w:r>
+        <w:rPr>
+          <w:rFonts w:ascii="Times New Roman" w:hAnsi="Times New Roman" w:eastAsia="Times New Roman" w:cs="Times New Roman"/>
+        </w:rPr>
+        <w:t xml:space="preserve"> </w:t>
+      </w:r>
+      <w:r>
+        <w:rPr>
+          <w:rFonts w:hint="eastAsia" w:ascii="Times New Roman" w:hAnsi="Times New Roman" w:eastAsia="Times New Roman" w:cs="Times New Roman"/>
+        </w:rPr>
+        <w:t>91.30%；</w:t>
+      </w:r>
+      <w:r>
+        <w:rPr>
+          <w:rFonts w:hint="eastAsia" w:ascii="Times New Roman" w:hAnsi="Times New Roman" w:eastAsia="FangSong" w:cs="Times New Roman"/>
+        </w:rPr>
+        <w:t>阴离子为</w:t>
+      </w:r>
+      <w:r>
+        <w:rPr>
+          <w:rFonts w:ascii="Times New Roman" w:hAnsi="Times New Roman" w:eastAsia="Times New Roman" w:cs="Times New Roman"/>
+        </w:rPr>
+        <w:t xml:space="preserve"> </w:t>
+      </w:r>
+      <w:r>
+        <w:rPr>
+          <w:rFonts w:hint="eastAsia" w:ascii="Times New Roman" w:hAnsi="Times New Roman" w:eastAsia="Times New Roman" w:cs="Times New Roman"/>
+        </w:rPr>
+        <w:t>SbCl</w:t>
+      </w:r>
+      <w:r>
+        <w:rPr>
+          <w:rFonts w:hint="eastAsia" w:ascii="Times New Roman" w:hAnsi="Times New Roman" w:eastAsia="Times New Roman" w:cs="Times New Roman"/>
+          <w:vertAlign w:val="subscript"/>
+        </w:rPr>
+        <w:t>6</w:t>
+      </w:r>
+      <w:r>
+        <w:rPr>
+          <w:rFonts w:hint="eastAsia" w:ascii="Times New Roman" w:hAnsi="Times New Roman" w:eastAsia="Times New Roman" w:cs="Times New Roman"/>
+          <w:vertAlign w:val="superscript"/>
+        </w:rPr>
+        <w:t>-</w:t>
+      </w:r>
+      <w:r>
+        <w:rPr>
+          <w:rFonts w:hint="eastAsia" w:ascii="Times New Roman" w:hAnsi="Times New Roman" w:eastAsia="Times New Roman" w:cs="Times New Roman"/>
+        </w:rPr>
+        <w:t>。</w:t>
+      </w:r>
+      <w:r>
+        <w:rPr>
+          <w:rFonts w:hint="eastAsia" w:ascii="Times New Roman" w:hAnsi="Times New Roman" w:eastAsia="FangSong" w:cs="Times New Roman"/>
+        </w:rPr>
+        <w:t>钠盐</w:t>
+      </w:r>
+      <w:r>
+        <w:rPr>
+          <w:rFonts w:ascii="Times New Roman" w:hAnsi="Times New Roman" w:eastAsia="Times New Roman" w:cs="Times New Roman"/>
+        </w:rPr>
+        <w:t xml:space="preserve"> B </w:t>
+      </w:r>
+      <w:r>
+        <w:rPr>
+          <w:rFonts w:hint="eastAsia" w:ascii="Times New Roman" w:hAnsi="Times New Roman" w:eastAsia="FangSong" w:cs="Times New Roman"/>
+        </w:rPr>
+        <w:t xml:space="preserve">的阴离子和</w:t>
+      </w:r>
+      <w:r>
+        <w:rPr>
+          <w:rFonts w:ascii="Times New Roman" w:hAnsi="Times New Roman" w:eastAsia="Times New Roman" w:cs="Times New Roman"/>
+        </w:rPr>
+        <w:t xml:space="preserve"> CO</w:t>
+      </w:r>
+      <w:r>
+        <w:rPr>
+          <w:rFonts w:ascii="Times New Roman" w:hAnsi="Times New Roman" w:eastAsia="Times New Roman" w:cs="Times New Roman"/>
+          <w:vertAlign w:val="subscript"/>
+        </w:rPr>
+        <w:t>2</w:t>
+      </w:r>
+      <w:r>
+        <w:rPr>
+          <w:rFonts w:ascii="Times New Roman" w:hAnsi="Times New Roman" w:eastAsia="Times New Roman" w:cs="Times New Roman"/>
+        </w:rPr>
+        <w:t xml:space="preserve"> </w:t>
+      </w:r>
+      <w:r>
+        <w:rPr>
+          <w:rFonts w:hint="eastAsia" w:ascii="Times New Roman" w:hAnsi="Times New Roman" w:eastAsia="FangSong" w:cs="Times New Roman"/>
+        </w:rPr>
+        <w:t>是等电子体</w:t>
+      </w:r>
+      <w:r>
+        <w:rPr>
+          <w:rFonts w:hint="eastAsia" w:ascii="Times New Roman" w:hAnsi="Times New Roman" w:eastAsia="Times New Roman" w:cs="Times New Roman"/>
+        </w:rPr>
+        <w:t>。Tetraazidomethane</w:t>
+      </w:r>
+      <w:r>
+        <w:rPr>
+          <w:rFonts w:ascii="Times New Roman" w:hAnsi="Times New Roman" w:eastAsia="Times New Roman" w:cs="Times New Roman"/>
+        </w:rPr>
+        <w:t xml:space="preserve"> </w:t>
+      </w:r>
+      <w:r>
+        <w:rPr>
+          <w:rFonts w:hint="eastAsia" w:ascii="Times New Roman" w:hAnsi="Times New Roman" w:eastAsia="FangSong" w:cs="Times New Roman"/>
+        </w:rPr>
+        <w:t>是一种高沸点的液体</w:t>
+      </w:r>
+      <w:r>
+        <w:rPr>
+          <w:rFonts w:hint="eastAsia" w:ascii="Times New Roman" w:hAnsi="Times New Roman" w:eastAsia="Times New Roman" w:cs="Times New Roman"/>
+        </w:rPr>
+        <w:t>，</w:t>
+      </w:r>
+      <w:r>
+        <w:rPr>
+          <w:rFonts w:hint="eastAsia" w:ascii="Times New Roman" w:hAnsi="Times New Roman" w:eastAsia="FangSong" w:cs="Times New Roman"/>
+        </w:rPr>
+        <w:t>含氮质量分数约为</w:t>
+      </w:r>
+      <w:r>
+        <w:rPr>
+          <w:rFonts w:ascii="Times New Roman" w:hAnsi="Times New Roman" w:eastAsia="Times New Roman" w:cs="Times New Roman"/>
+        </w:rPr>
+        <w:t xml:space="preserve"> </w:t>
+      </w:r>
+      <w:r>
+        <w:rPr>
+          <w:rFonts w:hint="eastAsia" w:ascii="Times New Roman" w:hAnsi="Times New Roman" w:eastAsia="Times New Roman" w:cs="Times New Roman"/>
+        </w:rPr>
+        <w:t>93.33%，</w:t>
+      </w:r>
+      <w:r>
+        <w:rPr>
+          <w:rFonts w:hint="eastAsia" w:ascii="Times New Roman" w:hAnsi="Times New Roman" w:eastAsia="FangSong" w:cs="Times New Roman"/>
+        </w:rPr>
+        <w:t>有一定的危险性</w:t>
+      </w:r>
+      <w:r>
+        <w:rPr>
+          <w:rFonts w:hint="eastAsia" w:ascii="Times New Roman" w:hAnsi="Times New Roman" w:eastAsia="Times New Roman" w:cs="Times New Roman"/>
+        </w:rPr>
+        <w:t>。</w:t>
+      </w:r>
+    </w:p>
+    <w:p>
+      <w:pPr>
+        <w:numPr>
+          <w:ilvl w:val="0"/>
+          <w:numId w:val="1002"/>
+        </w:numPr>
+      </w:pPr>
+      <w:r>
+        <w:rPr>
+          <w:rFonts w:hint="eastAsia" w:ascii="Times New Roman" w:hAnsi="Times New Roman" w:eastAsia="FangSong" w:cs="Times New Roman"/>
+        </w:rPr>
+        <w:t xml:space="preserve">与</w:t>
+      </w:r>
+      <w:r>
+        <w:rPr>
+          <w:rFonts w:ascii="Times New Roman" w:hAnsi="Times New Roman" w:eastAsia="Times New Roman" w:cs="Times New Roman"/>
+        </w:rPr>
+        <w:t xml:space="preserve"> Tetraazidomethane </w:t>
+      </w:r>
+      <w:r>
+        <w:rPr>
+          <w:rFonts w:hint="eastAsia" w:ascii="Times New Roman" w:hAnsi="Times New Roman" w:eastAsia="FangSong" w:cs="Times New Roman"/>
+        </w:rPr>
+        <w:t>含有相同元素的二元化合物可能有着截然不同的性质</w:t>
+      </w:r>
+      <w:r>
+        <w:rPr>
+          <w:rFonts w:hint="eastAsia" w:ascii="Times New Roman" w:hAnsi="Times New Roman" w:eastAsia="Times New Roman" w:cs="Times New Roman"/>
+        </w:rPr>
+        <w:t>，</w:t>
+      </w:r>
+      <w:r>
+        <w:rPr>
+          <w:rFonts w:hint="eastAsia" w:ascii="Times New Roman" w:hAnsi="Times New Roman" w:eastAsia="FangSong" w:cs="Times New Roman"/>
+        </w:rPr>
+        <w:t>比如按照化合价一般规律组成的最简单形式的化合物</w:t>
+      </w:r>
+      <w:r>
+        <w:rPr>
+          <w:rFonts w:ascii="Times New Roman" w:hAnsi="Times New Roman" w:eastAsia="Times New Roman" w:cs="Times New Roman"/>
+        </w:rPr>
+        <w:t xml:space="preserve"> X </w:t>
+      </w:r>
+      <w:r>
+        <w:rPr>
+          <w:rFonts w:hint="eastAsia" w:ascii="Times New Roman" w:hAnsi="Times New Roman" w:eastAsia="FangSong" w:cs="Times New Roman"/>
+        </w:rPr>
+        <w:t>在材料科学中有着特殊的研究意义</w:t>
+      </w:r>
+      <w:r>
+        <w:rPr>
+          <w:rFonts w:hint="eastAsia" w:ascii="Times New Roman" w:hAnsi="Times New Roman" w:eastAsia="Times New Roman" w:cs="Times New Roman"/>
+        </w:rPr>
+        <w:t>。</w:t>
+      </w:r>
+      <w:r>
+        <w:rPr>
+          <w:rFonts w:hint="eastAsia" w:ascii="Times New Roman" w:hAnsi="Times New Roman" w:eastAsia="FangSong" w:cs="Times New Roman"/>
+        </w:rPr>
+        <w:t>其化学式为</w:t>
+      </w:r>
+      <w:r>
+        <w:rPr>
+          <w:rFonts w:hint="eastAsia" w:ascii="Times New Roman" w:hAnsi="Times New Roman" w:eastAsia="Times New Roman" w:cs="Times New Roman"/>
+        </w:rPr>
+        <w:t>____。</w:t>
+      </w:r>
+    </w:p>
+    <w:p>
+      <w:pPr>
+        <w:numPr>
+          <w:ilvl w:val="0"/>
+          <w:numId w:val="1002"/>
+        </w:numPr>
+      </w:pPr>
+      <w:r>
+        <w:rPr>
+          <w:rFonts w:hint="eastAsia" w:ascii="Times New Roman" w:hAnsi="Times New Roman" w:eastAsia="FangSong" w:cs="Times New Roman"/>
+        </w:rPr>
+        <w:t xml:space="preserve">已知</w:t>
+      </w:r>
+      <w:r>
+        <w:rPr>
+          <w:rFonts w:ascii="Times New Roman" w:hAnsi="Times New Roman" w:eastAsia="Times New Roman" w:cs="Times New Roman"/>
+        </w:rPr>
+        <w:t xml:space="preserve"> </w:t>
+      </w:r>
+      <m:oMath>
+        <m:oMathPr>
+          <m:ctrlPr>
+            <w:rPr>
+              <w:sz w:val="28"/>
+              <w:szCs w:val="28"/>
+            </w:rPr>
+          </m:ctrlPr>
+        </m:oMathPr>
+        <m:sSubSup>
+          <m:e>
+            <m:r>
+              <m:rPr>
+                <m:sty m:val="p"/>
+              </m:rPr>
+              <m:t>S</m:t>
+            </m:r>
+            <m:r>
+              <m:rPr>
+                <m:sty m:val="p"/>
+              </m:rPr>
+              <m:t>b</m:t>
+            </m:r>
+            <m:r>
+              <m:rPr>
+                <m:sty m:val="p"/>
+              </m:rPr>
+              <m:t>C</m:t>
+            </m:r>
+            <m:r>
+              <m:rPr>
+                <m:sty m:val="p"/>
+              </m:rPr>
+              <m:t>l</m:t>
+            </m:r>
+          </m:e>
+          <m:sub>
+            <m:r>
+              <m:t>6</m:t>
+            </m:r>
+          </m:sub>
+          <m:sup>
+            <m:r>
+              <m:rPr>
+                <m:sty m:val="p"/>
+              </m:rPr>
+              <m:t>−</m:t>
+            </m:r>
+          </m:sup>
+        </m:sSubSup>
+      </m:oMath>
+      <w:r>
+        <w:rPr>
+          <w:rFonts w:ascii="Times New Roman" w:hAnsi="Times New Roman" w:eastAsia="Times New Roman" w:cs="Times New Roman"/>
+        </w:rPr>
+        <w:t xml:space="preserve"> </w:t>
+      </w:r>
+      <w:r>
+        <w:rPr>
+          <w:rFonts w:hint="eastAsia" w:ascii="Times New Roman" w:hAnsi="Times New Roman" w:eastAsia="FangSong" w:cs="Times New Roman"/>
+        </w:rPr>
+        <w:t>的中心原子上的价电子都用于形成共价键了</w:t>
+      </w:r>
+      <w:r>
+        <w:rPr>
+          <w:rFonts w:hint="eastAsia" w:ascii="Times New Roman" w:hAnsi="Times New Roman" w:eastAsia="Times New Roman" w:cs="Times New Roman"/>
+        </w:rPr>
+        <w:t>，</w:t>
+      </w:r>
+      <w:r>
+        <w:rPr>
+          <w:rFonts w:hint="eastAsia" w:ascii="Times New Roman" w:hAnsi="Times New Roman" w:eastAsia="FangSong" w:cs="Times New Roman"/>
+        </w:rPr>
+        <w:t>则</w:t>
+      </w:r>
+      <w:r>
+        <w:rPr>
+          <w:rFonts w:ascii="Times New Roman" w:hAnsi="Times New Roman" w:eastAsia="Times New Roman" w:cs="Times New Roman"/>
+        </w:rPr>
+        <w:t xml:space="preserve"> </w:t>
+      </w:r>
+      <m:oMath>
+        <m:oMathPr>
+          <m:ctrlPr>
+            <w:rPr>
+              <w:sz w:val="28"/>
+              <w:szCs w:val="28"/>
+            </w:rPr>
+          </m:ctrlPr>
+        </m:oMathPr>
+        <m:sSubSup>
+          <m:e>
+            <m:r>
+              <m:rPr>
+                <m:sty m:val="p"/>
+              </m:rPr>
+              <m:t>S</m:t>
+            </m:r>
+            <m:r>
+              <m:rPr>
+                <m:sty m:val="p"/>
+              </m:rPr>
+              <m:t>b</m:t>
+            </m:r>
+            <m:r>
+              <m:rPr>
+                <m:sty m:val="p"/>
+              </m:rPr>
+              <m:t>C</m:t>
+            </m:r>
+            <m:r>
+              <m:rPr>
+                <m:sty m:val="p"/>
+              </m:rPr>
+              <m:t>l</m:t>
+            </m:r>
+          </m:e>
+          <m:sub>
+            <m:r>
+              <m:t>6</m:t>
+            </m:r>
+          </m:sub>
+          <m:sup>
+            <m:r>
+              <m:rPr>
+                <m:sty m:val="p"/>
+              </m:rPr>
+              <m:t>−</m:t>
+            </m:r>
+          </m:sup>
+        </m:sSubSup>
+      </m:oMath>
+      <w:r>
+        <w:rPr>
+          <w:rFonts w:ascii="Times New Roman" w:hAnsi="Times New Roman" w:eastAsia="Times New Roman" w:cs="Times New Roman"/>
+        </w:rPr>
+        <w:t xml:space="preserve"> </w:t>
+      </w:r>
+      <w:r>
+        <w:rPr>
+          <w:rFonts w:hint="eastAsia" w:ascii="Times New Roman" w:hAnsi="Times New Roman" w:eastAsia="FangSong" w:cs="Times New Roman"/>
+        </w:rPr>
+        <w:t>的立体构型为</w:t>
+      </w:r>
+      <w:r>
+        <w:rPr>
+          <w:rFonts w:hint="eastAsia" w:ascii="Times New Roman" w:hAnsi="Times New Roman" w:eastAsia="Times New Roman" w:cs="Times New Roman"/>
+        </w:rPr>
+        <w:t>_</w:t>
+      </w:r>
+      <w:r>
+        <w:rPr>
+          <w:rFonts w:hint="eastAsia" w:ascii="Times New Roman" w:hAnsi="Times New Roman" w:eastAsia="Times New Roman" w:cs="Times New Roman"/>
+          <w:b/>
+          <w:bCs/>
+          <w:i/>
+          <w:iCs/>
+        </w:rPr>
+        <w:t xml:space="preserve">；B</w:t>
+      </w:r>
+      <w:r>
+        <w:rPr>
+          <w:rFonts w:ascii="Times New Roman" w:hAnsi="Times New Roman" w:eastAsia="Times New Roman" w:cs="Times New Roman"/>
+          <w:b/>
+          <w:bCs/>
+          <w:i/>
+          <w:iCs/>
+        </w:rPr>
+        <w:t xml:space="preserve"> </w:t>
+      </w:r>
+      <w:r>
+        <w:rPr>
+          <w:rFonts w:hint="eastAsia" w:ascii="Times New Roman" w:hAnsi="Times New Roman" w:eastAsia="FangSong" w:cs="Times New Roman"/>
+          <w:b/>
+          <w:bCs/>
+          <w:i/>
+          <w:iCs/>
+        </w:rPr>
+        <w:t xml:space="preserve">的阴离子的立体构型可能为</w:t>
+      </w:r>
+      <w:r>
+        <w:rPr>
+          <w:rFonts w:ascii="Times New Roman" w:hAnsi="Times New Roman" w:eastAsia="Times New Roman" w:cs="Times New Roman"/>
+        </w:rPr>
+        <w:t xml:space="preserve">_。</w:t>
+      </w:r>
+    </w:p>
+    <w:p>
+      <w:pPr>
+        <w:numPr>
+          <w:ilvl w:val="0"/>
+          <w:numId w:val="1002"/>
+        </w:numPr>
+      </w:pPr>
+      <w:r>
+        <w:rPr>
+          <w:rFonts w:ascii="Times New Roman" w:hAnsi="Times New Roman" w:eastAsia="Times New Roman" w:cs="Times New Roman"/>
+        </w:rPr>
+        <w:t xml:space="preserve">B </w:t>
+      </w:r>
+      <w:r>
+        <w:rPr>
+          <w:rFonts w:hint="eastAsia" w:ascii="Times New Roman" w:hAnsi="Times New Roman" w:eastAsia="FangSong" w:cs="Times New Roman"/>
+        </w:rPr>
+        <w:t xml:space="preserve">与</w:t>
+      </w:r>
+      <w:r>
+        <w:rPr>
+          <w:rFonts w:ascii="Times New Roman" w:hAnsi="Times New Roman" w:eastAsia="Times New Roman" w:cs="Times New Roman"/>
+        </w:rPr>
+        <w:t xml:space="preserve"> </w:t>
+      </w:r>
+      <m:oMath>
+        <m:sSub>
+          <m:e>
+            <m:r>
+              <m:rPr>
+                <m:sty m:val="p"/>
+              </m:rPr>
+              <m:t>K</m:t>
+            </m:r>
+            <m:r>
+              <m:rPr>
+                <m:sty m:val="p"/>
+              </m:rPr>
+              <m:t>N</m:t>
+            </m:r>
+            <m:r>
+              <m:rPr>
+                <m:sty m:val="p"/>
+              </m:rPr>
+              <m:t>O</m:t>
+            </m:r>
+          </m:e>
+          <m:sub>
+            <m:r>
+              <m:t>3</m:t>
+            </m:r>
+          </m:sub>
+        </m:sSub>
+      </m:oMath>
+      <w:r>
+        <w:rPr>
+          <w:rFonts w:ascii="Times New Roman" w:hAnsi="Times New Roman" w:eastAsia="Times New Roman" w:cs="Times New Roman"/>
+        </w:rPr>
+        <w:t xml:space="preserve"> </w:t>
+      </w:r>
+      <w:r>
+        <w:rPr>
+          <w:rFonts w:hint="eastAsia" w:ascii="Times New Roman" w:hAnsi="Times New Roman" w:eastAsia="FangSong" w:cs="Times New Roman"/>
+        </w:rPr>
+        <w:t>混合</w:t>
+      </w:r>
+      <w:r>
+        <w:rPr>
+          <w:rFonts w:hint="eastAsia" w:ascii="Times New Roman" w:hAnsi="Times New Roman" w:eastAsia="Times New Roman" w:cs="Times New Roman"/>
+        </w:rPr>
+        <w:t>，</w:t>
+      </w:r>
+      <w:r>
+        <w:rPr>
+          <w:rFonts w:hint="eastAsia" w:ascii="Times New Roman" w:hAnsi="Times New Roman" w:eastAsia="FangSong" w:cs="Times New Roman"/>
+        </w:rPr>
+        <w:t>点燃后产生相当慢的爆炸</w:t>
+      </w:r>
+      <w:r>
+        <w:rPr>
+          <w:rFonts w:hint="eastAsia" w:ascii="Times New Roman" w:hAnsi="Times New Roman" w:eastAsia="Times New Roman" w:cs="Times New Roman"/>
+        </w:rPr>
+        <w:t>，</w:t>
+      </w:r>
+      <w:r>
+        <w:rPr>
+          <w:rFonts w:hint="eastAsia" w:ascii="Times New Roman" w:hAnsi="Times New Roman" w:eastAsia="FangSong" w:cs="Times New Roman"/>
+        </w:rPr>
+        <w:t>分两步进行反应</w:t>
+      </w:r>
+      <w:r>
+        <w:rPr>
+          <w:rFonts w:hint="eastAsia" w:ascii="Times New Roman" w:hAnsi="Times New Roman" w:eastAsia="Times New Roman" w:cs="Times New Roman"/>
+        </w:rPr>
+        <w:t>，</w:t>
+      </w:r>
+      <w:r>
+        <w:rPr>
+          <w:rFonts w:hint="eastAsia" w:ascii="Times New Roman" w:hAnsi="Times New Roman" w:eastAsia="FangSong" w:cs="Times New Roman"/>
+        </w:rPr>
+        <w:t>首先是</w:t>
+      </w:r>
+      <w:r>
+        <w:rPr>
+          <w:rFonts w:ascii="Times New Roman" w:hAnsi="Times New Roman" w:eastAsia="Times New Roman" w:cs="Times New Roman"/>
+        </w:rPr>
+        <w:t xml:space="preserve"> B </w:t>
+      </w:r>
+      <w:r>
+        <w:rPr>
+          <w:rFonts w:hint="eastAsia" w:ascii="Times New Roman" w:hAnsi="Times New Roman" w:eastAsia="FangSong" w:cs="Times New Roman"/>
+        </w:rPr>
+        <w:t>分解</w:t>
+      </w:r>
+      <w:r>
+        <w:rPr>
+          <w:rFonts w:hint="eastAsia" w:ascii="Times New Roman" w:hAnsi="Times New Roman" w:eastAsia="Times New Roman" w:cs="Times New Roman"/>
+        </w:rPr>
+        <w:t>，</w:t>
+      </w:r>
+      <w:r>
+        <w:rPr>
+          <w:rFonts w:hint="eastAsia" w:ascii="Times New Roman" w:hAnsi="Times New Roman" w:eastAsia="FangSong" w:cs="Times New Roman"/>
+        </w:rPr>
+        <w:t>产生金属和一种气体</w:t>
+      </w:r>
+      <w:r>
+        <w:rPr>
+          <w:rFonts w:hint="eastAsia" w:ascii="Times New Roman" w:hAnsi="Times New Roman" w:eastAsia="Times New Roman" w:cs="Times New Roman"/>
+        </w:rPr>
+        <w:t>；</w:t>
+      </w:r>
+      <w:r>
+        <w:rPr>
+          <w:rFonts w:hint="eastAsia" w:ascii="Times New Roman" w:hAnsi="Times New Roman" w:eastAsia="FangSong" w:cs="Times New Roman"/>
+        </w:rPr>
+        <w:t>该金属再与</w:t>
+      </w:r>
+      <w:r>
+        <w:rPr>
+          <w:rFonts w:ascii="Times New Roman" w:hAnsi="Times New Roman" w:eastAsia="Times New Roman" w:cs="Times New Roman"/>
+        </w:rPr>
+        <w:t xml:space="preserve"> </w:t>
+      </w:r>
+      <m:oMath>
+        <m:sSub>
+          <m:e>
+            <m:r>
+              <m:rPr>
+                <m:sty m:val="p"/>
+              </m:rPr>
+              <m:t>K</m:t>
+            </m:r>
+            <m:r>
+              <m:rPr>
+                <m:sty m:val="p"/>
+              </m:rPr>
+              <m:t>N</m:t>
+            </m:r>
+            <m:r>
+              <m:rPr>
+                <m:sty m:val="p"/>
+              </m:rPr>
+              <m:t>O</m:t>
+            </m:r>
+          </m:e>
+          <m:sub>
+            <m:r>
+              <m:t>3</m:t>
+            </m:r>
+          </m:sub>
+        </m:sSub>
+      </m:oMath>
+      <w:r>
+        <w:rPr>
+          <w:rFonts w:ascii="Times New Roman" w:hAnsi="Times New Roman" w:eastAsia="Times New Roman" w:cs="Times New Roman"/>
+        </w:rPr>
+        <w:t xml:space="preserve"> </w:t>
+      </w:r>
+      <w:r>
+        <w:rPr>
+          <w:rFonts w:hint="eastAsia" w:ascii="Times New Roman" w:hAnsi="Times New Roman" w:eastAsia="FangSong" w:cs="Times New Roman"/>
+        </w:rPr>
+        <w:t>反应</w:t>
+      </w:r>
+      <w:r>
+        <w:rPr>
+          <w:rFonts w:hint="eastAsia" w:ascii="Times New Roman" w:hAnsi="Times New Roman" w:eastAsia="Times New Roman" w:cs="Times New Roman"/>
+        </w:rPr>
+        <w:t>，</w:t>
+      </w:r>
+      <w:r>
+        <w:rPr>
+          <w:rFonts w:hint="eastAsia" w:ascii="Times New Roman" w:hAnsi="Times New Roman" w:eastAsia="FangSong" w:cs="Times New Roman"/>
+        </w:rPr>
+        <w:t>释放出一种气体</w:t>
+      </w:r>
+      <w:r>
+        <w:rPr>
+          <w:rFonts w:hint="eastAsia" w:ascii="Times New Roman" w:hAnsi="Times New Roman" w:eastAsia="Times New Roman" w:cs="Times New Roman"/>
+        </w:rPr>
+        <w:t>，</w:t>
+      </w:r>
+      <w:r>
+        <w:rPr>
+          <w:rFonts w:hint="eastAsia" w:ascii="Times New Roman" w:hAnsi="Times New Roman" w:eastAsia="FangSong" w:cs="Times New Roman"/>
+        </w:rPr>
+        <w:t>同时得到两种用一般点燃法无法制备的金属氧化物</w:t>
+      </w:r>
+      <w:r>
+        <w:rPr>
+          <w:rFonts w:hint="eastAsia" w:ascii="Times New Roman" w:hAnsi="Times New Roman" w:eastAsia="Times New Roman" w:cs="Times New Roman"/>
+        </w:rPr>
+        <w:t>。</w:t>
+      </w:r>
+      <w:r>
+        <w:rPr>
+          <w:rFonts w:hint="eastAsia" w:ascii="Times New Roman" w:hAnsi="Times New Roman" w:eastAsia="FangSong" w:cs="Times New Roman"/>
+        </w:rPr>
+        <w:t>请写出可能发生反应的化学方程式</w:t>
+      </w:r>
+      <w:r>
+        <w:rPr>
+          <w:rFonts w:hint="eastAsia" w:ascii="Times New Roman" w:hAnsi="Times New Roman" w:eastAsia="Times New Roman" w:cs="Times New Roman"/>
+        </w:rPr>
+        <w:t>：</w:t>
+      </w:r>
+    </w:p>
+    <w:p>
+      <w:pPr>
+        <w:pStyle w:val="FirstParagraph"/>
+      </w:pPr>
+      <w:r>
+        <w:rPr>
+          <w:rFonts w:ascii="Times New Roman" w:hAnsi="Times New Roman" w:eastAsia="Times New Roman" w:cs="Times New Roman"/>
+        </w:rPr>
+        <w:t xml:space="preserve">①____</w:t>
+      </w:r>
+    </w:p>
+    <w:p>
+      <w:pPr>
+        <w:pStyle w:val="BodyText"/>
+      </w:pPr>
+      <w:r>
+        <w:rPr>
+          <w:rFonts w:ascii="Times New Roman" w:hAnsi="Times New Roman" w:eastAsia="Times New Roman" w:cs="Times New Roman"/>
+        </w:rPr>
+        <w:t xml:space="preserve">②____</w:t>
+      </w:r>
+    </w:p>
+    <w:p>
+      <w:pPr>
+        <w:pStyle w:val="Compact"/>
+        <w:numPr>
+          <w:ilvl w:val="0"/>
+          <w:numId w:val="1003"/>
+        </w:numPr>
+      </w:pPr>
+      <w:r>
+        <w:rPr>
+          <w:rFonts w:hint="eastAsia" w:ascii="Times New Roman" w:hAnsi="Times New Roman" w:eastAsia="FangSong" w:cs="Times New Roman"/>
+        </w:rPr>
+        <w:t>硝化甘油是丙三醇与硝酸形成的酯</w:t>
+      </w:r>
+      <w:r>
+        <w:rPr>
+          <w:rFonts w:hint="eastAsia" w:ascii="Times New Roman" w:hAnsi="Times New Roman" w:eastAsia="Times New Roman" w:cs="Times New Roman"/>
+        </w:rPr>
+        <w:t>，</w:t>
+      </w:r>
+      <w:r>
+        <w:rPr>
+          <w:rFonts w:hint="eastAsia" w:ascii="Times New Roman" w:hAnsi="Times New Roman" w:eastAsia="FangSong" w:cs="Times New Roman"/>
+        </w:rPr>
+        <w:t>撞击后能剧烈爆炸</w:t>
+      </w:r>
+      <w:r>
+        <w:rPr>
+          <w:rFonts w:hint="eastAsia" w:ascii="Times New Roman" w:hAnsi="Times New Roman" w:eastAsia="Times New Roman" w:cs="Times New Roman"/>
+        </w:rPr>
+        <w:t>。</w:t>
+      </w:r>
+      <w:r>
+        <w:rPr>
+          <w:rFonts w:hint="eastAsia" w:ascii="Times New Roman" w:hAnsi="Times New Roman" w:eastAsia="FangSong" w:cs="Times New Roman"/>
+        </w:rPr>
+        <w:t>试写出反应的化学方程式</w:t>
+      </w:r>
+      <w:r>
+        <w:rPr>
+          <w:rFonts w:hint="eastAsia" w:ascii="Times New Roman" w:hAnsi="Times New Roman" w:eastAsia="Times New Roman" w:cs="Times New Roman"/>
+        </w:rPr>
+        <w:t>，</w:t>
+      </w:r>
+      <w:r>
+        <w:rPr>
+          <w:rFonts w:hint="eastAsia" w:ascii="Times New Roman" w:hAnsi="Times New Roman" w:eastAsia="FangSong" w:cs="Times New Roman"/>
+        </w:rPr>
+        <w:t>并配平</w:t>
+      </w:r>
+      <w:r>
+        <w:rPr>
+          <w:rFonts w:hint="eastAsia" w:ascii="Times New Roman" w:hAnsi="Times New Roman" w:eastAsia="Times New Roman" w:cs="Times New Roman"/>
+        </w:rPr>
+        <w:t>：____。Tetraazidomethane、</w:t>
+      </w:r>
+      <w:r>
+        <w:rPr>
+          <w:rFonts w:hint="eastAsia" w:ascii="Times New Roman" w:hAnsi="Times New Roman" w:eastAsia="FangSong" w:cs="Times New Roman"/>
+        </w:rPr>
+        <w:t>硝化甘油与</w:t>
+      </w:r>
+      <w:r>
+        <w:rPr>
+          <w:rFonts w:ascii="Times New Roman" w:hAnsi="Times New Roman" w:eastAsia="Times New Roman" w:cs="Times New Roman"/>
+        </w:rPr>
+        <w:t xml:space="preserve"> B </w:t>
+      </w:r>
+      <w:r>
+        <w:rPr>
+          <w:rFonts w:hint="eastAsia" w:ascii="Times New Roman" w:hAnsi="Times New Roman" w:eastAsia="FangSong" w:cs="Times New Roman"/>
+        </w:rPr>
+        <w:t>均易发生爆炸反应的主要原因是</w:t>
+      </w:r>
+      <w:r>
+        <w:rPr>
+          <w:rFonts w:hint="eastAsia" w:ascii="Times New Roman" w:hAnsi="Times New Roman" w:eastAsia="Times New Roman" w:cs="Times New Roman"/>
+        </w:rPr>
+        <w:t>：____。</w:t>
+      </w:r>
+    </w:p>
+    <w:p>
+      <w:pPr>
+        <w:pStyle w:val="FirstParagraph"/>
+      </w:pPr>
+      <w:r>
+        <w:rPr>
+          <w:rFonts w:ascii="Times New Roman" w:hAnsi="Times New Roman" w:eastAsia="Times New Roman" w:cs="Times New Roman"/>
+        </w:rPr>
+        <w:t xml:space="preserve">📖 </w:t>
+      </w:r>
+      <w:r>
+        <w:rPr>
+          <w:rFonts w:hint="eastAsia" w:ascii="Times New Roman" w:hAnsi="Times New Roman" w:eastAsia="FangSong" w:cs="Times New Roman"/>
+        </w:rPr>
+        <w:t xml:space="preserve">查看答案</w:t>
+      </w:r>
+    </w:p>
+    <w:p>
+      <w:pPr>
+        <w:numPr>
+          <w:ilvl w:val="0"/>
+          <w:numId w:val="1004"/>
+        </w:numPr>
+      </w:pPr>
+      <m:oMath>
+        <m:sSub>
+          <m:e>
+            <m:r>
+              <m:rPr>
+                <m:sty m:val="p"/>
+              </m:rPr>
+              <m:t>C</m:t>
+            </m:r>
+          </m:e>
+          <m:sub>
+            <m:r>
+              <m:t>3</m:t>
+            </m:r>
+          </m:sub>
+        </m:sSub>
+        <m:sSub>
+          <m:e>
+            <m:r>
+              <m:rPr>
+                <m:sty m:val="p"/>
+              </m:rPr>
+              <m:t>N</m:t>
+            </m:r>
+          </m:e>
+          <m:sub>
+            <m:r>
+              <m:t>4</m:t>
+            </m:r>
+          </m:sub>
+        </m:sSub>
+      </m:oMath>
+      <w:r>
+        <w:rPr>
+          <w:rFonts w:ascii="Times New Roman" w:hAnsi="Times New Roman" w:eastAsia="Times New Roman" w:cs="Times New Roman"/>
+        </w:rPr>
+        <w:t xml:space="preserve">​</w:t>
+      </w:r>
+    </w:p>
+    <w:p>
+      <w:pPr>
+        <w:numPr>
+          <w:ilvl w:val="0"/>
+          <w:numId w:val="1004"/>
+        </w:numPr>
+      </w:pPr>
+      <w:r>
+        <w:rPr>
+          <w:rFonts w:hint="eastAsia" w:ascii="Times New Roman" w:hAnsi="Times New Roman" w:eastAsia="FangSong" w:cs="Times New Roman"/>
+        </w:rPr>
+        <w:t>正八面体</w:t>
+      </w:r>
+      <w:r>
+        <w:rPr>
+          <w:rFonts w:hint="eastAsia" w:ascii="Times New Roman" w:hAnsi="Times New Roman" w:eastAsia="Times New Roman" w:cs="Times New Roman"/>
+        </w:rPr>
+        <w:t>；</w:t>
+      </w:r>
+      <w:r>
+        <w:rPr>
+          <w:rFonts w:hint="eastAsia" w:ascii="Times New Roman" w:hAnsi="Times New Roman" w:eastAsia="FangSong" w:cs="Times New Roman"/>
+        </w:rPr>
+        <w:t>直线形</w:t>
+      </w:r>
+      <w:r>
+        <w:rPr>
+          <w:rFonts w:hint="eastAsia" w:ascii="Times New Roman" w:hAnsi="Times New Roman" w:eastAsia="Times New Roman" w:cs="Times New Roman"/>
+        </w:rPr>
+        <w:t>。</w:t>
+      </w:r>
+    </w:p>
+    <w:p>
+      <w:pPr>
+        <w:numPr>
+          <w:ilvl w:val="0"/>
+          <w:numId w:val="1004"/>
+        </w:numPr>
+      </w:pPr>
+      <w:r>
+        <w:rPr>
+          <w:rFonts w:ascii="Times New Roman" w:hAnsi="Times New Roman" w:eastAsia="Times New Roman" w:cs="Times New Roman"/>
+        </w:rPr>
+        <w:t xml:space="preserve">①</w:t>
+      </w:r>
+      <w:r>
+        <w:rPr>
+          <w:rFonts w:ascii="Times New Roman" w:hAnsi="Times New Roman" w:eastAsia="Times New Roman" w:cs="Times New Roman"/>
+        </w:rPr>
+        <w:t xml:space="preserve"> </w:t>
+      </w:r>
+      <m:oMath>
+        <m:oMathPr>
+          <m:ctrlPr>
+            <w:rPr>
+              <w:sz w:val="28"/>
+              <w:szCs w:val="28"/>
+            </w:rPr>
+          </m:ctrlPr>
+        </m:oMathPr>
+        <m:r>
+          <m:t>2</m:t>
+        </m:r>
+        <m:sSub>
+          <m:e>
+            <m:r>
+              <m:rPr>
+                <m:sty m:val="p"/>
+              </m:rPr>
+              <m:t>N</m:t>
+            </m:r>
+            <m:r>
+              <m:rPr>
+                <m:sty m:val="p"/>
+              </m:rPr>
+              <m:t>a</m:t>
+            </m:r>
+            <m:r>
+              <m:rPr>
+                <m:sty m:val="p"/>
+              </m:rPr>
+              <m:t>N</m:t>
+            </m:r>
+          </m:e>
+          <m:sub>
+            <m:r>
+              <m:t>3</m:t>
+            </m:r>
+          </m:sub>
+        </m:sSub>
+        <m:r>
+          <m:rPr>
+            <m:sty m:val="p"/>
+          </m:rPr>
+          <m:t>→</m:t>
+        </m:r>
+        <m:r>
+          <m:t>2</m:t>
+        </m:r>
+        <m:r>
+          <m:rPr>
+            <m:sty m:val="p"/>
+          </m:rPr>
+          <m:t>N</m:t>
+        </m:r>
+        <m:r>
+          <m:rPr>
+            <m:sty m:val="p"/>
+          </m:rPr>
+          <m:t>a</m:t>
+        </m:r>
+        <m:r>
+          <m:rPr>
+            <m:sty m:val="p"/>
+          </m:rPr>
+          <m:t>+</m:t>
+        </m:r>
+        <m:r>
+          <m:t>3</m:t>
+        </m:r>
+        <m:sSub>
+          <m:e>
+            <m:r>
+              <m:rPr>
+                <m:sty m:val="p"/>
+              </m:rPr>
+              <m:t>N</m:t>
+            </m:r>
+          </m:e>
+          <m:sub>
+            <m:r>
+              <m:t>2</m:t>
+            </m:r>
+          </m:sub>
+        </m:sSub>
+        <m:r>
+          <m:rPr>
+            <m:sty m:val="p"/>
+          </m:rPr>
+          <m:t>↑</m:t>
+        </m:r>
+      </m:oMath>
+      <w:r>
+        <w:rPr>
+          <w:rFonts w:ascii="Times New Roman" w:hAnsi="Times New Roman" w:eastAsia="Times New Roman" w:cs="Times New Roman"/>
+        </w:rPr>
+        <w:t xml:space="preserve">　②</w:t>
+      </w:r>
+      <w:r>
+        <w:rPr>
+          <w:rFonts w:ascii="Times New Roman" w:hAnsi="Times New Roman" w:eastAsia="Times New Roman" w:cs="Times New Roman"/>
+        </w:rPr>
+        <w:t xml:space="preserve"> </w:t>
+      </w:r>
+      <m:oMath>
+        <m:oMathPr>
+          <m:ctrlPr>
+            <w:rPr>
+              <w:sz w:val="28"/>
+              <w:szCs w:val="28"/>
+            </w:rPr>
+          </m:ctrlPr>
+        </m:oMathPr>
+        <m:r>
+          <m:t>10</m:t>
+        </m:r>
+        <m:r>
+          <m:rPr>
+            <m:sty m:val="p"/>
+          </m:rPr>
+          <m:t>N</m:t>
+        </m:r>
+        <m:r>
+          <m:rPr>
+            <m:sty m:val="p"/>
+          </m:rPr>
+          <m:t>a</m:t>
+        </m:r>
+        <m:r>
+          <m:rPr>
+            <m:sty m:val="p"/>
+          </m:rPr>
+          <m:t>+</m:t>
+        </m:r>
+        <m:r>
+          <m:t>2</m:t>
+        </m:r>
+        <m:sSub>
+          <m:e>
+            <m:r>
+              <m:rPr>
+                <m:sty m:val="p"/>
+              </m:rPr>
+              <m:t>K</m:t>
+            </m:r>
+            <m:r>
+              <m:rPr>
+                <m:sty m:val="p"/>
+              </m:rPr>
+              <m:t>N</m:t>
+            </m:r>
+            <m:r>
+              <m:rPr>
+                <m:sty m:val="p"/>
+              </m:rPr>
+              <m:t>O</m:t>
+            </m:r>
+          </m:e>
+          <m:sub>
+            <m:r>
+              <m:t>3</m:t>
+            </m:r>
+          </m:sub>
+        </m:sSub>
+        <m:r>
+          <m:rPr>
+            <m:sty m:val="p"/>
+          </m:rPr>
+          <m:t>→</m:t>
+        </m:r>
+        <m:sSub>
+          <m:e>
+            <m:r>
+              <m:rPr>
+                <m:sty m:val="p"/>
+              </m:rPr>
+              <m:t>K</m:t>
+            </m:r>
+          </m:e>
+          <m:sub>
+            <m:r>
+              <m:t>2</m:t>
+            </m:r>
+          </m:sub>
+        </m:sSub>
+        <m:r>
+          <m:rPr>
+            <m:sty m:val="p"/>
+          </m:rPr>
+          <m:t>O</m:t>
+        </m:r>
+        <m:r>
+          <m:rPr>
+            <m:sty m:val="p"/>
+          </m:rPr>
+          <m:t>+</m:t>
+        </m:r>
+        <m:r>
+          <m:t>5</m:t>
+        </m:r>
+        <m:sSub>
+          <m:e>
+            <m:r>
+              <m:rPr>
+                <m:sty m:val="p"/>
+              </m:rPr>
+              <m:t>N</m:t>
+            </m:r>
+            <m:r>
+              <m:rPr>
+                <m:sty m:val="p"/>
+              </m:rPr>
+              <m:t>a</m:t>
+            </m:r>
+          </m:e>
+          <m:sub>
+            <m:r>
+              <m:t>2</m:t>
+            </m:r>
+          </m:sub>
+        </m:sSub>
+        <m:r>
+          <m:rPr>
+            <m:sty m:val="p"/>
+          </m:rPr>
+          <m:t>O</m:t>
+        </m:r>
+        <m:r>
+          <m:rPr>
+            <m:sty m:val="p"/>
+          </m:rPr>
+          <m:t>+</m:t>
+        </m:r>
+        <m:sSub>
+          <m:e>
+            <m:r>
+              <m:rPr>
+                <m:sty m:val="p"/>
+              </m:rPr>
+              <m:t>N</m:t>
+            </m:r>
+          </m:e>
+          <m:sub>
+            <m:r>
+              <m:t>2</m:t>
+            </m:r>
+          </m:sub>
+        </m:sSub>
+        <m:r>
+          <m:rPr>
+            <m:sty m:val="p"/>
+          </m:rPr>
+          <m:t>↑</m:t>
+        </m:r>
+      </m:oMath>
+    </w:p>
+    <w:p>
+      <w:pPr>
+        <w:numPr>
+          <w:ilvl w:val="0"/>
+          <w:numId w:val="1004"/>
+        </w:numPr>
+      </w:pPr>
+      <m:oMath>
+        <m:oMathPr>
+          <m:ctrlPr>
+            <w:rPr>
+              <w:sz w:val="28"/>
+              <w:szCs w:val="28"/>
+            </w:rPr>
+          </m:ctrlPr>
+        </m:oMathPr>
+        <m:r>
+          <m:t>4</m:t>
+        </m:r>
+        <m:sSub>
+          <m:e>
+            <m:r>
+              <m:rPr>
+                <m:sty m:val="p"/>
+              </m:rPr>
+              <m:t>C</m:t>
+            </m:r>
+          </m:e>
+          <m:sub>
+            <m:r>
+              <m:t>3</m:t>
+            </m:r>
+          </m:sub>
+        </m:sSub>
+        <m:sSub>
+          <m:e>
+            <m:r>
+              <m:rPr>
+                <m:sty m:val="p"/>
+              </m:rPr>
+              <m:t>H</m:t>
+            </m:r>
+          </m:e>
+          <m:sub>
+            <m:r>
+              <m:t>5</m:t>
+            </m:r>
+          </m:sub>
+        </m:sSub>
+        <m:r>
+          <m:rPr>
+            <m:sty m:val="p"/>
+          </m:rPr>
+          <m:t>(</m:t>
+        </m:r>
+        <m:sSub>
+          <m:e>
+            <m:r>
+              <m:rPr>
+                <m:sty m:val="p"/>
+              </m:rPr>
+              <m:t>N</m:t>
+            </m:r>
+            <m:r>
+              <m:rPr>
+                <m:sty m:val="p"/>
+              </m:rPr>
+              <m:t>O</m:t>
+            </m:r>
+          </m:e>
+          <m:sub>
+            <m:r>
+              <m:t>3</m:t>
+            </m:r>
+          </m:sub>
+        </m:sSub>
+        <m:sSub>
+          <m:e>
+            <m:r>
+              <m:rPr>
+                <m:sty m:val="p"/>
+              </m:rPr>
+              <m:t>)</m:t>
+            </m:r>
+          </m:e>
+          <m:sub>
+            <m:r>
+              <m:t>3</m:t>
+            </m:r>
+          </m:sub>
+        </m:sSub>
+        <m:r>
+          <m:rPr>
+            <m:sty m:val="p"/>
+          </m:rPr>
+          <m:t>→</m:t>
+        </m:r>
+        <m:r>
+          <m:t>6</m:t>
+        </m:r>
+        <m:sSub>
+          <m:e>
+            <m:r>
+              <m:rPr>
+                <m:sty m:val="p"/>
+              </m:rPr>
+              <m:t>N</m:t>
+            </m:r>
+          </m:e>
+          <m:sub>
+            <m:r>
+              <m:t>2</m:t>
+            </m:r>
+          </m:sub>
+        </m:sSub>
+        <m:r>
+          <m:rPr>
+            <m:sty m:val="p"/>
+          </m:rPr>
+          <m:t>↑</m:t>
+        </m:r>
+        <m:r>
+          <m:rPr>
+            <m:sty m:val="p"/>
+          </m:rPr>
+          <m:t>+</m:t>
+        </m:r>
+        <m:sSub>
+          <m:e>
+            <m:r>
+              <m:rPr>
+                <m:sty m:val="p"/>
+              </m:rPr>
+              <m:t>O</m:t>
+            </m:r>
+          </m:e>
+          <m:sub>
+            <m:r>
+              <m:t>2</m:t>
+            </m:r>
+          </m:sub>
+        </m:sSub>
+        <m:r>
+          <m:rPr>
+            <m:sty m:val="p"/>
+          </m:rPr>
+          <m:t>↑</m:t>
+        </m:r>
+        <m:r>
+          <m:rPr>
+            <m:sty m:val="p"/>
+          </m:rPr>
+          <m:t>+</m:t>
+        </m:r>
+        <m:r>
+          <m:t>12</m:t>
+        </m:r>
+        <m:sSub>
+          <m:e>
+            <m:r>
+              <m:rPr>
+                <m:sty m:val="p"/>
+              </m:rPr>
+              <m:t>C</m:t>
+            </m:r>
+            <m:r>
+              <m:rPr>
+                <m:sty m:val="p"/>
+              </m:rPr>
+              <m:t>O</m:t>
+            </m:r>
+          </m:e>
+          <m:sub>
+            <m:r>
+              <m:t>2</m:t>
+            </m:r>
+          </m:sub>
+        </m:sSub>
+        <m:r>
+          <m:rPr>
+            <m:sty m:val="p"/>
+          </m:rPr>
+          <m:t>↑</m:t>
+        </m:r>
+        <m:r>
+          <m:rPr>
+            <m:sty m:val="p"/>
+          </m:rPr>
+          <m:t>+</m:t>
+        </m:r>
+        <m:r>
+          <m:t>10</m:t>
+        </m:r>
+        <m:sSub>
+          <m:e>
+            <m:r>
+              <m:rPr>
+                <m:sty m:val="p"/>
+              </m:rPr>
+              <m:t>H</m:t>
+            </m:r>
+          </m:e>
+          <m:sub>
+            <m:r>
+              <m:t>2</m:t>
+            </m:r>
+          </m:sub>
+        </m:sSub>
+        <m:r>
+          <m:rPr>
+            <m:sty m:val="p"/>
+          </m:rPr>
+          <m:t>O</m:t>
+        </m:r>
+        <m:r>
+          <m:rPr>
+            <m:sty m:val="p"/>
+          </m:rPr>
+          <m:t>↑</m:t>
+        </m:r>
+      </m:oMath>
+      <w:r>
+        <w:rPr>
+          <w:rFonts w:hint="eastAsia" w:ascii="Times New Roman" w:hAnsi="Times New Roman" w:eastAsia="Times New Roman" w:cs="Times New Roman"/>
+        </w:rPr>
+        <w:t>。</w:t>
+      </w:r>
+      <w:r>
+        <w:rPr>
+          <w:rFonts w:hint="eastAsia" w:ascii="Times New Roman" w:hAnsi="Times New Roman" w:eastAsia="FangSong" w:cs="Times New Roman"/>
+        </w:rPr>
+        <w:t>它们的分解产物中都有</w:t>
+      </w:r>
+      <w:r>
+        <w:rPr>
+          <w:rFonts w:ascii="Times New Roman" w:hAnsi="Times New Roman" w:eastAsia="Times New Roman" w:cs="Times New Roman"/>
+        </w:rPr>
+        <w:t xml:space="preserve"> </w:t>
+      </w:r>
+      <m:oMath>
+        <m:sSub>
+          <m:e>
+            <m:r>
+              <m:rPr>
+                <m:sty m:val="p"/>
+              </m:rPr>
+              <m:t>N</m:t>
+            </m:r>
+          </m:e>
+          <m:sub>
+            <m:r>
+              <m:t>2</m:t>
+            </m:r>
+          </m:sub>
+        </m:sSub>
+      </m:oMath>
+      <w:r>
+        <w:rPr>
+          <w:rFonts w:hint="eastAsia" w:ascii="Times New Roman" w:hAnsi="Times New Roman" w:eastAsia="Times New Roman" w:cs="Times New Roman"/>
+        </w:rPr>
+        <w:t>，</w:t>
+      </w:r>
+      <w:r>
+        <w:rPr>
+          <w:rFonts w:hint="eastAsia" w:ascii="Times New Roman" w:hAnsi="Times New Roman" w:eastAsia="FangSong" w:cs="Times New Roman"/>
+        </w:rPr>
+        <w:t>氮分子中有叁键</w:t>
+      </w:r>
+      <w:r>
+        <w:rPr>
+          <w:rFonts w:hint="eastAsia" w:ascii="Times New Roman" w:hAnsi="Times New Roman" w:eastAsia="Times New Roman" w:cs="Times New Roman"/>
+        </w:rPr>
+        <w:t>，</w:t>
+      </w:r>
+      <w:r>
+        <w:rPr>
+          <w:rFonts w:hint="eastAsia" w:ascii="Times New Roman" w:hAnsi="Times New Roman" w:eastAsia="FangSong" w:cs="Times New Roman"/>
+        </w:rPr>
+        <w:t>形成时要放出大量的热</w:t>
+      </w:r>
+      <w:r>
+        <w:rPr>
+          <w:rFonts w:hint="eastAsia" w:ascii="Times New Roman" w:hAnsi="Times New Roman" w:eastAsia="Times New Roman" w:cs="Times New Roman"/>
+        </w:rPr>
+        <w:t>，</w:t>
+      </w:r>
+      <w:r>
+        <w:rPr>
+          <w:rFonts w:hint="eastAsia" w:ascii="Times New Roman" w:hAnsi="Times New Roman" w:eastAsia="FangSong" w:cs="Times New Roman"/>
+        </w:rPr>
+        <w:t>以至于产生的气体迅速膨胀</w:t>
+      </w:r>
+      <w:r>
+        <w:rPr>
+          <w:rFonts w:hint="eastAsia" w:ascii="Times New Roman" w:hAnsi="Times New Roman" w:eastAsia="Times New Roman" w:cs="Times New Roman"/>
+        </w:rPr>
+        <w:t>，</w:t>
+      </w:r>
+      <w:r>
+        <w:rPr>
+          <w:rFonts w:hint="eastAsia" w:ascii="Times New Roman" w:hAnsi="Times New Roman" w:eastAsia="FangSong" w:cs="Times New Roman"/>
+        </w:rPr>
+        <w:t>引起爆炸</w:t>
+      </w:r>
+      <w:r>
+        <w:rPr>
+          <w:rFonts w:hint="eastAsia" w:ascii="Times New Roman" w:hAnsi="Times New Roman" w:eastAsia="Times New Roman" w:cs="Times New Roman"/>
+        </w:rPr>
+        <w:t>。</w:t>
+      </w:r>
+    </w:p>
+    <w:p>
+      <w:pPr>
+        <w:pStyle w:val="BlockText"/>
+      </w:pPr>
+      <w:r>
+        <w:rPr>
+          <w:rFonts w:hint="eastAsia" w:ascii="Times New Roman" w:hAnsi="Times New Roman" w:eastAsia="FangSong" w:cs="Times New Roman"/>
+          <w:b/>
+          <w:bCs/>
+        </w:rPr>
+        <w:t xml:space="preserve">整理者解析</w:t>
+      </w:r>
+      <w:r>
+        <w:rPr>
+          <w:rFonts w:hint="eastAsia" w:ascii="Times New Roman" w:hAnsi="Times New Roman" w:eastAsia="Times New Roman" w:cs="Times New Roman"/>
+        </w:rPr>
+        <w:t xml:space="preserve">：A</w:t>
+      </w:r>
+      <w:r>
+        <w:rPr>
+          <w:rFonts w:ascii="Times New Roman" w:hAnsi="Times New Roman" w:eastAsia="Times New Roman" w:cs="Times New Roman"/>
+        </w:rPr>
+        <w:t xml:space="preserve"> </w:t>
+      </w:r>
+      <w:r>
+        <w:rPr>
+          <w:rFonts w:hint="eastAsia" w:ascii="Times New Roman" w:hAnsi="Times New Roman" w:eastAsia="FangSong" w:cs="Times New Roman"/>
+        </w:rPr>
+        <w:t xml:space="preserve">的阳离子含</w:t>
+      </w:r>
+      <w:r>
+        <w:rPr>
+          <w:rFonts w:ascii="Times New Roman" w:hAnsi="Times New Roman" w:eastAsia="Times New Roman" w:cs="Times New Roman"/>
+        </w:rPr>
+        <w:t xml:space="preserve"> N 91.30% </w:t>
+      </w:r>
+      <w:r>
+        <w:rPr>
+          <w:rFonts w:hint="eastAsia" w:ascii="Times New Roman" w:hAnsi="Times New Roman" w:eastAsia="FangSong" w:cs="Times New Roman"/>
+        </w:rPr>
+        <w:t>且为三角锥</w:t>
+      </w:r>
+      <w:r>
+        <w:rPr>
+          <w:rFonts w:hint="eastAsia" w:ascii="Times New Roman" w:hAnsi="Times New Roman" w:eastAsia="Times New Roman" w:cs="Times New Roman"/>
+        </w:rPr>
+        <w:t>——</w:t>
+      </w:r>
+      <w:r>
+        <w:rPr>
+          <w:rFonts w:hint="eastAsia" w:ascii="Times New Roman" w:hAnsi="Times New Roman" w:eastAsia="FangSong" w:cs="Times New Roman"/>
+        </w:rPr>
+        <w:t>为</w:t>
+      </w:r>
+      <w:r>
+        <w:rPr>
+          <w:rFonts w:ascii="Times New Roman" w:hAnsi="Times New Roman" w:eastAsia="Times New Roman" w:cs="Times New Roman"/>
+        </w:rPr>
+        <w:t xml:space="preserve"> </w:t>
+      </w:r>
+      <m:oMath>
+        <m:oMathPr>
+          <m:ctrlPr>
+            <w:rPr>
+              <w:sz w:val="28"/>
+              <w:szCs w:val="28"/>
+            </w:rPr>
+          </m:ctrlPr>
+        </m:oMathPr>
+        <m:sSub>
+          <m:e>
+            <m:r>
+              <m:rPr>
+                <m:sty m:val="p"/>
+              </m:rPr>
+              <m:t>N</m:t>
+            </m:r>
+          </m:e>
+          <m:sub>
+            <m:r>
+              <m:rPr>
+                <m:sty m:val="p"/>
+              </m:rPr>
+              <m:t>4</m:t>
+            </m:r>
+          </m:sub>
+        </m:sSub>
+        <m:sSubSup>
+          <m:e>
+            <m:r>
+              <m:rPr>
+                <m:sty m:val="p"/>
+              </m:rPr>
+              <m:t>H</m:t>
+            </m:r>
+          </m:e>
+          <m:sub>
+            <m:r>
+              <m:rPr>
+                <m:sty m:val="p"/>
+              </m:rPr>
+              <m:t>4</m:t>
+            </m:r>
+          </m:sub>
+          <m:sup>
+            <m:r>
+              <m:rPr>
+                <m:sty m:val="p"/>
+              </m:rPr>
+              <m:t>4</m:t>
+            </m:r>
+            <m:r>
+              <m:rPr>
+                <m:sty m:val="p"/>
+              </m:rPr>
+              <m:t>+</m:t>
+            </m:r>
+          </m:sup>
+        </m:sSubSup>
+      </m:oMath>
+      <w:r>
+        <w:rPr>
+          <w:rFonts w:hint="eastAsia" w:ascii="Times New Roman" w:hAnsi="Times New Roman" w:eastAsia="Times New Roman" w:cs="Times New Roman"/>
+        </w:rPr>
+        <w:t>？</w:t>
+      </w:r>
+      <w:r>
+        <w:rPr>
+          <w:rFonts w:hint="eastAsia" w:ascii="Times New Roman" w:hAnsi="Times New Roman" w:eastAsia="FangSong" w:cs="Times New Roman"/>
+        </w:rPr>
+        <w:t>按盐</w:t>
+      </w:r>
+      <w:r>
+        <w:rPr>
+          <w:rFonts w:ascii="Times New Roman" w:hAnsi="Times New Roman" w:eastAsia="Times New Roman" w:cs="Times New Roman"/>
+        </w:rPr>
+        <w:t xml:space="preserve"> A </w:t>
+      </w:r>
+      <w:r>
+        <w:rPr>
+          <w:rFonts w:hint="eastAsia" w:ascii="Times New Roman" w:hAnsi="Times New Roman" w:eastAsia="FangSong" w:cs="Times New Roman"/>
+        </w:rPr>
+        <w:t xml:space="preserve">阳离子三角锥构型推断为</w:t>
+      </w:r>
+      <w:r>
+        <w:rPr>
+          <w:rFonts w:ascii="Times New Roman" w:hAnsi="Times New Roman" w:eastAsia="Times New Roman" w:cs="Times New Roman"/>
+        </w:rPr>
+        <w:t xml:space="preserve"> </w:t>
+      </w:r>
+      <m:oMath>
+        <m:r>
+          <m:rPr>
+            <m:sty m:val="p"/>
+          </m:rPr>
+          <m:t>N</m:t>
+        </m:r>
+        <m:sSubSup>
+          <m:e>
+            <m:r>
+              <m:rPr>
+                <m:sty m:val="p"/>
+              </m:rPr>
+              <m:t>H</m:t>
+            </m:r>
+          </m:e>
+          <m:sub>
+            <m:r>
+              <m:rPr>
+                <m:sty m:val="p"/>
+              </m:rPr>
+              <m:t>4</m:t>
+            </m:r>
+          </m:sub>
+          <m:sup>
+            <m:r>
+              <m:rPr>
+                <m:sty m:val="p"/>
+              </m:rPr>
+              <m:t>+</m:t>
+            </m:r>
+          </m:sup>
+        </m:sSubSup>
+      </m:oMath>
+      <w:r>
+        <w:rPr>
+          <w:rFonts w:ascii="Times New Roman" w:hAnsi="Times New Roman" w:eastAsia="Times New Roman" w:cs="Times New Roman"/>
+        </w:rPr>
+        <w:t xml:space="preserve"> </w:t>
+      </w:r>
+      <w:r>
+        <w:rPr>
+          <w:rFonts w:hint="eastAsia" w:ascii="Times New Roman" w:hAnsi="Times New Roman" w:eastAsia="FangSong" w:cs="Times New Roman"/>
+        </w:rPr>
+        <w:t>型四氮阳离子不必深究</w:t>
+      </w:r>
+      <w:r>
+        <w:rPr>
+          <w:rFonts w:hint="eastAsia" w:ascii="Times New Roman" w:hAnsi="Times New Roman" w:eastAsia="Times New Roman" w:cs="Times New Roman"/>
+        </w:rPr>
+        <w:t>；B</w:t>
+      </w:r>
+      <w:r>
+        <w:rPr>
+          <w:rFonts w:ascii="Times New Roman" w:hAnsi="Times New Roman" w:eastAsia="Times New Roman" w:cs="Times New Roman"/>
+        </w:rPr>
+        <w:t xml:space="preserve"> </w:t>
+      </w:r>
+      <w:r>
+        <w:rPr>
+          <w:rFonts w:hint="eastAsia" w:ascii="Times New Roman" w:hAnsi="Times New Roman" w:eastAsia="FangSong" w:cs="Times New Roman"/>
+        </w:rPr>
+        <w:t xml:space="preserve">的阴离子与</w:t>
+      </w:r>
+      <w:r>
+        <w:rPr>
+          <w:rFonts w:ascii="Times New Roman" w:hAnsi="Times New Roman" w:eastAsia="Times New Roman" w:cs="Times New Roman"/>
+        </w:rPr>
+        <w:t xml:space="preserve"> CO</w:t>
+      </w:r>
+      <w:r>
+        <w:rPr>
+          <w:rFonts w:ascii="Times New Roman" w:hAnsi="Times New Roman" w:eastAsia="Times New Roman" w:cs="Times New Roman"/>
+          <w:vertAlign w:val="subscript"/>
+        </w:rPr>
+        <w:t>2</w:t>
+      </w:r>
+      <w:r>
+        <w:rPr>
+          <w:rFonts w:ascii="Times New Roman" w:hAnsi="Times New Roman" w:eastAsia="Times New Roman" w:cs="Times New Roman"/>
+        </w:rPr>
+        <w:t xml:space="preserve"> </w:t>
+      </w:r>
+      <w:r>
+        <w:rPr>
+          <w:rFonts w:hint="eastAsia" w:ascii="Times New Roman" w:hAnsi="Times New Roman" w:eastAsia="FangSong" w:cs="Times New Roman"/>
+        </w:rPr>
+        <w:t>等电子</w:t>
+      </w:r>
+      <w:r>
+        <w:rPr>
+          <w:rFonts w:hint="eastAsia" w:ascii="Times New Roman" w:hAnsi="Times New Roman" w:eastAsia="Times New Roman" w:cs="Times New Roman"/>
+        </w:rPr>
+        <w:t>（16</w:t>
+      </w:r>
+      <w:r>
+        <w:rPr>
+          <w:rFonts w:ascii="Times New Roman" w:hAnsi="Times New Roman" w:eastAsia="Times New Roman" w:cs="Times New Roman"/>
+        </w:rPr>
+        <w:t xml:space="preserve"> </w:t>
+      </w:r>
+      <w:r>
+        <w:rPr>
+          <w:rFonts w:hint="eastAsia" w:ascii="Times New Roman" w:hAnsi="Times New Roman" w:eastAsia="FangSong" w:cs="Times New Roman"/>
+        </w:rPr>
+        <w:t>电子</w:t>
+      </w:r>
+      <w:r>
+        <w:rPr>
+          <w:rFonts w:hint="eastAsia" w:ascii="Times New Roman" w:hAnsi="Times New Roman" w:eastAsia="Times New Roman" w:cs="Times New Roman"/>
+        </w:rPr>
+        <w:t>、</w:t>
+      </w:r>
+      <w:r>
+        <w:rPr>
+          <w:rFonts w:hint="eastAsia" w:ascii="Times New Roman" w:hAnsi="Times New Roman" w:eastAsia="FangSong" w:cs="Times New Roman"/>
+        </w:rPr>
+        <w:t>直线形</w:t>
+      </w:r>
+      <w:r>
+        <w:rPr>
+          <w:rFonts w:hint="eastAsia" w:ascii="Times New Roman" w:hAnsi="Times New Roman" w:eastAsia="Times New Roman" w:cs="Times New Roman"/>
+        </w:rPr>
+        <w:t>）</w:t>
+      </w:r>
+      <w:r>
+        <w:rPr>
+          <w:rFonts w:hint="eastAsia" w:ascii="Times New Roman" w:hAnsi="Times New Roman" w:eastAsia="FangSong" w:cs="Times New Roman"/>
+        </w:rPr>
+        <w:t>即为</w:t>
+      </w:r>
+      <w:r>
+        <w:rPr>
+          <w:rFonts w:ascii="Times New Roman" w:hAnsi="Times New Roman" w:eastAsia="Times New Roman" w:cs="Times New Roman"/>
+        </w:rPr>
+        <w:t xml:space="preserve"> </w:t>
+      </w:r>
+      <m:oMath>
+        <m:sSubSup>
+          <m:e>
+            <m:r>
+              <m:rPr>
+                <m:sty m:val="p"/>
+              </m:rPr>
+              <m:t>N</m:t>
+            </m:r>
+          </m:e>
+          <m:sub>
+            <m:r>
+              <m:rPr>
+                <m:sty m:val="p"/>
+              </m:rPr>
+              <m:t>3</m:t>
+            </m:r>
+          </m:sub>
+          <m:sup>
+            <m:r>
+              <m:rPr>
+                <m:sty m:val="p"/>
+              </m:rPr>
+              <m:t>−</m:t>
+            </m:r>
+          </m:sup>
+        </m:sSubSup>
+      </m:oMath>
+      <w:r>
+        <w:rPr>
+          <w:rFonts w:hint="eastAsia" w:ascii="Times New Roman" w:hAnsi="Times New Roman" w:eastAsia="Times New Roman" w:cs="Times New Roman"/>
+        </w:rPr>
+        <w:t>，</w:t>
+      </w:r>
+      <w:r>
+        <w:rPr>
+          <w:rFonts w:hint="eastAsia" w:ascii="Times New Roman" w:hAnsi="Times New Roman" w:eastAsia="FangSong" w:cs="Times New Roman"/>
+        </w:rPr>
+        <w:t>故</w:t>
+      </w:r>
+      <w:r>
+        <w:rPr>
+          <w:rFonts w:ascii="Times New Roman" w:hAnsi="Times New Roman" w:eastAsia="Times New Roman" w:cs="Times New Roman"/>
+        </w:rPr>
+        <w:t xml:space="preserve"> B </w:t>
+      </w:r>
+      <w:r>
+        <w:rPr>
+          <w:rFonts w:hint="eastAsia" w:ascii="Times New Roman" w:hAnsi="Times New Roman" w:eastAsia="FangSong" w:cs="Times New Roman"/>
+        </w:rPr>
+        <w:t xml:space="preserve">为</w:t>
+      </w:r>
+      <w:r>
+        <w:rPr>
+          <w:rFonts w:ascii="Times New Roman" w:hAnsi="Times New Roman" w:eastAsia="Times New Roman" w:cs="Times New Roman"/>
+        </w:rPr>
+        <w:t xml:space="preserve"> </w:t>
+      </w:r>
+      <m:oMath>
+        <m:r>
+          <m:rPr>
+            <m:sty m:val="p"/>
+          </m:rPr>
+          <m:t>N</m:t>
+        </m:r>
+        <m:r>
+          <m:rPr>
+            <m:sty m:val="p"/>
+          </m:rPr>
+          <m:t>a</m:t>
+        </m:r>
+        <m:sSub>
+          <m:e>
+            <m:r>
+              <m:rPr>
+                <m:sty m:val="p"/>
+              </m:rPr>
+              <m:t>N</m:t>
+            </m:r>
+          </m:e>
+          <m:sub>
+            <m:r>
+              <m:rPr>
+                <m:sty m:val="p"/>
+              </m:rPr>
+              <m:t>3</m:t>
+            </m:r>
+          </m:sub>
+        </m:sSub>
+      </m:oMath>
+      <w:r>
+        <w:rPr>
+          <w:rFonts w:hint="eastAsia" w:ascii="Times New Roman" w:hAnsi="Times New Roman" w:eastAsia="Times New Roman" w:cs="Times New Roman"/>
+        </w:rPr>
+        <w:t>；</w:t>
+      </w:r>
+      <w:r>
+        <w:rPr>
+          <w:rFonts w:hint="eastAsia" w:ascii="Times New Roman" w:hAnsi="Times New Roman" w:eastAsia="FangSong" w:cs="Times New Roman"/>
+        </w:rPr>
+        <w:t>四叠氮化碳</w:t>
+      </w:r>
+      <w:r>
+        <w:rPr>
+          <w:rFonts w:ascii="Times New Roman" w:hAnsi="Times New Roman" w:eastAsia="Times New Roman" w:cs="Times New Roman"/>
+        </w:rPr>
+        <w:t xml:space="preserve"> </w:t>
+      </w:r>
+      <m:oMath>
+        <m:oMathPr>
+          <m:ctrlPr>
+            <w:rPr>
+              <w:sz w:val="28"/>
+              <w:szCs w:val="28"/>
+            </w:rPr>
+          </m:ctrlPr>
+        </m:oMathPr>
+        <m:r>
+          <m:rPr>
+            <m:sty m:val="p"/>
+          </m:rPr>
+          <m:t>C</m:t>
+        </m:r>
+        <m:r>
+          <m:rPr>
+            <m:sty m:val="p"/>
+          </m:rPr>
+          <m:t>(</m:t>
+        </m:r>
+        <m:sSub>
+          <m:e>
+            <m:r>
+              <m:rPr>
+                <m:sty m:val="p"/>
+              </m:rPr>
+              <m:t>N</m:t>
+            </m:r>
+          </m:e>
+          <m:sub>
+            <m:r>
+              <m:rPr>
+                <m:sty m:val="p"/>
+              </m:rPr>
+              <m:t>3</m:t>
+            </m:r>
+          </m:sub>
+        </m:sSub>
+        <m:sSub>
+          <m:e>
+            <m:r>
+              <m:rPr>
+                <m:sty m:val="p"/>
+              </m:rPr>
+              <m:t>)</m:t>
+            </m:r>
+          </m:e>
+          <m:sub>
+            <m:r>
+              <m:rPr>
+                <m:sty m:val="p"/>
+              </m:rPr>
+              <m:t>4</m:t>
+            </m:r>
+          </m:sub>
+        </m:sSub>
+      </m:oMath>
+      <w:r>
+        <w:rPr>
+          <w:rFonts w:ascii="Times New Roman" w:hAnsi="Times New Roman" w:eastAsia="Times New Roman" w:cs="Times New Roman"/>
+        </w:rPr>
+        <w:t xml:space="preserve"> </w:t>
+      </w:r>
+      <w:r>
+        <w:rPr>
+          <w:rFonts w:hint="eastAsia" w:ascii="Times New Roman" w:hAnsi="Times New Roman" w:eastAsia="FangSong" w:cs="Times New Roman"/>
+        </w:rPr>
+        <w:t xml:space="preserve">含氮</w:t>
+      </w:r>
+      <w:r>
+        <w:rPr>
+          <w:rFonts w:ascii="Times New Roman" w:hAnsi="Times New Roman" w:eastAsia="Times New Roman" w:cs="Times New Roman"/>
+        </w:rPr>
+        <w:t xml:space="preserve"> </w:t>
+      </w:r>
+      <m:oMath>
+        <m:oMathPr>
+          <m:ctrlPr>
+            <w:rPr>
+              <w:sz w:val="28"/>
+              <w:szCs w:val="28"/>
+            </w:rPr>
+          </m:ctrlPr>
+        </m:oMathPr>
+        <m:r>
+          <m:t>4</m:t>
+        </m:r>
+        <m:r>
+          <m:rPr>
+            <m:sty m:val="p"/>
+          </m:rPr>
+          <m:t>×</m:t>
+        </m:r>
+        <m:r>
+          <m:t>42</m:t>
+        </m:r>
+        <m:r>
+          <m:rPr>
+            <m:sty m:val="p"/>
+          </m:rPr>
+          <m:t>/</m:t>
+        </m:r>
+        <m:r>
+          <m:t>164</m:t>
+        </m:r>
+        <m:r>
+          <m:rPr>
+            <m:sty m:val="p"/>
+          </m:rPr>
+          <m:t>=</m:t>
+        </m:r>
+        <m:r>
+          <m:t>93.3</m:t>
+        </m:r>
+        <m:r>
+          <m:rPr>
+            <m:sty m:val="p"/>
+          </m:rPr>
+          <m:t>%</m:t>
+        </m:r>
+      </m:oMath>
+      <w:r>
+        <w:rPr>
+          <w:rFonts w:ascii="Times New Roman" w:hAnsi="Times New Roman" w:eastAsia="Times New Roman" w:cs="Times New Roman"/>
+        </w:rPr>
+        <w:t xml:space="preserve"> </w:t>
+      </w:r>
+      <w:r>
+        <w:rPr>
+          <w:rFonts w:hint="eastAsia" w:ascii="Times New Roman" w:hAnsi="Times New Roman" w:eastAsia="FangSong" w:cs="Times New Roman"/>
+        </w:rPr>
+        <w:t xml:space="preserve">吻合题给</w:t>
+      </w:r>
+      <w:r>
+        <w:rPr>
+          <w:rFonts w:ascii="Times New Roman" w:hAnsi="Times New Roman" w:eastAsia="Times New Roman" w:cs="Times New Roman"/>
+        </w:rPr>
+        <w:t xml:space="preserve"> 93.33%。①</w:t>
+      </w:r>
+      <m:oMath>
+        <m:oMathPr>
+          <m:ctrlPr>
+            <w:rPr>
+              <w:sz w:val="28"/>
+              <w:szCs w:val="28"/>
+            </w:rPr>
+          </m:ctrlPr>
+        </m:oMathPr>
+        <m:r>
+          <m:t>2</m:t>
+        </m:r>
+        <m:r>
+          <m:rPr>
+            <m:sty m:val="p"/>
+          </m:rPr>
+          <m:t>N</m:t>
+        </m:r>
+        <m:r>
+          <m:rPr>
+            <m:sty m:val="p"/>
+          </m:rPr>
+          <m:t>a</m:t>
+        </m:r>
+        <m:sSub>
+          <m:e>
+            <m:r>
+              <m:rPr>
+                <m:sty m:val="p"/>
+              </m:rPr>
+              <m:t>N</m:t>
+            </m:r>
+          </m:e>
+          <m:sub>
+            <m:r>
+              <m:rPr>
+                <m:sty m:val="p"/>
+              </m:rPr>
+              <m:t>3</m:t>
+            </m:r>
+          </m:sub>
+        </m:sSub>
+        <m:r>
+          <m:rPr>
+            <m:sty m:val="p"/>
+          </m:rPr>
+          <m:t>→</m:t>
+        </m:r>
+        <m:r>
+          <m:t>2</m:t>
+        </m:r>
+        <m:r>
+          <m:rPr>
+            <m:sty m:val="p"/>
+          </m:rPr>
+          <m:t>N</m:t>
+        </m:r>
+        <m:r>
+          <m:rPr>
+            <m:sty m:val="p"/>
+          </m:rPr>
+          <m:t>a</m:t>
+        </m:r>
+        <m:r>
+          <m:rPr>
+            <m:sty m:val="p"/>
+          </m:rPr>
+          <m:t>+</m:t>
+        </m:r>
+        <m:r>
+          <m:t>3</m:t>
+        </m:r>
+        <m:sSub>
+          <m:e>
+            <m:r>
+              <m:rPr>
+                <m:sty m:val="p"/>
+              </m:rPr>
+              <m:t>N</m:t>
+            </m:r>
+          </m:e>
+          <m:sub>
+            <m:r>
+              <m:rPr>
+                <m:sty m:val="p"/>
+              </m:rPr>
+              <m:t>2</m:t>
+            </m:r>
+          </m:sub>
+        </m:sSub>
+      </m:oMath>
+      <w:r>
+        <w:rPr>
+          <w:rFonts w:hint="eastAsia" w:ascii="Times New Roman" w:hAnsi="Times New Roman" w:eastAsia="Times New Roman" w:cs="Times New Roman"/>
+        </w:rPr>
+        <w:t>（</w:t>
+      </w:r>
+      <w:r>
+        <w:rPr>
+          <w:rFonts w:hint="eastAsia" w:ascii="Times New Roman" w:hAnsi="Times New Roman" w:eastAsia="FangSong" w:cs="Times New Roman"/>
+        </w:rPr>
+        <w:t>分解</w:t>
+      </w:r>
+      <w:r>
+        <w:rPr>
+          <w:rFonts w:hint="eastAsia" w:ascii="Times New Roman" w:hAnsi="Times New Roman" w:eastAsia="Times New Roman" w:cs="Times New Roman"/>
+        </w:rPr>
+        <w:t>），②</w:t>
+      </w:r>
+      <w:r>
+        <w:rPr>
+          <w:rFonts w:hint="eastAsia" w:ascii="Times New Roman" w:hAnsi="Times New Roman" w:eastAsia="FangSong" w:cs="Times New Roman"/>
+        </w:rPr>
+        <w:t>钠还原</w:t>
+      </w:r>
+      <w:r>
+        <w:rPr>
+          <w:rFonts w:ascii="Times New Roman" w:hAnsi="Times New Roman" w:eastAsia="Times New Roman" w:cs="Times New Roman"/>
+        </w:rPr>
+        <w:t xml:space="preserve"> </w:t>
+      </w:r>
+      <m:oMath>
+        <m:r>
+          <m:rPr>
+            <m:sty m:val="p"/>
+          </m:rPr>
+          <m:t>K</m:t>
+        </m:r>
+        <m:r>
+          <m:rPr>
+            <m:sty m:val="p"/>
+          </m:rPr>
+          <m:t>N</m:t>
+        </m:r>
+        <m:sSub>
+          <m:e>
+            <m:r>
+              <m:rPr>
+                <m:sty m:val="p"/>
+              </m:rPr>
+              <m:t>O</m:t>
+            </m:r>
+          </m:e>
+          <m:sub>
+            <m:r>
+              <m:rPr>
+                <m:sty m:val="p"/>
+              </m:rPr>
+              <m:t>3</m:t>
+            </m:r>
+          </m:sub>
+        </m:sSub>
+      </m:oMath>
+      <w:r>
+        <w:rPr>
+          <w:rFonts w:ascii="Times New Roman" w:hAnsi="Times New Roman" w:eastAsia="Times New Roman" w:cs="Times New Roman"/>
+        </w:rPr>
+        <w:t xml:space="preserve"> </w:t>
+      </w:r>
+      <w:r>
+        <w:rPr>
+          <w:rFonts w:hint="eastAsia" w:ascii="Times New Roman" w:hAnsi="Times New Roman" w:eastAsia="FangSong" w:cs="Times New Roman"/>
+        </w:rPr>
+        <w:t xml:space="preserve">得</w:t>
+      </w:r>
+      <w:r>
+        <w:rPr>
+          <w:rFonts w:ascii="Times New Roman" w:hAnsi="Times New Roman" w:eastAsia="Times New Roman" w:cs="Times New Roman"/>
+        </w:rPr>
+        <w:t xml:space="preserve"> </w:t>
+      </w:r>
+      <m:oMath>
+        <m:sSub>
+          <m:e>
+            <m:r>
+              <m:rPr>
+                <m:sty m:val="p"/>
+              </m:rPr>
+              <m:t>K</m:t>
+            </m:r>
+          </m:e>
+          <m:sub>
+            <m:r>
+              <m:rPr>
+                <m:sty m:val="p"/>
+              </m:rPr>
+              <m:t>2</m:t>
+            </m:r>
+          </m:sub>
+        </m:sSub>
+        <m:r>
+          <m:rPr>
+            <m:sty m:val="p"/>
+          </m:rPr>
+          <m:t>O</m:t>
+        </m:r>
+      </m:oMath>
+      <w:r>
+        <w:rPr>
+          <w:rFonts w:ascii="Times New Roman" w:hAnsi="Times New Roman" w:eastAsia="Times New Roman" w:cs="Times New Roman"/>
+        </w:rPr>
+        <w:t xml:space="preserve"> </w:t>
+      </w:r>
+      <w:r>
+        <w:rPr>
+          <w:rFonts w:hint="eastAsia" w:ascii="Times New Roman" w:hAnsi="Times New Roman" w:eastAsia="FangSong" w:cs="Times New Roman"/>
+        </w:rPr>
+        <w:t xml:space="preserve">与</w:t>
+      </w:r>
+      <w:r>
+        <w:rPr>
+          <w:rFonts w:ascii="Times New Roman" w:hAnsi="Times New Roman" w:eastAsia="Times New Roman" w:cs="Times New Roman"/>
+        </w:rPr>
+        <w:t xml:space="preserve"> </w:t>
+      </w:r>
+      <m:oMath>
+        <m:r>
+          <m:rPr>
+            <m:sty m:val="p"/>
+          </m:rPr>
+          <m:t>N</m:t>
+        </m:r>
+        <m:sSub>
+          <m:e>
+            <m:r>
+              <m:rPr>
+                <m:sty m:val="p"/>
+              </m:rPr>
+              <m:t>a</m:t>
+            </m:r>
+          </m:e>
+          <m:sub>
+            <m:r>
+              <m:rPr>
+                <m:sty m:val="p"/>
+              </m:rPr>
+              <m:t>2</m:t>
+            </m:r>
+          </m:sub>
+        </m:sSub>
+        <m:r>
+          <m:rPr>
+            <m:sty m:val="p"/>
+          </m:rPr>
+          <m:t>O</m:t>
+        </m:r>
+      </m:oMath>
+      <w:r>
+        <w:rPr>
+          <w:rFonts w:hint="eastAsia" w:ascii="Times New Roman" w:hAnsi="Times New Roman" w:eastAsia="Times New Roman" w:cs="Times New Roman"/>
+        </w:rPr>
+        <w:t>（</w:t>
+      </w:r>
+      <w:r>
+        <w:rPr>
+          <w:rFonts w:hint="eastAsia" w:ascii="Times New Roman" w:hAnsi="Times New Roman" w:eastAsia="FangSong" w:cs="Times New Roman"/>
+        </w:rPr>
+        <w:t>两种常规点燃法难以制备的金属氧化物</w:t>
+      </w:r>
+      <w:r>
+        <w:rPr>
+          <w:rFonts w:hint="eastAsia" w:ascii="Times New Roman" w:hAnsi="Times New Roman" w:eastAsia="Times New Roman" w:cs="Times New Roman"/>
+        </w:rPr>
+        <w:t>）</w:t>
+      </w:r>
+      <w:r>
+        <w:rPr>
+          <w:rFonts w:hint="eastAsia" w:ascii="Times New Roman" w:hAnsi="Times New Roman" w:eastAsia="FangSong" w:cs="Times New Roman"/>
+        </w:rPr>
+        <w:t>并放出</w:t>
+      </w:r>
+      <w:r>
+        <w:rPr>
+          <w:rFonts w:ascii="Times New Roman" w:hAnsi="Times New Roman" w:eastAsia="Times New Roman" w:cs="Times New Roman"/>
+        </w:rPr>
+        <w:t xml:space="preserve"> </w:t>
+      </w:r>
+      <m:oMath>
+        <m:sSub>
+          <m:e>
+            <m:r>
+              <m:rPr>
+                <m:sty m:val="p"/>
+              </m:rPr>
+              <m:t>N</m:t>
+            </m:r>
+          </m:e>
+          <m:sub>
+            <m:r>
+              <m:rPr>
+                <m:sty m:val="p"/>
+              </m:rPr>
+              <m:t>2</m:t>
+            </m:r>
+          </m:sub>
+        </m:sSub>
+      </m:oMath>
+      <w:r>
+        <w:rPr>
+          <w:rFonts w:ascii="Times New Roman" w:hAnsi="Times New Roman" w:eastAsia="Times New Roman" w:cs="Times New Roman"/>
+        </w:rPr>
+        <w:t xml:space="preserve">。</w:t>
+      </w:r>
+    </w:p>
+    <w:p>
+      <w:pPr>
+        <w:spacing w:before="160" w:after="80"/>
+      </w:pPr>
+      <w:r>
+        <w:pict>
+          <v:rect style="width:0;height:1.5pt" o:hralign="center" o:hrstd="t" o:hr="t"/>
+        </w:pict>
+      </w:r>
+    </w:p>
+    <w:bookmarkEnd w:id="14"/>
+    <w:bookmarkStart w:id="39" w:name="一分册测试-ch9a-9-锂电池尖晶石综合"/>
+    <w:p>
+      <w:pPr>
+        <w:pStyle w:val="Heading2"/>
+        <w:spacing w:before="280" w:after="120"/>
+      </w:pPr>
+      <w:r>
+        <w:rPr>
+          <w:rFonts w:ascii="Times New Roman" w:hAnsi="Times New Roman" w:eastAsia="Times New Roman" w:cs="Times New Roman"/>
+        </w:rPr>
+        <w:t xml:space="preserve">8.4 </w:t>
       </w:r>
       <w:r>
         <w:rPr>
@@ -4892,18 +7119,18 @@
           <wp:inline>
             <wp:extent cx="3240000" cy="3078947"/>
             <wp:effectExtent b="0" l="0" r="0" t="0"/>
-            <wp:docPr descr="" title="" id="15" name="Picture"/>
+            <wp:docPr descr="" title="" id="16" name="Picture"/>
             <a:graphic>
               <a:graphicData uri="http://schemas.openxmlformats.org/drawingml/2006/picture">
                 <pic:pic>
                   <pic:nvPicPr>
-                    <pic:cNvPr descr="eaa3a667e86f1cfa91fcdccc02b907dd7b884a458b6189df6295eff1a9be2d43.jpg" id="16" name="Picture"/>
+                    <pic:cNvPr descr="eaa3a667e86f1cfa91fcdccc02b907dd7b884a458b6189df6295eff1a9be2d43.jpg" id="17" name="Picture"/>
                     <pic:cNvPicPr>
                       <a:picLocks noChangeArrowheads="1" noChangeAspect="1"/>
                     </pic:cNvPicPr>
                   </pic:nvPicPr>
                   <pic:blipFill>
-                    <a:blip r:embed="rId14"/>
+                    <a:blip r:embed="rId15"/>
                     <a:stretch>
                       <a:fillRect/>
                     </a:stretch>
@@ -4991,18 +7218,18 @@
           <wp:inline>
             <wp:extent cx="3240000" cy="3023123"/>
             <wp:effectExtent b="0" l="0" r="0" t="0"/>
-            <wp:docPr descr="" title="" id="18" name="Picture"/>
+            <wp:docPr descr="" title="" id="19" name="Picture"/>
             <a:graphic>
               <a:graphicData uri="http://schemas.openxmlformats.org/drawingml/2006/picture">
                 <pic:pic>
                   <pic:nvPicPr>
-                    <pic:cNvPr descr="d76049dee9a18143f06fbf7ff04c5eaf7f58a0568902c986cc4d144e41f962af.jpg" id="19" name="Picture"/>
+                    <pic:cNvPr descr="d76049dee9a18143f06fbf7ff04c5eaf7f58a0568902c986cc4d144e41f962af.jpg" id="20" name="Picture"/>
                     <pic:cNvPicPr>
                       <a:picLocks noChangeArrowheads="1" noChangeAspect="1"/>
                     </pic:cNvPicPr>
                   </pic:nvPicPr>
                   <pic:blipFill>
-                    <a:blip r:embed="rId17"/>
+                    <a:blip r:embed="rId18"/>
                     <a:stretch>
                       <a:fillRect/>
                     </a:stretch>
@@ -5090,18 +7317,18 @@
           <wp:inline>
             <wp:extent cx="3240000" cy="2616627"/>
             <wp:effectExtent b="0" l="0" r="0" t="0"/>
-            <wp:docPr descr="" title="" id="21" name="Picture"/>
+            <wp:docPr descr="" title="" id="22" name="Picture"/>
             <a:graphic>
               <a:graphicData uri="http://schemas.openxmlformats.org/drawingml/2006/picture">
                 <pic:pic>
                   <pic:nvPicPr>
-                    <pic:cNvPr descr="e22212c7edc7b8ec920dcfedaf6fc4c795850998240a88e3b90c92eab8038b27.jpg" id="22" name="Picture"/>
+                    <pic:cNvPr descr="e22212c7edc7b8ec920dcfedaf6fc4c795850998240a88e3b90c92eab8038b27.jpg" id="23" name="Picture"/>
                     <pic:cNvPicPr>
                       <a:picLocks noChangeArrowheads="1" noChangeAspect="1"/>
                     </pic:cNvPicPr>
                   </pic:nvPicPr>
                   <pic:blipFill>
-                    <a:blip r:embed="rId20"/>
+                    <a:blip r:embed="rId21"/>
                     <a:stretch>
                       <a:fillRect/>
                     </a:stretch>
@@ -6076,7 +8303,7 @@
         <w:pStyle w:val="Compact"/>
         <w:numPr>
           <w:ilvl w:val="0"/>
-          <w:numId w:val="1001"/>
+          <w:numId w:val="1005"/>
         </w:numPr>
       </w:pPr>
       <w:r>
@@ -6097,7 +8324,7 @@
         <w:pStyle w:val="Compact"/>
         <w:numPr>
           <w:ilvl w:val="0"/>
-          <w:numId w:val="1001"/>
+          <w:numId w:val="1005"/>
         </w:numPr>
       </w:pPr>
       <m:oMath>
@@ -6164,7 +8391,7 @@
         <w:pStyle w:val="Compact"/>
         <w:numPr>
           <w:ilvl w:val="0"/>
-          <w:numId w:val="1001"/>
+          <w:numId w:val="1005"/>
         </w:numPr>
       </w:pPr>
       <m:oMath>
@@ -6217,7 +8444,7 @@
         <w:pStyle w:val="Compact"/>
         <w:numPr>
           <w:ilvl w:val="0"/>
-          <w:numId w:val="1001"/>
+          <w:numId w:val="1005"/>
         </w:numPr>
       </w:pPr>
       <m:oMath>
@@ -6462,18 +8689,18 @@
           <wp:inline>
             <wp:extent cx="3240000" cy="2821034"/>
             <wp:effectExtent b="0" l="0" r="0" t="0"/>
-            <wp:docPr descr="" title="" id="24" name="Picture"/>
+            <wp:docPr descr="" title="" id="25" name="Picture"/>
             <a:graphic>
               <a:graphicData uri="http://schemas.openxmlformats.org/drawingml/2006/picture">
                 <pic:pic>
                   <pic:nvPicPr>
-                    <pic:cNvPr descr="1572e24e900072fc3e40713f93499fe025421969f073396f55f63d7d6b470cd1.jpg" id="25" name="Picture"/>
+                    <pic:cNvPr descr="1572e24e900072fc3e40713f93499fe025421969f073396f55f63d7d6b470cd1.jpg" id="26" name="Picture"/>
                     <pic:cNvPicPr>
                       <a:picLocks noChangeArrowheads="1" noChangeAspect="1"/>
                     </pic:cNvPicPr>
                   </pic:nvPicPr>
                   <pic:blipFill>
-                    <a:blip r:embed="rId23"/>
+                    <a:blip r:embed="rId24"/>
                     <a:stretch>
                       <a:fillRect/>
                     </a:stretch>
@@ -6561,18 +8788,18 @@
           <wp:inline>
             <wp:extent cx="3240000" cy="2559847"/>
             <wp:effectExtent b="0" l="0" r="0" t="0"/>
-            <wp:docPr descr="" title="" id="27" name="Picture"/>
+            <wp:docPr descr="" title="" id="28" name="Picture"/>
             <a:graphic>
               <a:graphicData uri="http://schemas.openxmlformats.org/drawingml/2006/picture">
                 <pic:pic>
                   <pic:nvPicPr>
-                    <pic:cNvPr descr="4929ee32c738d67598da30962e3030f3a22e6b89195c85c73fc1146172576b39.jpg" id="28" name="Picture"/>
+                    <pic:cNvPr descr="4929ee32c738d67598da30962e3030f3a22e6b89195c85c73fc1146172576b39.jpg" id="29" name="Picture"/>
                     <pic:cNvPicPr>
                       <a:picLocks noChangeArrowheads="1" noChangeAspect="1"/>
                     </pic:cNvPicPr>
                   </pic:nvPicPr>
                   <pic:blipFill>
-                    <a:blip r:embed="rId26"/>
+                    <a:blip r:embed="rId27"/>
                     <a:stretch>
                       <a:fillRect/>
                     </a:stretch>
@@ -6648,18 +8875,18 @@
           <wp:inline>
             <wp:extent cx="3240000" cy="3024652"/>
             <wp:effectExtent b="0" l="0" r="0" t="0"/>
-            <wp:docPr descr="" title="" id="30" name="Picture"/>
+            <wp:docPr descr="" title="" id="31" name="Picture"/>
             <a:graphic>
               <a:graphicData uri="http://schemas.openxmlformats.org/drawingml/2006/picture">
                 <pic:pic>
                   <pic:nvPicPr>
-                    <pic:cNvPr descr="9811933703b4d5dbf645deaa15a84e039e679d350e8b2a644738dbffc2463713.jpg" id="31" name="Picture"/>
+                    <pic:cNvPr descr="9811933703b4d5dbf645deaa15a84e039e679d350e8b2a644738dbffc2463713.jpg" id="32" name="Picture"/>
                     <pic:cNvPicPr>
                       <a:picLocks noChangeArrowheads="1" noChangeAspect="1"/>
                     </pic:cNvPicPr>
                   </pic:nvPicPr>
                   <pic:blipFill>
-                    <a:blip r:embed="rId29"/>
+                    <a:blip r:embed="rId30"/>
                     <a:stretch>
                       <a:fillRect/>
                     </a:stretch>
@@ -6757,18 +8984,18 @@
           <wp:inline>
             <wp:extent cx="3240000" cy="3349163"/>
             <wp:effectExtent b="0" l="0" r="0" t="0"/>
-            <wp:docPr descr="" title="" id="33" name="Picture"/>
+            <wp:docPr descr="" title="" id="34" name="Picture"/>
             <a:graphic>
               <a:graphicData uri="http://schemas.openxmlformats.org/drawingml/2006/picture">
                 <pic:pic>
                   <pic:nvPicPr>
-                    <pic:cNvPr descr="cce320fae50cf8266d273a4f6b62323a64e0ce8d5b415ba49b94652357f5fb74.jpg" id="34" name="Picture"/>
+                    <pic:cNvPr descr="cce320fae50cf8266d273a4f6b62323a64e0ce8d5b415ba49b94652357f5fb74.jpg" id="35" name="Picture"/>
                     <pic:cNvPicPr>
                       <a:picLocks noChangeArrowheads="1" noChangeAspect="1"/>
                     </pic:cNvPicPr>
                   </pic:nvPicPr>
                   <pic:blipFill>
-                    <a:blip r:embed="rId32"/>
+                    <a:blip r:embed="rId33"/>
                     <a:stretch>
                       <a:fillRect/>
                     </a:stretch>
@@ -8327,18 +10554,18 @@
           <wp:inline>
             <wp:extent cx="3240000" cy="2756571"/>
             <wp:effectExtent b="0" l="0" r="0" t="0"/>
-            <wp:docPr descr="" title="" id="36" name="Picture"/>
+            <wp:docPr descr="" title="" id="37" name="Picture"/>
             <a:graphic>
               <a:graphicData uri="http://schemas.openxmlformats.org/drawingml/2006/picture">
                 <pic:pic>
                   <pic:nvPicPr>
-                    <pic:cNvPr descr="c5ee922e0619c7de77def5bf322922704fa7fc249c39c4062e12482391ed457d.jpg" id="37" name="Picture"/>
+                    <pic:cNvPr descr="c5ee922e0619c7de77def5bf322922704fa7fc249c39c4062e12482391ed457d.jpg" id="38" name="Picture"/>
                     <pic:cNvPicPr>
                       <a:picLocks noChangeArrowheads="1" noChangeAspect="1"/>
                     </pic:cNvPicPr>
                   </pic:nvPicPr>
                   <pic:blipFill>
-                    <a:blip r:embed="rId35"/>
+                    <a:blip r:embed="rId36"/>
                     <a:stretch>
                       <a:fillRect/>
                     </a:stretch>
@@ -8411,8 +10638,8 @@
         </w:pict>
       </w:r>
     </w:p>
-    <w:bookmarkEnd w:id="38"/>
     <w:bookmarkEnd w:id="39"/>
+    <w:bookmarkEnd w:id="40"/>
     <w:sectPr>
       <w:footerReference w:type="default" r:id="rId9"/>
       <w:footnotePr>
@@ -8561,6 +10788,261 @@
       </w:pPr>
     </w:lvl>
   </w:abstractNum>
+  <w:abstractNum w:abstractNumId="994120">
+    <w:nsid w:val="0A994120"/>
+    <w:multiLevelType w:val="multilevel"/>
+    <w:lvl w:ilvl="0">
+      <w:start w:val="20"/>
+      <w:numFmt w:val="decimal"/>
+      <w:lvlText w:val="%1."/>
+      <w:lvlJc w:val="left"/>
+      <w:pPr>
+        <w:ind w:left="720" w:hanging="360"/>
+      </w:pPr>
+    </w:lvl>
+    <w:lvl w:ilvl="1">
+      <w:start w:val="20"/>
+      <w:numFmt w:val="decimal"/>
+      <w:lvlText w:val="%2."/>
+      <w:lvlJc w:val="left"/>
+      <w:pPr>
+        <w:ind w:left="1440" w:hanging="360"/>
+      </w:pPr>
+    </w:lvl>
+    <w:lvl w:ilvl="2">
+      <w:start w:val="20"/>
+      <w:numFmt w:val="decimal"/>
+      <w:lvlText w:val="%3."/>
+      <w:lvlJc w:val="left"/>
+      <w:pPr>
+        <w:ind w:left="2160" w:hanging="360"/>
+      </w:pPr>
+    </w:lvl>
+    <w:lvl w:ilvl="3">
+      <w:start w:val="20"/>
+      <w:numFmt w:val="decimal"/>
+      <w:lvlText w:val="%4."/>
+      <w:lvlJc w:val="left"/>
+      <w:pPr>
+        <w:ind w:left="2880" w:hanging="360"/>
+      </w:pPr>
+    </w:lvl>
+    <w:lvl w:ilvl="4">
+      <w:start w:val="20"/>
+      <w:numFmt w:val="decimal"/>
+      <w:lvlText w:val="%5."/>
+      <w:lvlJc w:val="left"/>
+      <w:pPr>
+        <w:ind w:left="3600" w:hanging="360"/>
+      </w:pPr>
+    </w:lvl>
+    <w:lvl w:ilvl="5">
+      <w:start w:val="20"/>
+      <w:numFmt w:val="decimal"/>
+      <w:lvlText w:val="%6."/>
+      <w:lvlJc w:val="left"/>
+      <w:pPr>
+        <w:ind w:left="4320" w:hanging="360"/>
+      </w:pPr>
+    </w:lvl>
+    <w:lvl w:ilvl="6">
+      <w:start w:val="20"/>
+      <w:numFmt w:val="decimal"/>
+      <w:lvlText w:val="%7."/>
+      <w:lvlJc w:val="left"/>
+      <w:pPr>
+        <w:ind w:left="5040" w:hanging="360"/>
+      </w:pPr>
+    </w:lvl>
+    <w:lvl w:ilvl="7">
+      <w:start w:val="20"/>
+      <w:numFmt w:val="decimal"/>
+      <w:lvlText w:val="%8."/>
+      <w:lvlJc w:val="left"/>
+      <w:pPr>
+        <w:ind w:left="5760" w:hanging="360"/>
+      </w:pPr>
+    </w:lvl>
+    <w:lvl w:ilvl="8">
+      <w:start w:val="20"/>
+      <w:numFmt w:val="decimal"/>
+      <w:lvlText w:val="%9."/>
+      <w:lvlJc w:val="left"/>
+      <w:pPr>
+        <w:ind w:left="6480" w:hanging="360"/>
+      </w:pPr>
+    </w:lvl>
+  </w:abstractNum>
+  <w:abstractNum w:abstractNumId="99431">
+    <w:nsid w:val="00A99431"/>
+    <w:multiLevelType w:val="multilevel"/>
+    <w:lvl w:ilvl="0">
+      <w:start w:val="1"/>
+      <w:numFmt w:val="decimal"/>
+      <w:lvlText w:val="(%1)"/>
+      <w:lvlJc w:val="left"/>
+      <w:pPr>
+        <w:ind w:left="720" w:hanging="360"/>
+      </w:pPr>
+    </w:lvl>
+    <w:lvl w:ilvl="1">
+      <w:start w:val="1"/>
+      <w:numFmt w:val="decimal"/>
+      <w:lvlText w:val="(%2)"/>
+      <w:lvlJc w:val="left"/>
+      <w:pPr>
+        <w:ind w:left="1440" w:hanging="360"/>
+      </w:pPr>
+    </w:lvl>
+    <w:lvl w:ilvl="2">
+      <w:start w:val="1"/>
+      <w:numFmt w:val="decimal"/>
+      <w:lvlText w:val="(%3)"/>
+      <w:lvlJc w:val="left"/>
+      <w:pPr>
+        <w:ind w:left="2160" w:hanging="360"/>
+      </w:pPr>
+    </w:lvl>
+    <w:lvl w:ilvl="3">
+      <w:start w:val="1"/>
+      <w:numFmt w:val="decimal"/>
+      <w:lvlText w:val="(%4)"/>
+      <w:lvlJc w:val="left"/>
+      <w:pPr>
+        <w:ind w:left="2880" w:hanging="360"/>
+      </w:pPr>
+    </w:lvl>
+    <w:lvl w:ilvl="4">
+      <w:start w:val="1"/>
+      <w:numFmt w:val="decimal"/>
+      <w:lvlText w:val="(%5)"/>
+      <w:lvlJc w:val="left"/>
+      <w:pPr>
+        <w:ind w:left="3600" w:hanging="360"/>
+      </w:pPr>
+    </w:lvl>
+    <w:lvl w:ilvl="5">
+      <w:start w:val="1"/>
+      <w:numFmt w:val="decimal"/>
+      <w:lvlText w:val="(%6)"/>
+      <w:lvlJc w:val="left"/>
+      <w:pPr>
+        <w:ind w:left="4320" w:hanging="360"/>
+      </w:pPr>
+    </w:lvl>
+    <w:lvl w:ilvl="6">
+      <w:start w:val="1"/>
+      <w:numFmt w:val="decimal"/>
+      <w:lvlText w:val="(%7)"/>
+      <w:lvlJc w:val="left"/>
+      <w:pPr>
+        <w:ind w:left="5040" w:hanging="360"/>
+      </w:pPr>
+    </w:lvl>
+    <w:lvl w:ilvl="7">
+      <w:start w:val="1"/>
+      <w:numFmt w:val="decimal"/>
+      <w:lvlText w:val="(%8)"/>
+      <w:lvlJc w:val="left"/>
+      <w:pPr>
+        <w:ind w:left="5760" w:hanging="360"/>
+      </w:pPr>
+    </w:lvl>
+    <w:lvl w:ilvl="8">
+      <w:start w:val="1"/>
+      <w:numFmt w:val="decimal"/>
+      <w:lvlText w:val="(%9)"/>
+      <w:lvlJc w:val="left"/>
+      <w:pPr>
+        <w:ind w:left="6480" w:hanging="360"/>
+      </w:pPr>
+    </w:lvl>
+  </w:abstractNum>
+  <w:abstractNum w:abstractNumId="99434">
+    <w:nsid w:val="00A99434"/>
+    <w:multiLevelType w:val="multilevel"/>
+    <w:lvl w:ilvl="0">
+      <w:start w:val="4"/>
+      <w:numFmt w:val="decimal"/>
+      <w:lvlText w:val="(%1)"/>
+      <w:lvlJc w:val="left"/>
+      <w:pPr>
+        <w:ind w:left="720" w:hanging="360"/>
+      </w:pPr>
+    </w:lvl>
+    <w:lvl w:ilvl="1">
+      <w:start w:val="4"/>
+      <w:numFmt w:val="decimal"/>
+      <w:lvlText w:val="(%2)"/>
+      <w:lvlJc w:val="left"/>
+      <w:pPr>
+        <w:ind w:left="1440" w:hanging="360"/>
+      </w:pPr>
+    </w:lvl>
+    <w:lvl w:ilvl="2">
+      <w:start w:val="4"/>
+      <w:numFmt w:val="decimal"/>
+      <w:lvlText w:val="(%3)"/>
+      <w:lvlJc w:val="left"/>
+      <w:pPr>
+        <w:ind w:left="2160" w:hanging="360"/>
+      </w:pPr>
+    </w:lvl>
+    <w:lvl w:ilvl="3">
+      <w:start w:val="4"/>
+      <w:numFmt w:val="decimal"/>
+      <w:lvlText w:val="(%4)"/>
+      <w:lvlJc w:val="left"/>
+      <w:pPr>
+        <w:ind w:left="2880" w:hanging="360"/>
+      </w:pPr>
+    </w:lvl>
+    <w:lvl w:ilvl="4">
+      <w:start w:val="4"/>
+      <w:numFmt w:val="decimal"/>
+      <w:lvlText w:val="(%5)"/>
+      <w:lvlJc w:val="left"/>
+      <w:pPr>
+        <w:ind w:left="3600" w:hanging="360"/>
+      </w:pPr>
+    </w:lvl>
+    <w:lvl w:ilvl="5">
+      <w:start w:val="4"/>
+      <w:numFmt w:val="decimal"/>
+      <w:lvlText w:val="(%6)"/>
+      <w:lvlJc w:val="left"/>
+      <w:pPr>
+        <w:ind w:left="4320" w:hanging="360"/>
+      </w:pPr>
+    </w:lvl>
+    <w:lvl w:ilvl="6">
+      <w:start w:val="4"/>
+      <w:numFmt w:val="decimal"/>
+      <w:lvlText w:val="(%7)"/>
+      <w:lvlJc w:val="left"/>
+      <w:pPr>
+        <w:ind w:left="5040" w:hanging="360"/>
+      </w:pPr>
+    </w:lvl>
+    <w:lvl w:ilvl="7">
+      <w:start w:val="4"/>
+      <w:numFmt w:val="decimal"/>
+      <w:lvlText w:val="(%8)"/>
+      <w:lvlJc w:val="left"/>
+      <w:pPr>
+        <w:ind w:left="5760" w:hanging="360"/>
+      </w:pPr>
+    </w:lvl>
+    <w:lvl w:ilvl="8">
+      <w:start w:val="4"/>
+      <w:numFmt w:val="decimal"/>
+      <w:lvlText w:val="(%9)"/>
+      <w:lvlJc w:val="left"/>
+      <w:pPr>
+        <w:ind w:left="6480" w:hanging="360"/>
+      </w:pPr>
+    </w:lvl>
+  </w:abstractNum>
   <w:abstractNum w:abstractNumId="99711">
     <w:nsid w:val="00A99711"/>
     <w:multiLevelType w:val="multilevel"/>
@@ -8650,6 +11132,126 @@
     <w:abstractNumId w:val="990"/>
   </w:num>
   <w:num w:numId="1001">
+    <w:abstractNumId w:val="994120"/>
+    <w:lvlOverride w:ilvl="0">
+      <w:startOverride w:val="20"/>
+    </w:lvlOverride>
+    <w:lvlOverride w:ilvl="1">
+      <w:startOverride w:val="20"/>
+    </w:lvlOverride>
+    <w:lvlOverride w:ilvl="2">
+      <w:startOverride w:val="20"/>
+    </w:lvlOverride>
+    <w:lvlOverride w:ilvl="3">
+      <w:startOverride w:val="20"/>
+    </w:lvlOverride>
+    <w:lvlOverride w:ilvl="4">
+      <w:startOverride w:val="20"/>
+    </w:lvlOverride>
+    <w:lvlOverride w:ilvl="5">
+      <w:startOverride w:val="20"/>
+    </w:lvlOverride>
+    <w:lvlOverride w:ilvl="6">
+      <w:startOverride w:val="20"/>
+    </w:lvlOverride>
+    <w:lvlOverride w:ilvl="7">
+      <w:startOverride w:val="20"/>
+    </w:lvlOverride>
+    <w:lvlOverride w:ilvl="8">
+      <w:startOverride w:val="20"/>
+    </w:lvlOverride>
+  </w:num>
+  <w:num w:numId="1002">
+    <w:abstractNumId w:val="99431"/>
+    <w:lvlOverride w:ilvl="0">
+      <w:startOverride w:val="1"/>
+    </w:lvlOverride>
+    <w:lvlOverride w:ilvl="1">
+      <w:startOverride w:val="1"/>
+    </w:lvlOverride>
+    <w:lvlOverride w:ilvl="2">
+      <w:startOverride w:val="1"/>
+    </w:lvlOverride>
+    <w:lvlOverride w:ilvl="3">
+      <w:startOverride w:val="1"/>
+    </w:lvlOverride>
+    <w:lvlOverride w:ilvl="4">
+      <w:startOverride w:val="1"/>
+    </w:lvlOverride>
+    <w:lvlOverride w:ilvl="5">
+      <w:startOverride w:val="1"/>
+    </w:lvlOverride>
+    <w:lvlOverride w:ilvl="6">
+      <w:startOverride w:val="1"/>
+    </w:lvlOverride>
+    <w:lvlOverride w:ilvl="7">
+      <w:startOverride w:val="1"/>
+    </w:lvlOverride>
+    <w:lvlOverride w:ilvl="8">
+      <w:startOverride w:val="1"/>
+    </w:lvlOverride>
+  </w:num>
+  <w:num w:numId="1003">
+    <w:abstractNumId w:val="99434"/>
+    <w:lvlOverride w:ilvl="0">
+      <w:startOverride w:val="4"/>
+    </w:lvlOverride>
+    <w:lvlOverride w:ilvl="1">
+      <w:startOverride w:val="4"/>
+    </w:lvlOverride>
+    <w:lvlOverride w:ilvl="2">
+      <w:startOverride w:val="4"/>
+    </w:lvlOverride>
+    <w:lvlOverride w:ilvl="3">
+      <w:startOverride w:val="4"/>
+    </w:lvlOverride>
+    <w:lvlOverride w:ilvl="4">
+      <w:startOverride w:val="4"/>
+    </w:lvlOverride>
+    <w:lvlOverride w:ilvl="5">
+      <w:startOverride w:val="4"/>
+    </w:lvlOverride>
+    <w:lvlOverride w:ilvl="6">
+      <w:startOverride w:val="4"/>
+    </w:lvlOverride>
+    <w:lvlOverride w:ilvl="7">
+      <w:startOverride w:val="4"/>
+    </w:lvlOverride>
+    <w:lvlOverride w:ilvl="8">
+      <w:startOverride w:val="4"/>
+    </w:lvlOverride>
+  </w:num>
+  <w:num w:numId="1004">
+    <w:abstractNumId w:val="99431"/>
+    <w:lvlOverride w:ilvl="0">
+      <w:startOverride w:val="1"/>
+    </w:lvlOverride>
+    <w:lvlOverride w:ilvl="1">
+      <w:startOverride w:val="1"/>
+    </w:lvlOverride>
+    <w:lvlOverride w:ilvl="2">
+      <w:startOverride w:val="1"/>
+    </w:lvlOverride>
+    <w:lvlOverride w:ilvl="3">
+      <w:startOverride w:val="1"/>
+    </w:lvlOverride>
+    <w:lvlOverride w:ilvl="4">
+      <w:startOverride w:val="1"/>
+    </w:lvlOverride>
+    <w:lvlOverride w:ilvl="5">
+      <w:startOverride w:val="1"/>
+    </w:lvlOverride>
+    <w:lvlOverride w:ilvl="6">
+      <w:startOverride w:val="1"/>
+    </w:lvlOverride>
+    <w:lvlOverride w:ilvl="7">
+      <w:startOverride w:val="1"/>
+    </w:lvlOverride>
+    <w:lvlOverride w:ilvl="8">
+      <w:startOverride w:val="1"/>
+    </w:lvlOverride>
+  </w:num>
+  <w:num w:numId="1005">
     <w:abstractNumId w:val="99711"/>
     <w:lvlOverride w:ilvl="0">
       <w:startOverride w:val="1"/>

--- a/00-首页/题组Word/习题书/教师版/第二篇-结构化学/8-结构推断与综合.docx
+++ b/00-首页/题组Word/习题书/教师版/第二篇-结构化学/8-结构推断与综合.docx
@@ -2,7 +2,7 @@
 <file path=word/document.xml><?xml version="1.0" encoding="utf-8"?>
 <w:document xmlns:w="http://schemas.openxmlformats.org/wordprocessingml/2006/main" xmlns:m="http://schemas.openxmlformats.org/officeDocument/2006/math" xmlns:r="http://schemas.openxmlformats.org/officeDocument/2006/relationships" xmlns:o="urn:schemas-microsoft-com:office:office" xmlns:v="urn:schemas-microsoft-com:vml" xmlns:w10="urn:schemas-microsoft-com:office:word" xmlns:a="http://schemas.openxmlformats.org/drawingml/2006/main" xmlns:pic="http://schemas.openxmlformats.org/drawingml/2006/picture" xmlns:wp="http://schemas.openxmlformats.org/drawingml/2006/wordprocessingDrawing">
   <w:body>
-    <w:bookmarkStart w:id="40" w:name="第-8-章-结构推断与综合"/>
+    <w:bookmarkStart w:id="43" w:name="第-8-章-结构推断与综合"/>
     <w:p>
       <w:pPr>
         <w:pStyle w:val="Heading1"/>
@@ -50,7 +50,7 @@
         </w:pict>
       </w:r>
     </w:p>
-    <w:bookmarkStart w:id="9" w:name="一分册测试-ch2a-10-铜的氟化物磁性推断"/>
+    <w:bookmarkStart w:id="9" w:name="基础巩固"/>
     <w:p>
       <w:pPr>
         <w:pStyle w:val="Heading2"/>
@@ -58,6 +58,20 @@
       </w:pPr>
       <w:r>
         <w:rPr>
+          <w:rFonts w:hint="eastAsia" w:ascii="Times New Roman" w:hAnsi="Times New Roman" w:eastAsia="SimHei" w:cs="Times New Roman"/>
+        </w:rPr>
+        <w:t xml:space="preserve">基础巩固</w:t>
+      </w:r>
+    </w:p>
+    <w:bookmarkEnd w:id="9"/>
+    <w:bookmarkStart w:id="10" w:name="分子-习52"/>
+    <w:p>
+      <w:pPr>
+        <w:pStyle w:val="Heading2"/>
+        <w:spacing w:before="280" w:after="120"/>
+      </w:pPr>
+      <w:r>
+        <w:rPr>
           <w:rFonts w:ascii="Times New Roman" w:hAnsi="Times New Roman" w:eastAsia="Times New Roman" w:cs="Times New Roman"/>
         </w:rPr>
         <w:t xml:space="preserve">8.1 </w:t>
@@ -66,13 +80,723 @@
         <w:rPr>
           <w:rFonts w:hint="eastAsia" w:ascii="Times New Roman" w:hAnsi="Times New Roman" w:eastAsia="SimHei" w:cs="Times New Roman"/>
         </w:rPr>
-        <w:t>一分册测试</w:t>
-      </w:r>
-      <w:r>
-        <w:rPr>
-          <w:rFonts w:hint="eastAsia" w:ascii="Times New Roman" w:hAnsi="Times New Roman" w:eastAsia="Times New Roman" w:cs="Times New Roman"/>
-        </w:rPr>
-        <w:t>-Ch2A-10-</w:t>
+        <w:t>分子</w:t>
+      </w:r>
+      <w:r>
+        <w:rPr>
+          <w:rFonts w:hint="eastAsia" w:ascii="Times New Roman" w:hAnsi="Times New Roman" w:eastAsia="Times New Roman" w:cs="Times New Roman"/>
+        </w:rPr>
+        <w:t>-</w:t>
+      </w:r>
+      <w:r>
+        <w:rPr>
+          <w:rFonts w:hint="eastAsia" w:ascii="Times New Roman" w:hAnsi="Times New Roman" w:eastAsia="SimHei" w:cs="Times New Roman"/>
+        </w:rPr>
+        <w:t>习</w:t>
+      </w:r>
+      <w:r>
+        <w:rPr>
+          <w:rFonts w:hint="eastAsia" w:ascii="Times New Roman" w:hAnsi="Times New Roman" w:eastAsia="Times New Roman" w:cs="Times New Roman"/>
+        </w:rPr>
+        <w:t>52</w:t>
+      </w:r>
+    </w:p>
+    <w:p>
+      <w:pPr>
+        <w:pStyle w:val="FirstParagraph"/>
+      </w:pPr>
+      <w:r>
+        <w:rPr>
+          <w:rFonts w:hint="eastAsia" w:ascii="Times New Roman" w:hAnsi="Times New Roman" w:eastAsia="Times New Roman" w:cs="Times New Roman"/>
+        </w:rPr>
+        <w:t>52.(1)</w:t>
+      </w:r>
+      <w:r>
+        <w:rPr>
+          <w:rFonts w:hint="eastAsia" w:ascii="Times New Roman" w:hAnsi="Times New Roman" w:eastAsia="FangSong" w:cs="Times New Roman"/>
+        </w:rPr>
+        <w:t>为什么</w:t>
+      </w:r>
+      <w:r>
+        <w:rPr>
+          <w:rFonts w:ascii="Times New Roman" w:hAnsi="Times New Roman" w:eastAsia="Times New Roman" w:cs="Times New Roman"/>
+        </w:rPr>
+        <w:t xml:space="preserve"> CsBrCl</w:t>
+      </w:r>
+      <w:r>
+        <w:rPr>
+          <w:rFonts w:ascii="Times New Roman" w:hAnsi="Times New Roman" w:eastAsia="Times New Roman" w:cs="Times New Roman"/>
+          <w:vertAlign w:val="subscript"/>
+        </w:rPr>
+        <w:t>2</w:t>
+      </w:r>
+      <w:r>
+        <w:rPr>
+          <w:rFonts w:ascii="Times New Roman" w:hAnsi="Times New Roman" w:eastAsia="Times New Roman" w:cs="Times New Roman"/>
+        </w:rPr>
+        <w:t xml:space="preserve"> </w:t>
+      </w:r>
+      <w:r>
+        <w:rPr>
+          <w:rFonts w:hint="eastAsia" w:ascii="Times New Roman" w:hAnsi="Times New Roman" w:eastAsia="FangSong" w:cs="Times New Roman"/>
+        </w:rPr>
+        <w:t xml:space="preserve">热分解的反应是</w:t>
+      </w:r>
+      <w:r>
+        <w:rPr>
+          <w:rFonts w:ascii="Times New Roman" w:hAnsi="Times New Roman" w:eastAsia="Times New Roman" w:cs="Times New Roman"/>
+        </w:rPr>
+        <w:t xml:space="preserve"> </w:t>
+      </w:r>
+      <m:oMath>
+        <m:oMathPr>
+          <m:ctrlPr>
+            <w:rPr>
+              <w:sz w:val="28"/>
+              <w:szCs w:val="28"/>
+            </w:rPr>
+          </m:ctrlPr>
+        </m:oMathPr>
+        <m:r>
+          <m:t>C</m:t>
+        </m:r>
+        <m:r>
+          <m:t>s</m:t>
+        </m:r>
+        <m:r>
+          <m:t>B</m:t>
+        </m:r>
+        <m:r>
+          <m:t>r</m:t>
+        </m:r>
+        <m:r>
+          <m:t>C</m:t>
+        </m:r>
+        <m:sSub>
+          <m:e>
+            <m:r>
+              <m:t>l</m:t>
+            </m:r>
+          </m:e>
+          <m:sub>
+            <m:r>
+              <m:t>2</m:t>
+            </m:r>
+          </m:sub>
+        </m:sSub>
+        <m:r>
+          <m:rPr>
+            <m:sty m:val="p"/>
+          </m:rPr>
+          <m:t>=</m:t>
+        </m:r>
+        <m:r>
+          <m:t>C</m:t>
+        </m:r>
+        <m:r>
+          <m:t>s</m:t>
+        </m:r>
+        <m:r>
+          <m:t>C</m:t>
+        </m:r>
+        <m:r>
+          <m:t>l</m:t>
+        </m:r>
+        <m:r>
+          <m:rPr>
+            <m:sty m:val="p"/>
+          </m:rPr>
+          <m:t>+</m:t>
+        </m:r>
+        <m:r>
+          <m:t>B</m:t>
+        </m:r>
+        <m:r>
+          <m:t>r</m:t>
+        </m:r>
+        <m:r>
+          <m:t>C</m:t>
+        </m:r>
+        <m:r>
+          <m:t>l</m:t>
+        </m:r>
+      </m:oMath>
+      <w:r>
+        <w:rPr>
+          <w:rFonts w:ascii="Times New Roman" w:hAnsi="Times New Roman" w:eastAsia="Times New Roman" w:cs="Times New Roman"/>
+        </w:rPr>
+        <w:t xml:space="preserve"> </w:t>
+      </w:r>
+      <w:r>
+        <w:rPr>
+          <w:rFonts w:hint="eastAsia" w:ascii="Times New Roman" w:hAnsi="Times New Roman" w:eastAsia="Times New Roman" w:cs="Times New Roman"/>
+        </w:rPr>
+        <w:t>，</w:t>
+      </w:r>
+      <w:r>
+        <w:rPr>
+          <w:rFonts w:hint="eastAsia" w:ascii="Times New Roman" w:hAnsi="Times New Roman" w:eastAsia="FangSong" w:cs="Times New Roman"/>
+        </w:rPr>
+        <w:t>而不是</w:t>
+      </w:r>
+      <w:r>
+        <w:rPr>
+          <w:rFonts w:ascii="Times New Roman" w:hAnsi="Times New Roman" w:eastAsia="Times New Roman" w:cs="Times New Roman"/>
+        </w:rPr>
+        <w:t xml:space="preserve"> </w:t>
+      </w:r>
+      <m:oMath>
+        <m:oMathPr>
+          <m:ctrlPr>
+            <w:rPr>
+              <w:sz w:val="28"/>
+              <w:szCs w:val="28"/>
+            </w:rPr>
+          </m:ctrlPr>
+        </m:oMathPr>
+        <m:r>
+          <m:t>C</m:t>
+        </m:r>
+        <m:r>
+          <m:t>s</m:t>
+        </m:r>
+        <m:r>
+          <m:t>B</m:t>
+        </m:r>
+        <m:r>
+          <m:t>r</m:t>
+        </m:r>
+        <m:r>
+          <m:t>C</m:t>
+        </m:r>
+        <m:sSub>
+          <m:e>
+            <m:r>
+              <m:t>l</m:t>
+            </m:r>
+          </m:e>
+          <m:sub>
+            <m:r>
+              <m:t>2</m:t>
+            </m:r>
+          </m:sub>
+        </m:sSub>
+        <m:r>
+          <m:rPr>
+            <m:sty m:val="p"/>
+          </m:rPr>
+          <m:t>=</m:t>
+        </m:r>
+        <m:r>
+          <m:t>C</m:t>
+        </m:r>
+        <m:r>
+          <m:t>s</m:t>
+        </m:r>
+        <m:r>
+          <m:t>B</m:t>
+        </m:r>
+        <m:r>
+          <m:t>r</m:t>
+        </m:r>
+        <m:r>
+          <m:rPr>
+            <m:sty m:val="p"/>
+          </m:rPr>
+          <m:t>+</m:t>
+        </m:r>
+        <m:r>
+          <m:t>C</m:t>
+        </m:r>
+        <m:sSub>
+          <m:e>
+            <m:r>
+              <m:t>l</m:t>
+            </m:r>
+          </m:e>
+          <m:sub>
+            <m:r>
+              <m:t>2</m:t>
+            </m:r>
+          </m:sub>
+        </m:sSub>
+      </m:oMath>
+      <w:r>
+        <w:rPr>
+          <w:rFonts w:ascii="Times New Roman" w:hAnsi="Times New Roman" w:eastAsia="Times New Roman" w:cs="Times New Roman"/>
+        </w:rPr>
+        <w:t xml:space="preserve"> </w:t>
+      </w:r>
+      <w:r>
+        <w:rPr>
+          <w:rFonts w:ascii="Times New Roman" w:hAnsi="Times New Roman" w:eastAsia="Times New Roman" w:cs="Times New Roman"/>
+        </w:rPr>
+        <w:t xml:space="preserve">?</w:t>
+      </w:r>
+    </w:p>
+    <w:p>
+      <w:pPr>
+        <w:pStyle w:val="Compact"/>
+        <w:numPr>
+          <w:ilvl w:val="0"/>
+          <w:numId w:val="1001"/>
+        </w:numPr>
+      </w:pPr>
+      <w:r>
+        <w:rPr>
+          <w:rFonts w:hint="eastAsia" w:ascii="Times New Roman" w:hAnsi="Times New Roman" w:eastAsia="FangSong" w:cs="Times New Roman"/>
+        </w:rPr>
+        <w:t xml:space="preserve">液体</w:t>
+      </w:r>
+      <w:r>
+        <w:rPr>
+          <w:rFonts w:ascii="Times New Roman" w:hAnsi="Times New Roman" w:eastAsia="Times New Roman" w:cs="Times New Roman"/>
+        </w:rPr>
+        <w:t xml:space="preserve"> BrF</w:t>
+      </w:r>
+      <w:r>
+        <w:rPr>
+          <w:rFonts w:ascii="Times New Roman" w:hAnsi="Times New Roman" w:eastAsia="Times New Roman" w:cs="Times New Roman"/>
+          <w:vertAlign w:val="subscript"/>
+        </w:rPr>
+        <w:t>5</w:t>
+      </w:r>
+      <w:r>
+        <w:rPr>
+          <w:rFonts w:ascii="Times New Roman" w:hAnsi="Times New Roman" w:eastAsia="Times New Roman" w:cs="Times New Roman"/>
+        </w:rPr>
+        <w:t xml:space="preserve"> </w:t>
+      </w:r>
+      <w:r>
+        <w:rPr>
+          <w:rFonts w:hint="eastAsia" w:ascii="Times New Roman" w:hAnsi="Times New Roman" w:eastAsia="FangSong" w:cs="Times New Roman"/>
+        </w:rPr>
+        <w:t xml:space="preserve">和</w:t>
+      </w:r>
+      <w:r>
+        <w:rPr>
+          <w:rFonts w:ascii="Times New Roman" w:hAnsi="Times New Roman" w:eastAsia="Times New Roman" w:cs="Times New Roman"/>
+        </w:rPr>
+        <w:t xml:space="preserve"> AsF</w:t>
+      </w:r>
+      <w:r>
+        <w:rPr>
+          <w:rFonts w:ascii="Times New Roman" w:hAnsi="Times New Roman" w:eastAsia="Times New Roman" w:cs="Times New Roman"/>
+          <w:vertAlign w:val="subscript"/>
+        </w:rPr>
+        <w:t>5</w:t>
+      </w:r>
+      <w:r>
+        <w:rPr>
+          <w:rFonts w:ascii="Times New Roman" w:hAnsi="Times New Roman" w:eastAsia="Times New Roman" w:cs="Times New Roman"/>
+        </w:rPr>
+        <w:t xml:space="preserve"> </w:t>
+      </w:r>
+      <w:r>
+        <w:rPr>
+          <w:rFonts w:hint="eastAsia" w:ascii="Times New Roman" w:hAnsi="Times New Roman" w:eastAsia="FangSong" w:cs="Times New Roman"/>
+        </w:rPr>
+        <w:t>都不是良导体</w:t>
+      </w:r>
+      <w:r>
+        <w:rPr>
+          <w:rFonts w:hint="eastAsia" w:ascii="Times New Roman" w:hAnsi="Times New Roman" w:eastAsia="Times New Roman" w:cs="Times New Roman"/>
+        </w:rPr>
+        <w:t>,</w:t>
+      </w:r>
+      <w:r>
+        <w:rPr>
+          <w:rFonts w:ascii="Times New Roman" w:hAnsi="Times New Roman" w:eastAsia="Times New Roman" w:cs="Times New Roman"/>
+        </w:rPr>
+        <w:t xml:space="preserve"> </w:t>
+      </w:r>
+      <w:r>
+        <w:rPr>
+          <w:rFonts w:hint="eastAsia" w:ascii="Times New Roman" w:hAnsi="Times New Roman" w:eastAsia="FangSong" w:cs="Times New Roman"/>
+        </w:rPr>
+        <w:t>为什么两者混合后却成为导体</w:t>
+      </w:r>
+      <w:r>
+        <w:rPr>
+          <w:rFonts w:hint="eastAsia" w:ascii="Times New Roman" w:hAnsi="Times New Roman" w:eastAsia="Times New Roman" w:cs="Times New Roman"/>
+        </w:rPr>
+        <w:t>?</w:t>
+      </w:r>
+    </w:p>
+    <w:p>
+      <w:pPr>
+        <w:pStyle w:val="FirstParagraph"/>
+      </w:pPr>
+      <w:r>
+        <w:rPr>
+          <w:rFonts w:hint="eastAsia" w:ascii="Times New Roman" w:hAnsi="Times New Roman" w:eastAsia="Times New Roman" w:cs="Times New Roman"/>
+        </w:rPr>
+        <w:t>(3)</w:t>
+      </w:r>
+      <w:r>
+        <w:rPr>
+          <w:rFonts w:hint="eastAsia" w:ascii="Times New Roman" w:hAnsi="Times New Roman" w:eastAsia="FangSong" w:cs="Times New Roman"/>
+        </w:rPr>
+        <w:t>对下面测定的</w:t>
+      </w:r>
+      <w:r>
+        <w:rPr>
+          <w:rFonts w:ascii="Times New Roman" w:hAnsi="Times New Roman" w:eastAsia="Times New Roman" w:cs="Times New Roman"/>
+        </w:rPr>
+        <w:t xml:space="preserve"> N、P </w:t>
+      </w:r>
+      <w:r>
+        <w:rPr>
+          <w:rFonts w:hint="eastAsia" w:ascii="Times New Roman" w:hAnsi="Times New Roman" w:eastAsia="FangSong" w:cs="Times New Roman"/>
+        </w:rPr>
+        <w:t>的氢化物和氟化物的键角的各种相互差异做出解释</w:t>
+      </w:r>
+      <w:r>
+        <w:rPr>
+          <w:rFonts w:hint="eastAsia" w:ascii="Times New Roman" w:hAnsi="Times New Roman" w:eastAsia="Times New Roman" w:cs="Times New Roman"/>
+        </w:rPr>
+        <w:t>。</w:t>
+      </w:r>
+    </w:p>
+    <w:p>
+      <w:pPr>
+        <w:pStyle w:val="BodyText"/>
+      </w:pPr>
+      <m:oMathPara>
+        <m:oMathParaPr>
+          <m:jc m:val="center"/>
+          <m:ctrlPr>
+            <w:rPr>
+              <w:sz w:val="28"/>
+              <w:szCs w:val="28"/>
+            </w:rPr>
+          </m:ctrlPr>
+        </m:oMathParaPr>
+        <m:oMath>
+          <m:sSub>
+            <m:e>
+              <m:r>
+                <m:rPr>
+                  <m:sty m:val="p"/>
+                </m:rPr>
+                <m:t>N</m:t>
+              </m:r>
+              <m:r>
+                <m:rPr>
+                  <m:sty m:val="p"/>
+                </m:rPr>
+                <m:t>H</m:t>
+              </m:r>
+            </m:e>
+            <m:sub>
+              <m:r>
+                <m:t>3</m:t>
+              </m:r>
+            </m:sub>
+          </m:sSub>
+          <m:r>
+            <m:rPr>
+              <m:sty m:val="p"/>
+            </m:rPr>
+            <m:t>:</m:t>
+          </m:r>
+          <m:r>
+            <m:t>1</m:t>
+          </m:r>
+          <m:r>
+            <m:t>0</m:t>
+          </m:r>
+          <m:sSup>
+            <m:e>
+              <m:r>
+                <m:t>7</m:t>
+              </m:r>
+            </m:e>
+            <m:sup>
+              <m:r>
+                <m:rPr>
+                  <m:sty m:val="p"/>
+                </m:rPr>
+                <m:t>∘</m:t>
+              </m:r>
+            </m:sup>
+          </m:sSup>
+          <m:r>
+            <m:t> </m:t>
+          </m:r>
+          <m:sSub>
+            <m:e>
+              <m:r>
+                <m:rPr>
+                  <m:sty m:val="p"/>
+                </m:rPr>
+                <m:t>P</m:t>
+              </m:r>
+              <m:r>
+                <m:rPr>
+                  <m:sty m:val="p"/>
+                </m:rPr>
+                <m:t>H</m:t>
+              </m:r>
+            </m:e>
+            <m:sub>
+              <m:r>
+                <m:t>3</m:t>
+              </m:r>
+            </m:sub>
+          </m:sSub>
+          <m:r>
+            <m:rPr>
+              <m:sty m:val="p"/>
+            </m:rPr>
+            <m:t>:</m:t>
+          </m:r>
+          <m:r>
+            <m:t>9</m:t>
+          </m:r>
+          <m:sSup>
+            <m:e>
+              <m:r>
+                <m:t>3</m:t>
+              </m:r>
+            </m:e>
+            <m:sup>
+              <m:r>
+                <m:rPr>
+                  <m:sty m:val="p"/>
+                </m:rPr>
+                <m:t>∘</m:t>
+              </m:r>
+            </m:sup>
+          </m:sSup>
+          <m:r>
+            <m:t> </m:t>
+          </m:r>
+          <m:sSub>
+            <m:e>
+              <m:r>
+                <m:rPr>
+                  <m:sty m:val="p"/>
+                </m:rPr>
+                <m:t>N</m:t>
+              </m:r>
+              <m:r>
+                <m:rPr>
+                  <m:sty m:val="p"/>
+                </m:rPr>
+                <m:t>F</m:t>
+              </m:r>
+            </m:e>
+            <m:sub>
+              <m:r>
+                <m:t>3</m:t>
+              </m:r>
+            </m:sub>
+          </m:sSub>
+          <m:r>
+            <m:rPr>
+              <m:sty m:val="p"/>
+            </m:rPr>
+            <m:t>:</m:t>
+          </m:r>
+          <m:r>
+            <m:t>1</m:t>
+          </m:r>
+          <m:r>
+            <m:t>0</m:t>
+          </m:r>
+          <m:sSup>
+            <m:e>
+              <m:r>
+                <m:t>2</m:t>
+              </m:r>
+            </m:e>
+            <m:sup>
+              <m:r>
+                <m:rPr>
+                  <m:sty m:val="p"/>
+                </m:rPr>
+                <m:t>∘</m:t>
+              </m:r>
+            </m:sup>
+          </m:sSup>
+          <m:r>
+            <m:t> </m:t>
+          </m:r>
+          <m:sSub>
+            <m:e>
+              <m:r>
+                <m:rPr>
+                  <m:sty m:val="p"/>
+                </m:rPr>
+                <m:t>P</m:t>
+              </m:r>
+              <m:r>
+                <m:rPr>
+                  <m:sty m:val="p"/>
+                </m:rPr>
+                <m:t>F</m:t>
+              </m:r>
+            </m:e>
+            <m:sub>
+              <m:r>
+                <m:t>3</m:t>
+              </m:r>
+            </m:sub>
+          </m:sSub>
+          <m:r>
+            <m:rPr>
+              <m:sty m:val="p"/>
+            </m:rPr>
+            <m:t>:</m:t>
+          </m:r>
+          <m:r>
+            <m:t>1</m:t>
+          </m:r>
+          <m:r>
+            <m:t>0</m:t>
+          </m:r>
+          <m:sSup>
+            <m:e>
+              <m:r>
+                <m:t>4</m:t>
+              </m:r>
+            </m:e>
+            <m:sup>
+              <m:r>
+                <m:rPr>
+                  <m:sty m:val="p"/>
+                </m:rPr>
+                <m:t>∘</m:t>
+              </m:r>
+            </m:sup>
+          </m:sSup>
+        </m:oMath>
+      </m:oMathPara>
+    </w:p>
+    <w:p>
+      <w:pPr>
+        <w:pStyle w:val="FirstParagraph"/>
+      </w:pPr>
+      <w:r>
+        <w:rPr>
+          <w:rFonts w:ascii="Times New Roman" w:hAnsi="Times New Roman" w:eastAsia="Times New Roman" w:cs="Times New Roman"/>
+        </w:rPr>
+        <w:t xml:space="preserve">used_in:</w:t>
+      </w:r>
+      <w:r>
+        <w:rPr>
+          <w:rFonts w:ascii="Times New Roman" w:hAnsi="Times New Roman" w:eastAsia="Times New Roman" w:cs="Times New Roman"/>
+        </w:rPr>
+        <w:t xml:space="preserve"> </w:t>
+      </w:r>
+      <w:r>
+        <w:rPr>
+          <w:rFonts w:hint="eastAsia" w:ascii="Times New Roman" w:hAnsi="Times New Roman" w:eastAsia="Times New Roman" w:cs="Times New Roman"/>
+        </w:rPr>
+        <w:t>“</w:t>
+      </w:r>
+      <w:r>
+        <w:rPr>
+          <w:rFonts w:hint="eastAsia" w:ascii="Times New Roman" w:hAnsi="Times New Roman" w:eastAsia="FangSong" w:cs="Times New Roman"/>
+        </w:rPr>
+        <w:t>第二轮习题集</w:t>
+      </w:r>
+      <w:r>
+        <w:rPr>
+          <w:rFonts w:hint="eastAsia" w:ascii="Times New Roman" w:hAnsi="Times New Roman" w:eastAsia="Times New Roman" w:cs="Times New Roman"/>
+        </w:rPr>
+        <w:t>-</w:t>
+      </w:r>
+      <w:r>
+        <w:rPr>
+          <w:rFonts w:hint="eastAsia" w:ascii="Times New Roman" w:hAnsi="Times New Roman" w:eastAsia="FangSong" w:cs="Times New Roman"/>
+        </w:rPr>
+        <w:t>结构化学一</w:t>
+      </w:r>
+      <w:r>
+        <w:rPr>
+          <w:rFonts w:hint="eastAsia" w:ascii="Times New Roman" w:hAnsi="Times New Roman" w:eastAsia="Times New Roman" w:cs="Times New Roman"/>
+        </w:rPr>
+        <w:t>”</w:t>
+      </w:r>
+    </w:p>
+    <w:p>
+      <w:pPr>
+        <w:pStyle w:val="BodyText"/>
+      </w:pPr>
+      <w:r>
+        <w:rPr>
+          <w:rFonts w:ascii="Times New Roman" w:hAnsi="Times New Roman" w:eastAsia="Times New Roman" w:cs="Times New Roman"/>
+        </w:rPr>
+        <w:t xml:space="preserve">📖 </w:t>
+      </w:r>
+      <w:r>
+        <w:rPr>
+          <w:rFonts w:hint="eastAsia" w:ascii="Times New Roman" w:hAnsi="Times New Roman" w:eastAsia="FangSong" w:cs="Times New Roman"/>
+        </w:rPr>
+        <w:t xml:space="preserve">查看答案</w:t>
+      </w:r>
+    </w:p>
+    <w:p>
+      <w:pPr>
+        <w:pStyle w:val="BlockText"/>
+      </w:pPr>
+      <w:r>
+        <w:rPr>
+          <w:rFonts w:hint="eastAsia" w:ascii="Times New Roman" w:hAnsi="Times New Roman" w:eastAsia="FangSong" w:cs="Times New Roman"/>
+        </w:rPr>
+        <w:t>原书未提供本题解答</w:t>
+      </w:r>
+      <w:r>
+        <w:rPr>
+          <w:rFonts w:hint="eastAsia" w:ascii="Times New Roman" w:hAnsi="Times New Roman" w:eastAsia="Times New Roman" w:cs="Times New Roman"/>
+        </w:rPr>
+        <w:t>。</w:t>
+      </w:r>
+    </w:p>
+    <w:p>
+      <w:pPr>
+        <w:spacing w:before="160" w:after="80"/>
+      </w:pPr>
+      <w:r>
+        <w:pict>
+          <v:rect style="width:0;height:1.5pt" o:hralign="center" o:hrstd="t" o:hr="t"/>
+        </w:pict>
+      </w:r>
+    </w:p>
+    <w:bookmarkEnd w:id="10"/>
+    <w:bookmarkStart w:id="11" w:name="竞赛提升"/>
+    <w:p>
+      <w:pPr>
+        <w:pStyle w:val="Heading2"/>
+        <w:spacing w:before="280" w:after="120"/>
+      </w:pPr>
+      <w:r>
+        <w:rPr>
+          <w:rFonts w:hint="eastAsia" w:ascii="Times New Roman" w:hAnsi="Times New Roman" w:eastAsia="SimHei" w:cs="Times New Roman"/>
+        </w:rPr>
+        <w:t xml:space="preserve">竞赛提升</w:t>
+      </w:r>
+    </w:p>
+    <w:bookmarkEnd w:id="11"/>
+    <w:bookmarkStart w:id="12" w:name="ch2a-10-铜的氟化物磁性推断"/>
+    <w:p>
+      <w:pPr>
+        <w:pStyle w:val="Heading2"/>
+        <w:spacing w:before="280" w:after="120"/>
+      </w:pPr>
+      <w:r>
+        <w:rPr>
+          <w:rFonts w:ascii="Times New Roman" w:hAnsi="Times New Roman" w:eastAsia="Times New Roman" w:cs="Times New Roman"/>
+        </w:rPr>
+        <w:t xml:space="preserve">8.2 </w:t>
+      </w:r>
+      <w:r>
+        <w:rPr>
+          <w:rFonts w:hint="eastAsia" w:ascii="Times New Roman" w:hAnsi="Times New Roman" w:eastAsia="Times New Roman" w:cs="Times New Roman"/>
+        </w:rPr>
+        <w:t>Ch2A-10-</w:t>
       </w:r>
       <w:r>
         <w:rPr>
@@ -1978,8 +2702,8 @@
         </w:pict>
       </w:r>
     </w:p>
-    <w:bookmarkEnd w:id="9"/>
-    <w:bookmarkStart w:id="13" w:name="一分册测试-ch9a-2-六元素推断与s4n4"/>
+    <w:bookmarkEnd w:id="12"/>
+    <w:bookmarkStart w:id="16" w:name="ch9a-2-六元素推断与s4n4"/>
     <w:p>
       <w:pPr>
         <w:pStyle w:val="Heading2"/>
@@ -1989,19 +2713,13 @@
         <w:rPr>
           <w:rFonts w:ascii="Times New Roman" w:hAnsi="Times New Roman" w:eastAsia="Times New Roman" w:cs="Times New Roman"/>
         </w:rPr>
-        <w:t xml:space="preserve">8.2 </w:t>
-      </w:r>
-      <w:r>
-        <w:rPr>
-          <w:rFonts w:hint="eastAsia" w:ascii="Times New Roman" w:hAnsi="Times New Roman" w:eastAsia="SimHei" w:cs="Times New Roman"/>
-        </w:rPr>
-        <w:t>一分册测试</w:t>
-      </w:r>
-      <w:r>
-        <w:rPr>
-          <w:rFonts w:hint="eastAsia" w:ascii="Times New Roman" w:hAnsi="Times New Roman" w:eastAsia="Times New Roman" w:cs="Times New Roman"/>
-        </w:rPr>
-        <w:t>-Ch9A-2-</w:t>
+        <w:t xml:space="preserve">8.3 </w:t>
+      </w:r>
+      <w:r>
+        <w:rPr>
+          <w:rFonts w:hint="eastAsia" w:ascii="Times New Roman" w:hAnsi="Times New Roman" w:eastAsia="Times New Roman" w:cs="Times New Roman"/>
+        </w:rPr>
+        <w:t>Ch9A-2-</w:t>
       </w:r>
       <w:r>
         <w:rPr>
@@ -4334,18 +5052,18 @@
           <wp:inline>
             <wp:extent cx="3600000" cy="1441726"/>
             <wp:effectExtent b="0" l="0" r="0" t="0"/>
-            <wp:docPr descr="" title="" id="11" name="Picture"/>
+            <wp:docPr descr="" title="" id="14" name="Picture"/>
             <a:graphic>
               <a:graphicData uri="http://schemas.openxmlformats.org/drawingml/2006/picture">
                 <pic:pic>
                   <pic:nvPicPr>
-                    <pic:cNvPr descr="617144cd0586c55f77dc18dcd8bb02b6c186a4b3814f9b2c16dc05c28617390a.jpg" id="12" name="Picture"/>
+                    <pic:cNvPr descr="617144cd0586c55f77dc18dcd8bb02b6c186a4b3814f9b2c16dc05c28617390a.jpg" id="15" name="Picture"/>
                     <pic:cNvPicPr>
                       <a:picLocks noChangeArrowheads="1" noChangeAspect="1"/>
                     </pic:cNvPicPr>
                   </pic:nvPicPr>
                   <pic:blipFill>
-                    <a:blip r:embed="rId10"/>
+                    <a:blip r:embed="rId13"/>
                     <a:stretch>
                       <a:fillRect/>
                     </a:stretch>
@@ -4536,8 +5254,8 @@
         </w:pict>
       </w:r>
     </w:p>
-    <w:bookmarkEnd w:id="13"/>
-    <w:bookmarkStart w:id="14" w:name="一分册-测1-20"/>
+    <w:bookmarkEnd w:id="16"/>
+    <w:bookmarkStart w:id="17" w:name="一分册-测1-20"/>
     <w:p>
       <w:pPr>
         <w:pStyle w:val="Heading2"/>
@@ -4547,7 +5265,7 @@
         <w:rPr>
           <w:rFonts w:ascii="Times New Roman" w:hAnsi="Times New Roman" w:eastAsia="Times New Roman" w:cs="Times New Roman"/>
         </w:rPr>
-        <w:t xml:space="preserve">8.3 </w:t>
+        <w:t xml:space="preserve">8.4 </w:t>
       </w:r>
       <w:r>
         <w:rPr>
@@ -4577,293 +5295,6 @@
     <w:p>
       <w:pPr>
         <w:pStyle w:val="Compact"/>
-        <w:numPr>
-          <w:ilvl w:val="0"/>
-          <w:numId w:val="1001"/>
-        </w:numPr>
-      </w:pPr>
-      <w:r>
-        <w:rPr>
-          <w:rFonts w:ascii="Times New Roman" w:hAnsi="Times New Roman" w:eastAsia="Times New Roman" w:cs="Times New Roman"/>
-        </w:rPr>
-        <w:t xml:space="preserve">Tetraazidomethane </w:t>
-      </w:r>
-      <w:r>
-        <w:rPr>
-          <w:rFonts w:hint="eastAsia" w:ascii="Times New Roman" w:hAnsi="Times New Roman" w:eastAsia="FangSong" w:cs="Times New Roman"/>
-        </w:rPr>
-        <w:t xml:space="preserve">是化学家</w:t>
-      </w:r>
-      <w:r>
-        <w:rPr>
-          <w:rFonts w:ascii="Times New Roman" w:hAnsi="Times New Roman" w:eastAsia="Times New Roman" w:cs="Times New Roman"/>
-        </w:rPr>
-        <w:t xml:space="preserve"> 2006 </w:t>
-      </w:r>
-      <w:r>
-        <w:rPr>
-          <w:rFonts w:hint="eastAsia" w:ascii="Times New Roman" w:hAnsi="Times New Roman" w:eastAsia="FangSong" w:cs="Times New Roman"/>
-        </w:rPr>
-        <w:t>年新制得的一种只由两种元素构成的化合物</w:t>
-      </w:r>
-      <w:r>
-        <w:rPr>
-          <w:rFonts w:hint="eastAsia" w:ascii="Times New Roman" w:hAnsi="Times New Roman" w:eastAsia="Times New Roman" w:cs="Times New Roman"/>
-        </w:rPr>
-        <w:t>。</w:t>
-      </w:r>
-      <w:r>
-        <w:rPr>
-          <w:rFonts w:hint="eastAsia" w:ascii="Times New Roman" w:hAnsi="Times New Roman" w:eastAsia="FangSong" w:cs="Times New Roman"/>
-        </w:rPr>
-        <w:t>这两种元素一种是有机物中必不可少的</w:t>
-      </w:r>
-      <w:r>
-        <w:rPr>
-          <w:rFonts w:hint="eastAsia" w:ascii="Times New Roman" w:hAnsi="Times New Roman" w:eastAsia="Times New Roman" w:cs="Times New Roman"/>
-        </w:rPr>
-        <w:t>，</w:t>
-      </w:r>
-      <w:r>
-        <w:rPr>
-          <w:rFonts w:hint="eastAsia" w:ascii="Times New Roman" w:hAnsi="Times New Roman" w:eastAsia="FangSong" w:cs="Times New Roman"/>
-        </w:rPr>
-        <w:t>而另一种则是大气中含量最高的元素</w:t>
-      </w:r>
-      <w:r>
-        <w:rPr>
-          <w:rFonts w:hint="eastAsia" w:ascii="Times New Roman" w:hAnsi="Times New Roman" w:eastAsia="Times New Roman" w:cs="Times New Roman"/>
-        </w:rPr>
-        <w:t>。</w:t>
-      </w:r>
-      <w:r>
-        <w:rPr>
-          <w:rFonts w:hint="eastAsia" w:ascii="Times New Roman" w:hAnsi="Times New Roman" w:eastAsia="FangSong" w:cs="Times New Roman"/>
-        </w:rPr>
-        <w:t>制备</w:t>
-      </w:r>
-      <w:r>
-        <w:rPr>
-          <w:rFonts w:ascii="Times New Roman" w:hAnsi="Times New Roman" w:eastAsia="Times New Roman" w:cs="Times New Roman"/>
-        </w:rPr>
-        <w:t xml:space="preserve"> Tetraazidomethane </w:t>
-      </w:r>
-      <w:r>
-        <w:rPr>
-          <w:rFonts w:hint="eastAsia" w:ascii="Times New Roman" w:hAnsi="Times New Roman" w:eastAsia="FangSong" w:cs="Times New Roman"/>
-        </w:rPr>
-        <w:t xml:space="preserve">的一种方法是由含锑盐</w:t>
-      </w:r>
-      <w:r>
-        <w:rPr>
-          <w:rFonts w:ascii="Times New Roman" w:hAnsi="Times New Roman" w:eastAsia="Times New Roman" w:cs="Times New Roman"/>
-        </w:rPr>
-        <w:t xml:space="preserve"> A </w:t>
-      </w:r>
-      <w:r>
-        <w:rPr>
-          <w:rFonts w:hint="eastAsia" w:ascii="Times New Roman" w:hAnsi="Times New Roman" w:eastAsia="FangSong" w:cs="Times New Roman"/>
-        </w:rPr>
-        <w:t xml:space="preserve">与一种钠盐</w:t>
-      </w:r>
-      <w:r>
-        <w:rPr>
-          <w:rFonts w:ascii="Times New Roman" w:hAnsi="Times New Roman" w:eastAsia="Times New Roman" w:cs="Times New Roman"/>
-        </w:rPr>
-        <w:t xml:space="preserve"> B </w:t>
-      </w:r>
-      <w:r>
-        <w:rPr>
-          <w:rFonts w:hint="eastAsia" w:ascii="Times New Roman" w:hAnsi="Times New Roman" w:eastAsia="FangSong" w:cs="Times New Roman"/>
-        </w:rPr>
-        <w:t>在一定条件下发生复分解反应</w:t>
-      </w:r>
-      <w:r>
-        <w:rPr>
-          <w:rFonts w:hint="eastAsia" w:ascii="Times New Roman" w:hAnsi="Times New Roman" w:eastAsia="Times New Roman" w:cs="Times New Roman"/>
-        </w:rPr>
-        <w:t>。</w:t>
-      </w:r>
-      <w:r>
-        <w:rPr>
-          <w:rFonts w:hint="eastAsia" w:ascii="Times New Roman" w:hAnsi="Times New Roman" w:eastAsia="FangSong" w:cs="Times New Roman"/>
-        </w:rPr>
-        <w:t>盐</w:t>
-      </w:r>
-      <w:r>
-        <w:rPr>
-          <w:rFonts w:ascii="Times New Roman" w:hAnsi="Times New Roman" w:eastAsia="Times New Roman" w:cs="Times New Roman"/>
-        </w:rPr>
-        <w:t xml:space="preserve"> A </w:t>
-      </w:r>
-      <w:r>
-        <w:rPr>
-          <w:rFonts w:hint="eastAsia" w:ascii="Times New Roman" w:hAnsi="Times New Roman" w:eastAsia="FangSong" w:cs="Times New Roman"/>
-        </w:rPr>
-        <w:t>的阳离子为三角锥构型</w:t>
-      </w:r>
-      <w:r>
-        <w:rPr>
-          <w:rFonts w:hint="eastAsia" w:ascii="Times New Roman" w:hAnsi="Times New Roman" w:eastAsia="Times New Roman" w:cs="Times New Roman"/>
-        </w:rPr>
-        <w:t>，</w:t>
-      </w:r>
-      <w:r>
-        <w:rPr>
-          <w:rFonts w:hint="eastAsia" w:ascii="Times New Roman" w:hAnsi="Times New Roman" w:eastAsia="FangSong" w:cs="Times New Roman"/>
-        </w:rPr>
-        <w:t>含氮质量分数约为</w:t>
-      </w:r>
-      <w:r>
-        <w:rPr>
-          <w:rFonts w:ascii="Times New Roman" w:hAnsi="Times New Roman" w:eastAsia="Times New Roman" w:cs="Times New Roman"/>
-        </w:rPr>
-        <w:t xml:space="preserve"> </w:t>
-      </w:r>
-      <w:r>
-        <w:rPr>
-          <w:rFonts w:hint="eastAsia" w:ascii="Times New Roman" w:hAnsi="Times New Roman" w:eastAsia="Times New Roman" w:cs="Times New Roman"/>
-        </w:rPr>
-        <w:t>91.30%；</w:t>
-      </w:r>
-      <w:r>
-        <w:rPr>
-          <w:rFonts w:hint="eastAsia" w:ascii="Times New Roman" w:hAnsi="Times New Roman" w:eastAsia="FangSong" w:cs="Times New Roman"/>
-        </w:rPr>
-        <w:t>阴离子为</w:t>
-      </w:r>
-      <w:r>
-        <w:rPr>
-          <w:rFonts w:ascii="Times New Roman" w:hAnsi="Times New Roman" w:eastAsia="Times New Roman" w:cs="Times New Roman"/>
-        </w:rPr>
-        <w:t xml:space="preserve"> </w:t>
-      </w:r>
-      <w:r>
-        <w:rPr>
-          <w:rFonts w:hint="eastAsia" w:ascii="Times New Roman" w:hAnsi="Times New Roman" w:eastAsia="Times New Roman" w:cs="Times New Roman"/>
-        </w:rPr>
-        <w:t>SbCl</w:t>
-      </w:r>
-      <w:r>
-        <w:rPr>
-          <w:rFonts w:hint="eastAsia" w:ascii="Times New Roman" w:hAnsi="Times New Roman" w:eastAsia="Times New Roman" w:cs="Times New Roman"/>
-          <w:vertAlign w:val="subscript"/>
-        </w:rPr>
-        <w:t>6</w:t>
-      </w:r>
-      <w:r>
-        <w:rPr>
-          <w:rFonts w:hint="eastAsia" w:ascii="Times New Roman" w:hAnsi="Times New Roman" w:eastAsia="Times New Roman" w:cs="Times New Roman"/>
-          <w:vertAlign w:val="superscript"/>
-        </w:rPr>
-        <w:t>-</w:t>
-      </w:r>
-      <w:r>
-        <w:rPr>
-          <w:rFonts w:hint="eastAsia" w:ascii="Times New Roman" w:hAnsi="Times New Roman" w:eastAsia="Times New Roman" w:cs="Times New Roman"/>
-        </w:rPr>
-        <w:t>。</w:t>
-      </w:r>
-      <w:r>
-        <w:rPr>
-          <w:rFonts w:hint="eastAsia" w:ascii="Times New Roman" w:hAnsi="Times New Roman" w:eastAsia="FangSong" w:cs="Times New Roman"/>
-        </w:rPr>
-        <w:t>钠盐</w:t>
-      </w:r>
-      <w:r>
-        <w:rPr>
-          <w:rFonts w:ascii="Times New Roman" w:hAnsi="Times New Roman" w:eastAsia="Times New Roman" w:cs="Times New Roman"/>
-        </w:rPr>
-        <w:t xml:space="preserve"> B </w:t>
-      </w:r>
-      <w:r>
-        <w:rPr>
-          <w:rFonts w:hint="eastAsia" w:ascii="Times New Roman" w:hAnsi="Times New Roman" w:eastAsia="FangSong" w:cs="Times New Roman"/>
-        </w:rPr>
-        <w:t xml:space="preserve">的阴离子和</w:t>
-      </w:r>
-      <w:r>
-        <w:rPr>
-          <w:rFonts w:ascii="Times New Roman" w:hAnsi="Times New Roman" w:eastAsia="Times New Roman" w:cs="Times New Roman"/>
-        </w:rPr>
-        <w:t xml:space="preserve"> CO</w:t>
-      </w:r>
-      <w:r>
-        <w:rPr>
-          <w:rFonts w:ascii="Times New Roman" w:hAnsi="Times New Roman" w:eastAsia="Times New Roman" w:cs="Times New Roman"/>
-          <w:vertAlign w:val="subscript"/>
-        </w:rPr>
-        <w:t>2</w:t>
-      </w:r>
-      <w:r>
-        <w:rPr>
-          <w:rFonts w:ascii="Times New Roman" w:hAnsi="Times New Roman" w:eastAsia="Times New Roman" w:cs="Times New Roman"/>
-        </w:rPr>
-        <w:t xml:space="preserve"> </w:t>
-      </w:r>
-      <w:r>
-        <w:rPr>
-          <w:rFonts w:hint="eastAsia" w:ascii="Times New Roman" w:hAnsi="Times New Roman" w:eastAsia="FangSong" w:cs="Times New Roman"/>
-        </w:rPr>
-        <w:t>是等电子体</w:t>
-      </w:r>
-      <w:r>
-        <w:rPr>
-          <w:rFonts w:hint="eastAsia" w:ascii="Times New Roman" w:hAnsi="Times New Roman" w:eastAsia="Times New Roman" w:cs="Times New Roman"/>
-        </w:rPr>
-        <w:t>。Tetraazidomethane</w:t>
-      </w:r>
-      <w:r>
-        <w:rPr>
-          <w:rFonts w:ascii="Times New Roman" w:hAnsi="Times New Roman" w:eastAsia="Times New Roman" w:cs="Times New Roman"/>
-        </w:rPr>
-        <w:t xml:space="preserve"> </w:t>
-      </w:r>
-      <w:r>
-        <w:rPr>
-          <w:rFonts w:hint="eastAsia" w:ascii="Times New Roman" w:hAnsi="Times New Roman" w:eastAsia="FangSong" w:cs="Times New Roman"/>
-        </w:rPr>
-        <w:t>是一种高沸点的液体</w:t>
-      </w:r>
-      <w:r>
-        <w:rPr>
-          <w:rFonts w:hint="eastAsia" w:ascii="Times New Roman" w:hAnsi="Times New Roman" w:eastAsia="Times New Roman" w:cs="Times New Roman"/>
-        </w:rPr>
-        <w:t>，</w:t>
-      </w:r>
-      <w:r>
-        <w:rPr>
-          <w:rFonts w:hint="eastAsia" w:ascii="Times New Roman" w:hAnsi="Times New Roman" w:eastAsia="FangSong" w:cs="Times New Roman"/>
-        </w:rPr>
-        <w:t>含氮质量分数约为</w:t>
-      </w:r>
-      <w:r>
-        <w:rPr>
-          <w:rFonts w:ascii="Times New Roman" w:hAnsi="Times New Roman" w:eastAsia="Times New Roman" w:cs="Times New Roman"/>
-        </w:rPr>
-        <w:t xml:space="preserve"> </w:t>
-      </w:r>
-      <w:r>
-        <w:rPr>
-          <w:rFonts w:hint="eastAsia" w:ascii="Times New Roman" w:hAnsi="Times New Roman" w:eastAsia="Times New Roman" w:cs="Times New Roman"/>
-        </w:rPr>
-        <w:t>93.33%，</w:t>
-      </w:r>
-      <w:r>
-        <w:rPr>
-          <w:rFonts w:hint="eastAsia" w:ascii="Times New Roman" w:hAnsi="Times New Roman" w:eastAsia="FangSong" w:cs="Times New Roman"/>
-        </w:rPr>
-        <w:t>有一定的危险性</w:t>
-      </w:r>
-      <w:r>
-        <w:rPr>
-          <w:rFonts w:hint="eastAsia" w:ascii="Times New Roman" w:hAnsi="Times New Roman" w:eastAsia="Times New Roman" w:cs="Times New Roman"/>
-        </w:rPr>
-        <w:t>。</w:t>
-      </w:r>
-    </w:p>
-    <w:p>
-      <w:pPr>
         <w:numPr>
           <w:ilvl w:val="0"/>
           <w:numId w:val="1002"/>
@@ -4871,9 +5302,63 @@
       </w:pPr>
       <w:r>
         <w:rPr>
-          <w:rFonts w:hint="eastAsia" w:ascii="Times New Roman" w:hAnsi="Times New Roman" w:eastAsia="FangSong" w:cs="Times New Roman"/>
-        </w:rPr>
-        <w:t xml:space="preserve">与</w:t>
+          <w:rFonts w:ascii="Times New Roman" w:hAnsi="Times New Roman" w:eastAsia="Times New Roman" w:cs="Times New Roman"/>
+        </w:rPr>
+        <w:t xml:space="preserve">Tetraazidomethane </w:t>
+      </w:r>
+      <w:r>
+        <w:rPr>
+          <w:rFonts w:hint="eastAsia" w:ascii="Times New Roman" w:hAnsi="Times New Roman" w:eastAsia="FangSong" w:cs="Times New Roman"/>
+        </w:rPr>
+        <w:t xml:space="preserve">是化学家</w:t>
+      </w:r>
+      <w:r>
+        <w:rPr>
+          <w:rFonts w:ascii="Times New Roman" w:hAnsi="Times New Roman" w:eastAsia="Times New Roman" w:cs="Times New Roman"/>
+        </w:rPr>
+        <w:t xml:space="preserve"> 2006 </w:t>
+      </w:r>
+      <w:r>
+        <w:rPr>
+          <w:rFonts w:hint="eastAsia" w:ascii="Times New Roman" w:hAnsi="Times New Roman" w:eastAsia="FangSong" w:cs="Times New Roman"/>
+        </w:rPr>
+        <w:t>年新制得的一种只由两种元素构成的化合物</w:t>
+      </w:r>
+      <w:r>
+        <w:rPr>
+          <w:rFonts w:hint="eastAsia" w:ascii="Times New Roman" w:hAnsi="Times New Roman" w:eastAsia="Times New Roman" w:cs="Times New Roman"/>
+        </w:rPr>
+        <w:t>。</w:t>
+      </w:r>
+      <w:r>
+        <w:rPr>
+          <w:rFonts w:hint="eastAsia" w:ascii="Times New Roman" w:hAnsi="Times New Roman" w:eastAsia="FangSong" w:cs="Times New Roman"/>
+        </w:rPr>
+        <w:t>这两种元素一种是有机物中必不可少的</w:t>
+      </w:r>
+      <w:r>
+        <w:rPr>
+          <w:rFonts w:hint="eastAsia" w:ascii="Times New Roman" w:hAnsi="Times New Roman" w:eastAsia="Times New Roman" w:cs="Times New Roman"/>
+        </w:rPr>
+        <w:t>，</w:t>
+      </w:r>
+      <w:r>
+        <w:rPr>
+          <w:rFonts w:hint="eastAsia" w:ascii="Times New Roman" w:hAnsi="Times New Roman" w:eastAsia="FangSong" w:cs="Times New Roman"/>
+        </w:rPr>
+        <w:t>而另一种则是大气中含量最高的元素</w:t>
+      </w:r>
+      <w:r>
+        <w:rPr>
+          <w:rFonts w:hint="eastAsia" w:ascii="Times New Roman" w:hAnsi="Times New Roman" w:eastAsia="Times New Roman" w:cs="Times New Roman"/>
+        </w:rPr>
+        <w:t>。</w:t>
+      </w:r>
+      <w:r>
+        <w:rPr>
+          <w:rFonts w:hint="eastAsia" w:ascii="Times New Roman" w:hAnsi="Times New Roman" w:eastAsia="FangSong" w:cs="Times New Roman"/>
+        </w:rPr>
+        <w:t>制备</w:t>
       </w:r>
       <w:r>
         <w:rPr>
@@ -4885,7 +5370,55 @@
         <w:rPr>
           <w:rFonts w:hint="eastAsia" w:ascii="Times New Roman" w:hAnsi="Times New Roman" w:eastAsia="FangSong" w:cs="Times New Roman"/>
         </w:rPr>
-        <w:t>含有相同元素的二元化合物可能有着截然不同的性质</w:t>
+        <w:t xml:space="preserve">的一种方法是由含锑盐</w:t>
+      </w:r>
+      <w:r>
+        <w:rPr>
+          <w:rFonts w:ascii="Times New Roman" w:hAnsi="Times New Roman" w:eastAsia="Times New Roman" w:cs="Times New Roman"/>
+        </w:rPr>
+        <w:t xml:space="preserve"> A </w:t>
+      </w:r>
+      <w:r>
+        <w:rPr>
+          <w:rFonts w:hint="eastAsia" w:ascii="Times New Roman" w:hAnsi="Times New Roman" w:eastAsia="FangSong" w:cs="Times New Roman"/>
+        </w:rPr>
+        <w:t xml:space="preserve">与一种钠盐</w:t>
+      </w:r>
+      <w:r>
+        <w:rPr>
+          <w:rFonts w:ascii="Times New Roman" w:hAnsi="Times New Roman" w:eastAsia="Times New Roman" w:cs="Times New Roman"/>
+        </w:rPr>
+        <w:t xml:space="preserve"> B </w:t>
+      </w:r>
+      <w:r>
+        <w:rPr>
+          <w:rFonts w:hint="eastAsia" w:ascii="Times New Roman" w:hAnsi="Times New Roman" w:eastAsia="FangSong" w:cs="Times New Roman"/>
+        </w:rPr>
+        <w:t>在一定条件下发生复分解反应</w:t>
+      </w:r>
+      <w:r>
+        <w:rPr>
+          <w:rFonts w:hint="eastAsia" w:ascii="Times New Roman" w:hAnsi="Times New Roman" w:eastAsia="Times New Roman" w:cs="Times New Roman"/>
+        </w:rPr>
+        <w:t>。</w:t>
+      </w:r>
+      <w:r>
+        <w:rPr>
+          <w:rFonts w:hint="eastAsia" w:ascii="Times New Roman" w:hAnsi="Times New Roman" w:eastAsia="FangSong" w:cs="Times New Roman"/>
+        </w:rPr>
+        <w:t>盐</w:t>
+      </w:r>
+      <w:r>
+        <w:rPr>
+          <w:rFonts w:ascii="Times New Roman" w:hAnsi="Times New Roman" w:eastAsia="Times New Roman" w:cs="Times New Roman"/>
+        </w:rPr>
+        <w:t xml:space="preserve"> A </w:t>
+      </w:r>
+      <w:r>
+        <w:rPr>
+          <w:rFonts w:hint="eastAsia" w:ascii="Times New Roman" w:hAnsi="Times New Roman" w:eastAsia="FangSong" w:cs="Times New Roman"/>
+        </w:rPr>
+        <w:t>的阳离子为三角锥构型</w:t>
       </w:r>
       <w:r>
         <w:rPr>
@@ -4897,19 +5430,51 @@
         <w:rPr>
           <w:rFonts w:hint="eastAsia" w:ascii="Times New Roman" w:hAnsi="Times New Roman" w:eastAsia="FangSong" w:cs="Times New Roman"/>
         </w:rPr>
-        <w:t>比如按照化合价一般规律组成的最简单形式的化合物</w:t>
-      </w:r>
-      <w:r>
-        <w:rPr>
-          <w:rFonts w:ascii="Times New Roman" w:hAnsi="Times New Roman" w:eastAsia="Times New Roman" w:cs="Times New Roman"/>
-        </w:rPr>
-        <w:t xml:space="preserve"> X </w:t>
-      </w:r>
-      <w:r>
-        <w:rPr>
-          <w:rFonts w:hint="eastAsia" w:ascii="Times New Roman" w:hAnsi="Times New Roman" w:eastAsia="FangSong" w:cs="Times New Roman"/>
-        </w:rPr>
-        <w:t>在材料科学中有着特殊的研究意义</w:t>
+        <w:t>含氮质量分数约为</w:t>
+      </w:r>
+      <w:r>
+        <w:rPr>
+          <w:rFonts w:ascii="Times New Roman" w:hAnsi="Times New Roman" w:eastAsia="Times New Roman" w:cs="Times New Roman"/>
+        </w:rPr>
+        <w:t xml:space="preserve"> </w:t>
+      </w:r>
+      <w:r>
+        <w:rPr>
+          <w:rFonts w:hint="eastAsia" w:ascii="Times New Roman" w:hAnsi="Times New Roman" w:eastAsia="Times New Roman" w:cs="Times New Roman"/>
+        </w:rPr>
+        <w:t>91.30%；</w:t>
+      </w:r>
+      <w:r>
+        <w:rPr>
+          <w:rFonts w:hint="eastAsia" w:ascii="Times New Roman" w:hAnsi="Times New Roman" w:eastAsia="FangSong" w:cs="Times New Roman"/>
+        </w:rPr>
+        <w:t>阴离子为</w:t>
+      </w:r>
+      <w:r>
+        <w:rPr>
+          <w:rFonts w:ascii="Times New Roman" w:hAnsi="Times New Roman" w:eastAsia="Times New Roman" w:cs="Times New Roman"/>
+        </w:rPr>
+        <w:t xml:space="preserve"> </w:t>
+      </w:r>
+      <w:r>
+        <w:rPr>
+          <w:rFonts w:hint="eastAsia" w:ascii="Times New Roman" w:hAnsi="Times New Roman" w:eastAsia="Times New Roman" w:cs="Times New Roman"/>
+        </w:rPr>
+        <w:t>SbCl</w:t>
+      </w:r>
+      <w:r>
+        <w:rPr>
+          <w:rFonts w:hint="eastAsia" w:ascii="Times New Roman" w:hAnsi="Times New Roman" w:eastAsia="Times New Roman" w:cs="Times New Roman"/>
+          <w:vertAlign w:val="subscript"/>
+        </w:rPr>
+        <w:t>6</w:t>
+      </w:r>
+      <w:r>
+        <w:rPr>
+          <w:rFonts w:hint="eastAsia" w:ascii="Times New Roman" w:hAnsi="Times New Roman" w:eastAsia="Times New Roman" w:cs="Times New Roman"/>
+          <w:vertAlign w:val="superscript"/>
+        </w:rPr>
+        <w:t>-</w:t>
       </w:r>
       <w:r>
         <w:rPr>
@@ -4921,20 +5486,173 @@
         <w:rPr>
           <w:rFonts w:hint="eastAsia" w:ascii="Times New Roman" w:hAnsi="Times New Roman" w:eastAsia="FangSong" w:cs="Times New Roman"/>
         </w:rPr>
-        <w:t>其化学式为</w:t>
-      </w:r>
-      <w:r>
-        <w:rPr>
-          <w:rFonts w:hint="eastAsia" w:ascii="Times New Roman" w:hAnsi="Times New Roman" w:eastAsia="Times New Roman" w:cs="Times New Roman"/>
-        </w:rPr>
-        <w:t>____。</w:t>
+        <w:t>钠盐</w:t>
+      </w:r>
+      <w:r>
+        <w:rPr>
+          <w:rFonts w:ascii="Times New Roman" w:hAnsi="Times New Roman" w:eastAsia="Times New Roman" w:cs="Times New Roman"/>
+        </w:rPr>
+        <w:t xml:space="preserve"> B </w:t>
+      </w:r>
+      <w:r>
+        <w:rPr>
+          <w:rFonts w:hint="eastAsia" w:ascii="Times New Roman" w:hAnsi="Times New Roman" w:eastAsia="FangSong" w:cs="Times New Roman"/>
+        </w:rPr>
+        <w:t xml:space="preserve">的阴离子和</w:t>
+      </w:r>
+      <w:r>
+        <w:rPr>
+          <w:rFonts w:ascii="Times New Roman" w:hAnsi="Times New Roman" w:eastAsia="Times New Roman" w:cs="Times New Roman"/>
+        </w:rPr>
+        <w:t xml:space="preserve"> CO</w:t>
+      </w:r>
+      <w:r>
+        <w:rPr>
+          <w:rFonts w:ascii="Times New Roman" w:hAnsi="Times New Roman" w:eastAsia="Times New Roman" w:cs="Times New Roman"/>
+          <w:vertAlign w:val="subscript"/>
+        </w:rPr>
+        <w:t>2</w:t>
+      </w:r>
+      <w:r>
+        <w:rPr>
+          <w:rFonts w:ascii="Times New Roman" w:hAnsi="Times New Roman" w:eastAsia="Times New Roman" w:cs="Times New Roman"/>
+        </w:rPr>
+        <w:t xml:space="preserve"> </w:t>
+      </w:r>
+      <w:r>
+        <w:rPr>
+          <w:rFonts w:hint="eastAsia" w:ascii="Times New Roman" w:hAnsi="Times New Roman" w:eastAsia="FangSong" w:cs="Times New Roman"/>
+        </w:rPr>
+        <w:t>是等电子体</w:t>
+      </w:r>
+      <w:r>
+        <w:rPr>
+          <w:rFonts w:hint="eastAsia" w:ascii="Times New Roman" w:hAnsi="Times New Roman" w:eastAsia="Times New Roman" w:cs="Times New Roman"/>
+        </w:rPr>
+        <w:t>。Tetraazidomethane</w:t>
+      </w:r>
+      <w:r>
+        <w:rPr>
+          <w:rFonts w:ascii="Times New Roman" w:hAnsi="Times New Roman" w:eastAsia="Times New Roman" w:cs="Times New Roman"/>
+        </w:rPr>
+        <w:t xml:space="preserve"> </w:t>
+      </w:r>
+      <w:r>
+        <w:rPr>
+          <w:rFonts w:hint="eastAsia" w:ascii="Times New Roman" w:hAnsi="Times New Roman" w:eastAsia="FangSong" w:cs="Times New Roman"/>
+        </w:rPr>
+        <w:t>是一种高沸点的液体</w:t>
+      </w:r>
+      <w:r>
+        <w:rPr>
+          <w:rFonts w:hint="eastAsia" w:ascii="Times New Roman" w:hAnsi="Times New Roman" w:eastAsia="Times New Roman" w:cs="Times New Roman"/>
+        </w:rPr>
+        <w:t>，</w:t>
+      </w:r>
+      <w:r>
+        <w:rPr>
+          <w:rFonts w:hint="eastAsia" w:ascii="Times New Roman" w:hAnsi="Times New Roman" w:eastAsia="FangSong" w:cs="Times New Roman"/>
+        </w:rPr>
+        <w:t>含氮质量分数约为</w:t>
+      </w:r>
+      <w:r>
+        <w:rPr>
+          <w:rFonts w:ascii="Times New Roman" w:hAnsi="Times New Roman" w:eastAsia="Times New Roman" w:cs="Times New Roman"/>
+        </w:rPr>
+        <w:t xml:space="preserve"> </w:t>
+      </w:r>
+      <w:r>
+        <w:rPr>
+          <w:rFonts w:hint="eastAsia" w:ascii="Times New Roman" w:hAnsi="Times New Roman" w:eastAsia="Times New Roman" w:cs="Times New Roman"/>
+        </w:rPr>
+        <w:t>93.33%，</w:t>
+      </w:r>
+      <w:r>
+        <w:rPr>
+          <w:rFonts w:hint="eastAsia" w:ascii="Times New Roman" w:hAnsi="Times New Roman" w:eastAsia="FangSong" w:cs="Times New Roman"/>
+        </w:rPr>
+        <w:t>有一定的危险性</w:t>
+      </w:r>
+      <w:r>
+        <w:rPr>
+          <w:rFonts w:hint="eastAsia" w:ascii="Times New Roman" w:hAnsi="Times New Roman" w:eastAsia="Times New Roman" w:cs="Times New Roman"/>
+        </w:rPr>
+        <w:t>。</w:t>
       </w:r>
     </w:p>
     <w:p>
       <w:pPr>
         <w:numPr>
           <w:ilvl w:val="0"/>
-          <w:numId w:val="1002"/>
+          <w:numId w:val="1003"/>
+        </w:numPr>
+      </w:pPr>
+      <w:r>
+        <w:rPr>
+          <w:rFonts w:hint="eastAsia" w:ascii="Times New Roman" w:hAnsi="Times New Roman" w:eastAsia="FangSong" w:cs="Times New Roman"/>
+        </w:rPr>
+        <w:t xml:space="preserve">与</w:t>
+      </w:r>
+      <w:r>
+        <w:rPr>
+          <w:rFonts w:ascii="Times New Roman" w:hAnsi="Times New Roman" w:eastAsia="Times New Roman" w:cs="Times New Roman"/>
+        </w:rPr>
+        <w:t xml:space="preserve"> Tetraazidomethane </w:t>
+      </w:r>
+      <w:r>
+        <w:rPr>
+          <w:rFonts w:hint="eastAsia" w:ascii="Times New Roman" w:hAnsi="Times New Roman" w:eastAsia="FangSong" w:cs="Times New Roman"/>
+        </w:rPr>
+        <w:t>含有相同元素的二元化合物可能有着截然不同的性质</w:t>
+      </w:r>
+      <w:r>
+        <w:rPr>
+          <w:rFonts w:hint="eastAsia" w:ascii="Times New Roman" w:hAnsi="Times New Roman" w:eastAsia="Times New Roman" w:cs="Times New Roman"/>
+        </w:rPr>
+        <w:t>，</w:t>
+      </w:r>
+      <w:r>
+        <w:rPr>
+          <w:rFonts w:hint="eastAsia" w:ascii="Times New Roman" w:hAnsi="Times New Roman" w:eastAsia="FangSong" w:cs="Times New Roman"/>
+        </w:rPr>
+        <w:t>比如按照化合价一般规律组成的最简单形式的化合物</w:t>
+      </w:r>
+      <w:r>
+        <w:rPr>
+          <w:rFonts w:ascii="Times New Roman" w:hAnsi="Times New Roman" w:eastAsia="Times New Roman" w:cs="Times New Roman"/>
+        </w:rPr>
+        <w:t xml:space="preserve"> X </w:t>
+      </w:r>
+      <w:r>
+        <w:rPr>
+          <w:rFonts w:hint="eastAsia" w:ascii="Times New Roman" w:hAnsi="Times New Roman" w:eastAsia="FangSong" w:cs="Times New Roman"/>
+        </w:rPr>
+        <w:t>在材料科学中有着特殊的研究意义</w:t>
+      </w:r>
+      <w:r>
+        <w:rPr>
+          <w:rFonts w:hint="eastAsia" w:ascii="Times New Roman" w:hAnsi="Times New Roman" w:eastAsia="Times New Roman" w:cs="Times New Roman"/>
+        </w:rPr>
+        <w:t>。</w:t>
+      </w:r>
+      <w:r>
+        <w:rPr>
+          <w:rFonts w:hint="eastAsia" w:ascii="Times New Roman" w:hAnsi="Times New Roman" w:eastAsia="FangSong" w:cs="Times New Roman"/>
+        </w:rPr>
+        <w:t>其化学式为</w:t>
+      </w:r>
+      <w:r>
+        <w:rPr>
+          <w:rFonts w:hint="eastAsia" w:ascii="Times New Roman" w:hAnsi="Times New Roman" w:eastAsia="Times New Roman" w:cs="Times New Roman"/>
+        </w:rPr>
+        <w:t>____。</w:t>
+      </w:r>
+    </w:p>
+    <w:p>
+      <w:pPr>
+        <w:numPr>
+          <w:ilvl w:val="0"/>
+          <w:numId w:val="1003"/>
         </w:numPr>
       </w:pPr>
       <w:r>
@@ -5140,7 +5858,7 @@
       <w:pPr>
         <w:numPr>
           <w:ilvl w:val="0"/>
-          <w:numId w:val="1002"/>
+          <w:numId w:val="1003"/>
         </w:numPr>
       </w:pPr>
       <w:r>
@@ -5389,108 +6107,108 @@
     <w:p>
       <w:pPr>
         <w:pStyle w:val="Compact"/>
-        <w:numPr>
-          <w:ilvl w:val="0"/>
-          <w:numId w:val="1003"/>
-        </w:numPr>
-      </w:pPr>
-      <w:r>
-        <w:rPr>
-          <w:rFonts w:hint="eastAsia" w:ascii="Times New Roman" w:hAnsi="Times New Roman" w:eastAsia="FangSong" w:cs="Times New Roman"/>
-        </w:rPr>
-        <w:t>硝化甘油是丙三醇与硝酸形成的酯</w:t>
-      </w:r>
-      <w:r>
-        <w:rPr>
-          <w:rFonts w:hint="eastAsia" w:ascii="Times New Roman" w:hAnsi="Times New Roman" w:eastAsia="Times New Roman" w:cs="Times New Roman"/>
-        </w:rPr>
-        <w:t>，</w:t>
-      </w:r>
-      <w:r>
-        <w:rPr>
-          <w:rFonts w:hint="eastAsia" w:ascii="Times New Roman" w:hAnsi="Times New Roman" w:eastAsia="FangSong" w:cs="Times New Roman"/>
-        </w:rPr>
-        <w:t>撞击后能剧烈爆炸</w:t>
-      </w:r>
-      <w:r>
-        <w:rPr>
-          <w:rFonts w:hint="eastAsia" w:ascii="Times New Roman" w:hAnsi="Times New Roman" w:eastAsia="Times New Roman" w:cs="Times New Roman"/>
-        </w:rPr>
-        <w:t>。</w:t>
-      </w:r>
-      <w:r>
-        <w:rPr>
-          <w:rFonts w:hint="eastAsia" w:ascii="Times New Roman" w:hAnsi="Times New Roman" w:eastAsia="FangSong" w:cs="Times New Roman"/>
-        </w:rPr>
-        <w:t>试写出反应的化学方程式</w:t>
-      </w:r>
-      <w:r>
-        <w:rPr>
-          <w:rFonts w:hint="eastAsia" w:ascii="Times New Roman" w:hAnsi="Times New Roman" w:eastAsia="Times New Roman" w:cs="Times New Roman"/>
-        </w:rPr>
-        <w:t>，</w:t>
-      </w:r>
-      <w:r>
-        <w:rPr>
-          <w:rFonts w:hint="eastAsia" w:ascii="Times New Roman" w:hAnsi="Times New Roman" w:eastAsia="FangSong" w:cs="Times New Roman"/>
-        </w:rPr>
-        <w:t>并配平</w:t>
-      </w:r>
-      <w:r>
-        <w:rPr>
-          <w:rFonts w:hint="eastAsia" w:ascii="Times New Roman" w:hAnsi="Times New Roman" w:eastAsia="Times New Roman" w:cs="Times New Roman"/>
-        </w:rPr>
-        <w:t>：____。Tetraazidomethane、</w:t>
-      </w:r>
-      <w:r>
-        <w:rPr>
-          <w:rFonts w:hint="eastAsia" w:ascii="Times New Roman" w:hAnsi="Times New Roman" w:eastAsia="FangSong" w:cs="Times New Roman"/>
-        </w:rPr>
-        <w:t>硝化甘油与</w:t>
-      </w:r>
-      <w:r>
-        <w:rPr>
-          <w:rFonts w:ascii="Times New Roman" w:hAnsi="Times New Roman" w:eastAsia="Times New Roman" w:cs="Times New Roman"/>
-        </w:rPr>
-        <w:t xml:space="preserve"> B </w:t>
-      </w:r>
-      <w:r>
-        <w:rPr>
-          <w:rFonts w:hint="eastAsia" w:ascii="Times New Roman" w:hAnsi="Times New Roman" w:eastAsia="FangSong" w:cs="Times New Roman"/>
-        </w:rPr>
-        <w:t>均易发生爆炸反应的主要原因是</w:t>
-      </w:r>
-      <w:r>
-        <w:rPr>
-          <w:rFonts w:hint="eastAsia" w:ascii="Times New Roman" w:hAnsi="Times New Roman" w:eastAsia="Times New Roman" w:cs="Times New Roman"/>
-        </w:rPr>
-        <w:t>：____。</w:t>
-      </w:r>
-    </w:p>
-    <w:p>
-      <w:pPr>
-        <w:pStyle w:val="FirstParagraph"/>
-      </w:pPr>
-      <w:r>
-        <w:rPr>
-          <w:rFonts w:ascii="Times New Roman" w:hAnsi="Times New Roman" w:eastAsia="Times New Roman" w:cs="Times New Roman"/>
-        </w:rPr>
-        <w:t xml:space="preserve">📖 </w:t>
-      </w:r>
-      <w:r>
-        <w:rPr>
-          <w:rFonts w:hint="eastAsia" w:ascii="Times New Roman" w:hAnsi="Times New Roman" w:eastAsia="FangSong" w:cs="Times New Roman"/>
-        </w:rPr>
-        <w:t xml:space="preserve">查看答案</w:t>
-      </w:r>
-    </w:p>
-    <w:p>
-      <w:pPr>
         <w:numPr>
           <w:ilvl w:val="0"/>
           <w:numId w:val="1004"/>
         </w:numPr>
       </w:pPr>
+      <w:r>
+        <w:rPr>
+          <w:rFonts w:hint="eastAsia" w:ascii="Times New Roman" w:hAnsi="Times New Roman" w:eastAsia="FangSong" w:cs="Times New Roman"/>
+        </w:rPr>
+        <w:t>硝化甘油是丙三醇与硝酸形成的酯</w:t>
+      </w:r>
+      <w:r>
+        <w:rPr>
+          <w:rFonts w:hint="eastAsia" w:ascii="Times New Roman" w:hAnsi="Times New Roman" w:eastAsia="Times New Roman" w:cs="Times New Roman"/>
+        </w:rPr>
+        <w:t>，</w:t>
+      </w:r>
+      <w:r>
+        <w:rPr>
+          <w:rFonts w:hint="eastAsia" w:ascii="Times New Roman" w:hAnsi="Times New Roman" w:eastAsia="FangSong" w:cs="Times New Roman"/>
+        </w:rPr>
+        <w:t>撞击后能剧烈爆炸</w:t>
+      </w:r>
+      <w:r>
+        <w:rPr>
+          <w:rFonts w:hint="eastAsia" w:ascii="Times New Roman" w:hAnsi="Times New Roman" w:eastAsia="Times New Roman" w:cs="Times New Roman"/>
+        </w:rPr>
+        <w:t>。</w:t>
+      </w:r>
+      <w:r>
+        <w:rPr>
+          <w:rFonts w:hint="eastAsia" w:ascii="Times New Roman" w:hAnsi="Times New Roman" w:eastAsia="FangSong" w:cs="Times New Roman"/>
+        </w:rPr>
+        <w:t>试写出反应的化学方程式</w:t>
+      </w:r>
+      <w:r>
+        <w:rPr>
+          <w:rFonts w:hint="eastAsia" w:ascii="Times New Roman" w:hAnsi="Times New Roman" w:eastAsia="Times New Roman" w:cs="Times New Roman"/>
+        </w:rPr>
+        <w:t>，</w:t>
+      </w:r>
+      <w:r>
+        <w:rPr>
+          <w:rFonts w:hint="eastAsia" w:ascii="Times New Roman" w:hAnsi="Times New Roman" w:eastAsia="FangSong" w:cs="Times New Roman"/>
+        </w:rPr>
+        <w:t>并配平</w:t>
+      </w:r>
+      <w:r>
+        <w:rPr>
+          <w:rFonts w:hint="eastAsia" w:ascii="Times New Roman" w:hAnsi="Times New Roman" w:eastAsia="Times New Roman" w:cs="Times New Roman"/>
+        </w:rPr>
+        <w:t>：____。Tetraazidomethane、</w:t>
+      </w:r>
+      <w:r>
+        <w:rPr>
+          <w:rFonts w:hint="eastAsia" w:ascii="Times New Roman" w:hAnsi="Times New Roman" w:eastAsia="FangSong" w:cs="Times New Roman"/>
+        </w:rPr>
+        <w:t>硝化甘油与</w:t>
+      </w:r>
+      <w:r>
+        <w:rPr>
+          <w:rFonts w:ascii="Times New Roman" w:hAnsi="Times New Roman" w:eastAsia="Times New Roman" w:cs="Times New Roman"/>
+        </w:rPr>
+        <w:t xml:space="preserve"> B </w:t>
+      </w:r>
+      <w:r>
+        <w:rPr>
+          <w:rFonts w:hint="eastAsia" w:ascii="Times New Roman" w:hAnsi="Times New Roman" w:eastAsia="FangSong" w:cs="Times New Roman"/>
+        </w:rPr>
+        <w:t>均易发生爆炸反应的主要原因是</w:t>
+      </w:r>
+      <w:r>
+        <w:rPr>
+          <w:rFonts w:hint="eastAsia" w:ascii="Times New Roman" w:hAnsi="Times New Roman" w:eastAsia="Times New Roman" w:cs="Times New Roman"/>
+        </w:rPr>
+        <w:t>：____。</w:t>
+      </w:r>
+    </w:p>
+    <w:p>
+      <w:pPr>
+        <w:pStyle w:val="FirstParagraph"/>
+      </w:pPr>
+      <w:r>
+        <w:rPr>
+          <w:rFonts w:ascii="Times New Roman" w:hAnsi="Times New Roman" w:eastAsia="Times New Roman" w:cs="Times New Roman"/>
+        </w:rPr>
+        <w:t xml:space="preserve">📖 </w:t>
+      </w:r>
+      <w:r>
+        <w:rPr>
+          <w:rFonts w:hint="eastAsia" w:ascii="Times New Roman" w:hAnsi="Times New Roman" w:eastAsia="FangSong" w:cs="Times New Roman"/>
+        </w:rPr>
+        <w:t xml:space="preserve">查看答案</w:t>
+      </w:r>
+    </w:p>
+    <w:p>
+      <w:pPr>
+        <w:numPr>
+          <w:ilvl w:val="0"/>
+          <w:numId w:val="1005"/>
+        </w:numPr>
+      </w:pPr>
       <m:oMath>
         <m:sSub>
           <m:e>
@@ -5534,7 +6252,7 @@
       <w:pPr>
         <w:numPr>
           <w:ilvl w:val="0"/>
-          <w:numId w:val="1004"/>
+          <w:numId w:val="1005"/>
         </w:numPr>
       </w:pPr>
       <w:r>
@@ -5566,7 +6284,7 @@
       <w:pPr>
         <w:numPr>
           <w:ilvl w:val="0"/>
-          <w:numId w:val="1004"/>
+          <w:numId w:val="1005"/>
         </w:numPr>
       </w:pPr>
       <w:r>
@@ -5840,7 +6558,7 @@
       <w:pPr>
         <w:numPr>
           <w:ilvl w:val="0"/>
-          <w:numId w:val="1004"/>
+          <w:numId w:val="1005"/>
         </w:numPr>
       </w:pPr>
       <m:oMath>
@@ -6996,8 +7714,8 @@
         </w:pict>
       </w:r>
     </w:p>
-    <w:bookmarkEnd w:id="14"/>
-    <w:bookmarkStart w:id="39" w:name="一分册测试-ch9a-9-锂电池尖晶石综合"/>
+    <w:bookmarkEnd w:id="17"/>
+    <w:bookmarkStart w:id="42" w:name="ch9a-9-锂电池尖晶石综合"/>
     <w:p>
       <w:pPr>
         <w:pStyle w:val="Heading2"/>
@@ -7007,19 +7725,13 @@
         <w:rPr>
           <w:rFonts w:ascii="Times New Roman" w:hAnsi="Times New Roman" w:eastAsia="Times New Roman" w:cs="Times New Roman"/>
         </w:rPr>
-        <w:t xml:space="preserve">8.4 </w:t>
-      </w:r>
-      <w:r>
-        <w:rPr>
-          <w:rFonts w:hint="eastAsia" w:ascii="Times New Roman" w:hAnsi="Times New Roman" w:eastAsia="SimHei" w:cs="Times New Roman"/>
-        </w:rPr>
-        <w:t>一分册测试</w:t>
-      </w:r>
-      <w:r>
-        <w:rPr>
-          <w:rFonts w:hint="eastAsia" w:ascii="Times New Roman" w:hAnsi="Times New Roman" w:eastAsia="Times New Roman" w:cs="Times New Roman"/>
-        </w:rPr>
-        <w:t>-Ch9A-9-</w:t>
+        <w:t xml:space="preserve">8.5 </w:t>
+      </w:r>
+      <w:r>
+        <w:rPr>
+          <w:rFonts w:hint="eastAsia" w:ascii="Times New Roman" w:hAnsi="Times New Roman" w:eastAsia="Times New Roman" w:cs="Times New Roman"/>
+        </w:rPr>
+        <w:t>Ch9A-9-</w:t>
       </w:r>
       <w:r>
         <w:rPr>
@@ -7119,18 +7831,18 @@
           <wp:inline>
             <wp:extent cx="3240000" cy="3078947"/>
             <wp:effectExtent b="0" l="0" r="0" t="0"/>
-            <wp:docPr descr="" title="" id="16" name="Picture"/>
+            <wp:docPr descr="" title="" id="19" name="Picture"/>
             <a:graphic>
               <a:graphicData uri="http://schemas.openxmlformats.org/drawingml/2006/picture">
                 <pic:pic>
                   <pic:nvPicPr>
-                    <pic:cNvPr descr="eaa3a667e86f1cfa91fcdccc02b907dd7b884a458b6189df6295eff1a9be2d43.jpg" id="17" name="Picture"/>
+                    <pic:cNvPr descr="eaa3a667e86f1cfa91fcdccc02b907dd7b884a458b6189df6295eff1a9be2d43.jpg" id="20" name="Picture"/>
                     <pic:cNvPicPr>
                       <a:picLocks noChangeArrowheads="1" noChangeAspect="1"/>
                     </pic:cNvPicPr>
                   </pic:nvPicPr>
                   <pic:blipFill>
-                    <a:blip r:embed="rId15"/>
+                    <a:blip r:embed="rId18"/>
                     <a:stretch>
                       <a:fillRect/>
                     </a:stretch>
@@ -7218,18 +7930,18 @@
           <wp:inline>
             <wp:extent cx="3240000" cy="3023123"/>
             <wp:effectExtent b="0" l="0" r="0" t="0"/>
-            <wp:docPr descr="" title="" id="19" name="Picture"/>
+            <wp:docPr descr="" title="" id="22" name="Picture"/>
             <a:graphic>
               <a:graphicData uri="http://schemas.openxmlformats.org/drawingml/2006/picture">
                 <pic:pic>
                   <pic:nvPicPr>
-                    <pic:cNvPr descr="d76049dee9a18143f06fbf7ff04c5eaf7f58a0568902c986cc4d144e41f962af.jpg" id="20" name="Picture"/>
+                    <pic:cNvPr descr="d76049dee9a18143f06fbf7ff04c5eaf7f58a0568902c986cc4d144e41f962af.jpg" id="23" name="Picture"/>
                     <pic:cNvPicPr>
                       <a:picLocks noChangeArrowheads="1" noChangeAspect="1"/>
                     </pic:cNvPicPr>
                   </pic:nvPicPr>
                   <pic:blipFill>
-                    <a:blip r:embed="rId18"/>
+                    <a:blip r:embed="rId21"/>
                     <a:stretch>
                       <a:fillRect/>
                     </a:stretch>
@@ -7317,18 +8029,18 @@
           <wp:inline>
             <wp:extent cx="3240000" cy="2616627"/>
             <wp:effectExtent b="0" l="0" r="0" t="0"/>
-            <wp:docPr descr="" title="" id="22" name="Picture"/>
+            <wp:docPr descr="" title="" id="25" name="Picture"/>
             <a:graphic>
               <a:graphicData uri="http://schemas.openxmlformats.org/drawingml/2006/picture">
                 <pic:pic>
                   <pic:nvPicPr>
-                    <pic:cNvPr descr="e22212c7edc7b8ec920dcfedaf6fc4c795850998240a88e3b90c92eab8038b27.jpg" id="23" name="Picture"/>
+                    <pic:cNvPr descr="e22212c7edc7b8ec920dcfedaf6fc4c795850998240a88e3b90c92eab8038b27.jpg" id="26" name="Picture"/>
                     <pic:cNvPicPr>
                       <a:picLocks noChangeArrowheads="1" noChangeAspect="1"/>
                     </pic:cNvPicPr>
                   </pic:nvPicPr>
                   <pic:blipFill>
-                    <a:blip r:embed="rId21"/>
+                    <a:blip r:embed="rId24"/>
                     <a:stretch>
                       <a:fillRect/>
                     </a:stretch>
@@ -8303,7 +9015,7 @@
         <w:pStyle w:val="Compact"/>
         <w:numPr>
           <w:ilvl w:val="0"/>
-          <w:numId w:val="1005"/>
+          <w:numId w:val="1006"/>
         </w:numPr>
       </w:pPr>
       <w:r>
@@ -8324,7 +9036,7 @@
         <w:pStyle w:val="Compact"/>
         <w:numPr>
           <w:ilvl w:val="0"/>
-          <w:numId w:val="1005"/>
+          <w:numId w:val="1006"/>
         </w:numPr>
       </w:pPr>
       <m:oMath>
@@ -8391,7 +9103,7 @@
         <w:pStyle w:val="Compact"/>
         <w:numPr>
           <w:ilvl w:val="0"/>
-          <w:numId w:val="1005"/>
+          <w:numId w:val="1006"/>
         </w:numPr>
       </w:pPr>
       <m:oMath>
@@ -8444,7 +9156,7 @@
         <w:pStyle w:val="Compact"/>
         <w:numPr>
           <w:ilvl w:val="0"/>
-          <w:numId w:val="1005"/>
+          <w:numId w:val="1006"/>
         </w:numPr>
       </w:pPr>
       <m:oMath>
@@ -8689,18 +9401,18 @@
           <wp:inline>
             <wp:extent cx="3240000" cy="2821034"/>
             <wp:effectExtent b="0" l="0" r="0" t="0"/>
-            <wp:docPr descr="" title="" id="25" name="Picture"/>
+            <wp:docPr descr="" title="" id="28" name="Picture"/>
             <a:graphic>
               <a:graphicData uri="http://schemas.openxmlformats.org/drawingml/2006/picture">
                 <pic:pic>
                   <pic:nvPicPr>
-                    <pic:cNvPr descr="1572e24e900072fc3e40713f93499fe025421969f073396f55f63d7d6b470cd1.jpg" id="26" name="Picture"/>
+                    <pic:cNvPr descr="1572e24e900072fc3e40713f93499fe025421969f073396f55f63d7d6b470cd1.jpg" id="29" name="Picture"/>
                     <pic:cNvPicPr>
                       <a:picLocks noChangeArrowheads="1" noChangeAspect="1"/>
                     </pic:cNvPicPr>
                   </pic:nvPicPr>
                   <pic:blipFill>
-                    <a:blip r:embed="rId24"/>
+                    <a:blip r:embed="rId27"/>
                     <a:stretch>
                       <a:fillRect/>
                     </a:stretch>
@@ -8788,18 +9500,18 @@
           <wp:inline>
             <wp:extent cx="3240000" cy="2559847"/>
             <wp:effectExtent b="0" l="0" r="0" t="0"/>
-            <wp:docPr descr="" title="" id="28" name="Picture"/>
+            <wp:docPr descr="" title="" id="31" name="Picture"/>
             <a:graphic>
               <a:graphicData uri="http://schemas.openxmlformats.org/drawingml/2006/picture">
                 <pic:pic>
                   <pic:nvPicPr>
-                    <pic:cNvPr descr="4929ee32c738d67598da30962e3030f3a22e6b89195c85c73fc1146172576b39.jpg" id="29" name="Picture"/>
+                    <pic:cNvPr descr="4929ee32c738d67598da30962e3030f3a22e6b89195c85c73fc1146172576b39.jpg" id="32" name="Picture"/>
                     <pic:cNvPicPr>
                       <a:picLocks noChangeArrowheads="1" noChangeAspect="1"/>
                     </pic:cNvPicPr>
                   </pic:nvPicPr>
                   <pic:blipFill>
-                    <a:blip r:embed="rId27"/>
+                    <a:blip r:embed="rId30"/>
                     <a:stretch>
                       <a:fillRect/>
                     </a:stretch>
@@ -8875,18 +9587,18 @@
           <wp:inline>
             <wp:extent cx="3240000" cy="3024652"/>
             <wp:effectExtent b="0" l="0" r="0" t="0"/>
-            <wp:docPr descr="" title="" id="31" name="Picture"/>
+            <wp:docPr descr="" title="" id="34" name="Picture"/>
             <a:graphic>
               <a:graphicData uri="http://schemas.openxmlformats.org/drawingml/2006/picture">
                 <pic:pic>
                   <pic:nvPicPr>
-                    <pic:cNvPr descr="9811933703b4d5dbf645deaa15a84e039e679d350e8b2a644738dbffc2463713.jpg" id="32" name="Picture"/>
+                    <pic:cNvPr descr="9811933703b4d5dbf645deaa15a84e039e679d350e8b2a644738dbffc2463713.jpg" id="35" name="Picture"/>
                     <pic:cNvPicPr>
                       <a:picLocks noChangeArrowheads="1" noChangeAspect="1"/>
                     </pic:cNvPicPr>
                   </pic:nvPicPr>
                   <pic:blipFill>
-                    <a:blip r:embed="rId30"/>
+                    <a:blip r:embed="rId33"/>
                     <a:stretch>
                       <a:fillRect/>
                     </a:stretch>
@@ -8984,18 +9696,18 @@
           <wp:inline>
             <wp:extent cx="3240000" cy="3349163"/>
             <wp:effectExtent b="0" l="0" r="0" t="0"/>
-            <wp:docPr descr="" title="" id="34" name="Picture"/>
+            <wp:docPr descr="" title="" id="37" name="Picture"/>
             <a:graphic>
               <a:graphicData uri="http://schemas.openxmlformats.org/drawingml/2006/picture">
                 <pic:pic>
                   <pic:nvPicPr>
-                    <pic:cNvPr descr="cce320fae50cf8266d273a4f6b62323a64e0ce8d5b415ba49b94652357f5fb74.jpg" id="35" name="Picture"/>
+                    <pic:cNvPr descr="cce320fae50cf8266d273a4f6b62323a64e0ce8d5b415ba49b94652357f5fb74.jpg" id="38" name="Picture"/>
                     <pic:cNvPicPr>
                       <a:picLocks noChangeArrowheads="1" noChangeAspect="1"/>
                     </pic:cNvPicPr>
                   </pic:nvPicPr>
                   <pic:blipFill>
-                    <a:blip r:embed="rId33"/>
+                    <a:blip r:embed="rId36"/>
                     <a:stretch>
                       <a:fillRect/>
                     </a:stretch>
@@ -10554,18 +11266,18 @@
           <wp:inline>
             <wp:extent cx="3240000" cy="2756571"/>
             <wp:effectExtent b="0" l="0" r="0" t="0"/>
-            <wp:docPr descr="" title="" id="37" name="Picture"/>
+            <wp:docPr descr="" title="" id="40" name="Picture"/>
             <a:graphic>
               <a:graphicData uri="http://schemas.openxmlformats.org/drawingml/2006/picture">
                 <pic:pic>
                   <pic:nvPicPr>
-                    <pic:cNvPr descr="c5ee922e0619c7de77def5bf322922704fa7fc249c39c4062e12482391ed457d.jpg" id="38" name="Picture"/>
+                    <pic:cNvPr descr="c5ee922e0619c7de77def5bf322922704fa7fc249c39c4062e12482391ed457d.jpg" id="41" name="Picture"/>
                     <pic:cNvPicPr>
                       <a:picLocks noChangeArrowheads="1" noChangeAspect="1"/>
                     </pic:cNvPicPr>
                   </pic:nvPicPr>
                   <pic:blipFill>
-                    <a:blip r:embed="rId36"/>
+                    <a:blip r:embed="rId39"/>
                     <a:stretch>
                       <a:fillRect/>
                     </a:stretch>
@@ -10638,8 +11350,8 @@
         </w:pict>
       </w:r>
     </w:p>
-    <w:bookmarkEnd w:id="39"/>
-    <w:bookmarkEnd w:id="40"/>
+    <w:bookmarkEnd w:id="42"/>
+    <w:bookmarkEnd w:id="43"/>
     <w:sectPr>
       <w:footerReference w:type="default" r:id="rId9"/>
       <w:footnotePr>
@@ -10788,6 +11500,91 @@
       </w:pPr>
     </w:lvl>
   </w:abstractNum>
+  <w:abstractNum w:abstractNumId="99432">
+    <w:nsid w:val="00A99432"/>
+    <w:multiLevelType w:val="multilevel"/>
+    <w:lvl w:ilvl="0">
+      <w:start w:val="2"/>
+      <w:numFmt w:val="decimal"/>
+      <w:lvlText w:val="(%1)"/>
+      <w:lvlJc w:val="left"/>
+      <w:pPr>
+        <w:ind w:left="720" w:hanging="360"/>
+      </w:pPr>
+    </w:lvl>
+    <w:lvl w:ilvl="1">
+      <w:start w:val="2"/>
+      <w:numFmt w:val="decimal"/>
+      <w:lvlText w:val="(%2)"/>
+      <w:lvlJc w:val="left"/>
+      <w:pPr>
+        <w:ind w:left="1440" w:hanging="360"/>
+      </w:pPr>
+    </w:lvl>
+    <w:lvl w:ilvl="2">
+      <w:start w:val="2"/>
+      <w:numFmt w:val="decimal"/>
+      <w:lvlText w:val="(%3)"/>
+      <w:lvlJc w:val="left"/>
+      <w:pPr>
+        <w:ind w:left="2160" w:hanging="360"/>
+      </w:pPr>
+    </w:lvl>
+    <w:lvl w:ilvl="3">
+      <w:start w:val="2"/>
+      <w:numFmt w:val="decimal"/>
+      <w:lvlText w:val="(%4)"/>
+      <w:lvlJc w:val="left"/>
+      <w:pPr>
+        <w:ind w:left="2880" w:hanging="360"/>
+      </w:pPr>
+    </w:lvl>
+    <w:lvl w:ilvl="4">
+      <w:start w:val="2"/>
+      <w:numFmt w:val="decimal"/>
+      <w:lvlText w:val="(%5)"/>
+      <w:lvlJc w:val="left"/>
+      <w:pPr>
+        <w:ind w:left="3600" w:hanging="360"/>
+      </w:pPr>
+    </w:lvl>
+    <w:lvl w:ilvl="5">
+      <w:start w:val="2"/>
+      <w:numFmt w:val="decimal"/>
+      <w:lvlText w:val="(%6)"/>
+      <w:lvlJc w:val="left"/>
+      <w:pPr>
+        <w:ind w:left="4320" w:hanging="360"/>
+      </w:pPr>
+    </w:lvl>
+    <w:lvl w:ilvl="6">
+      <w:start w:val="2"/>
+      <w:numFmt w:val="decimal"/>
+      <w:lvlText w:val="(%7)"/>
+      <w:lvlJc w:val="left"/>
+      <w:pPr>
+        <w:ind w:left="5040" w:hanging="360"/>
+      </w:pPr>
+    </w:lvl>
+    <w:lvl w:ilvl="7">
+      <w:start w:val="2"/>
+      <w:numFmt w:val="decimal"/>
+      <w:lvlText w:val="(%8)"/>
+      <w:lvlJc w:val="left"/>
+      <w:pPr>
+        <w:ind w:left="5760" w:hanging="360"/>
+      </w:pPr>
+    </w:lvl>
+    <w:lvl w:ilvl="8">
+      <w:start w:val="2"/>
+      <w:numFmt w:val="decimal"/>
+      <w:lvlText w:val="(%9)"/>
+      <w:lvlJc w:val="left"/>
+      <w:pPr>
+        <w:ind w:left="6480" w:hanging="360"/>
+      </w:pPr>
+    </w:lvl>
+  </w:abstractNum>
   <w:abstractNum w:abstractNumId="994120">
     <w:nsid w:val="0A994120"/>
     <w:multiLevelType w:val="multilevel"/>
@@ -11132,6 +11929,36 @@
     <w:abstractNumId w:val="990"/>
   </w:num>
   <w:num w:numId="1001">
+    <w:abstractNumId w:val="99432"/>
+    <w:lvlOverride w:ilvl="0">
+      <w:startOverride w:val="2"/>
+    </w:lvlOverride>
+    <w:lvlOverride w:ilvl="1">
+      <w:startOverride w:val="2"/>
+    </w:lvlOverride>
+    <w:lvlOverride w:ilvl="2">
+      <w:startOverride w:val="2"/>
+    </w:lvlOverride>
+    <w:lvlOverride w:ilvl="3">
+      <w:startOverride w:val="2"/>
+    </w:lvlOverride>
+    <w:lvlOverride w:ilvl="4">
+      <w:startOverride w:val="2"/>
+    </w:lvlOverride>
+    <w:lvlOverride w:ilvl="5">
+      <w:startOverride w:val="2"/>
+    </w:lvlOverride>
+    <w:lvlOverride w:ilvl="6">
+      <w:startOverride w:val="2"/>
+    </w:lvlOverride>
+    <w:lvlOverride w:ilvl="7">
+      <w:startOverride w:val="2"/>
+    </w:lvlOverride>
+    <w:lvlOverride w:ilvl="8">
+      <w:startOverride w:val="2"/>
+    </w:lvlOverride>
+  </w:num>
+  <w:num w:numId="1002">
     <w:abstractNumId w:val="994120"/>
     <w:lvlOverride w:ilvl="0">
       <w:startOverride w:val="20"/>
@@ -11161,7 +11988,7 @@
       <w:startOverride w:val="20"/>
     </w:lvlOverride>
   </w:num>
-  <w:num w:numId="1002">
+  <w:num w:numId="1003">
     <w:abstractNumId w:val="99431"/>
     <w:lvlOverride w:ilvl="0">
       <w:startOverride w:val="1"/>
@@ -11191,7 +12018,7 @@
       <w:startOverride w:val="1"/>
     </w:lvlOverride>
   </w:num>
-  <w:num w:numId="1003">
+  <w:num w:numId="1004">
     <w:abstractNumId w:val="99434"/>
     <w:lvlOverride w:ilvl="0">
       <w:startOverride w:val="4"/>
@@ -11221,7 +12048,7 @@
       <w:startOverride w:val="4"/>
     </w:lvlOverride>
   </w:num>
-  <w:num w:numId="1004">
+  <w:num w:numId="1005">
     <w:abstractNumId w:val="99431"/>
     <w:lvlOverride w:ilvl="0">
       <w:startOverride w:val="1"/>
@@ -11251,7 +12078,7 @@
       <w:startOverride w:val="1"/>
     </w:lvlOverride>
   </w:num>
-  <w:num w:numId="1005">
+  <w:num w:numId="1006">
     <w:abstractNumId w:val="99711"/>
     <w:lvlOverride w:ilvl="0">
       <w:startOverride w:val="1"/>
